--- a/docs/คู่มือติดตั้งและอัปเดตโปรแกรม-OCR.docx
+++ b/docs/คู่มือติดตั้งและอัปเดตโปรแกรม-OCR.docx
@@ -112,7 +112,7 @@
         <w:spacing w:after="70"/>
       </w:pPr>
       <w:r>
-        <w:t xml:space="preserve">3. อัปเดตโปรแกรมกล้อง CM4 (เครื่องที่มีโปรแกรมเดิมอยู่แล้ว)</w:t>
+        <w:t xml:space="preserve">3. หา IP ของกล้องเมื่อไม่รู้ว่าเครื่องได้เลขอะไร</w:t>
       </w:r>
     </w:p>
     <w:p>
@@ -125,7 +125,7 @@
         <w:spacing w:after="70"/>
       </w:pPr>
       <w:r>
-        <w:t xml:space="preserve">4. ติดตั้งกล้องเครื่องใหม่</w:t>
+        <w:t xml:space="preserve">4. อัปเดตโปรแกรมกล้อง CM4 (เครื่องที่มีโปรแกรมเดิมอยู่แล้ว)</w:t>
       </w:r>
     </w:p>
     <w:p>
@@ -138,7 +138,7 @@
         <w:spacing w:after="70"/>
       </w:pPr>
       <w:r>
-        <w:t xml:space="preserve">5. ติดตั้ง OCR Center บน Linux</w:t>
+        <w:t xml:space="preserve">5. ติดตั้งกล้องเครื่องใหม่</w:t>
       </w:r>
     </w:p>
     <w:p>
@@ -151,7 +151,7 @@
         <w:spacing w:after="70"/>
       </w:pPr>
       <w:r>
-        <w:t xml:space="preserve">6. ติดตั้ง OCR Center บน Windows</w:t>
+        <w:t xml:space="preserve">6. ติดตั้ง OCR Center บน Linux</w:t>
       </w:r>
     </w:p>
     <w:p>
@@ -164,7 +164,7 @@
         <w:spacing w:after="70"/>
       </w:pPr>
       <w:r>
-        <w:t xml:space="preserve">7. ตั้งค่า OCR Center และเปิดใช้งานหน้าเว็บ</w:t>
+        <w:t xml:space="preserve">7. ติดตั้ง OCR Center บน Windows</w:t>
       </w:r>
     </w:p>
     <w:p>
@@ -177,7 +177,7 @@
         <w:spacing w:after="70"/>
       </w:pPr>
       <w:r>
-        <w:t xml:space="preserve">8. เชื่อมกล้องเข้ากับ OCR Center</w:t>
+        <w:t xml:space="preserve">8. ตั้งค่า OCR Center และเปิดใช้งานหน้าเว็บ</w:t>
       </w:r>
     </w:p>
     <w:p>
@@ -190,7 +190,7 @@
         <w:spacing w:after="70"/>
       </w:pPr>
       <w:r>
-        <w:t xml:space="preserve">9. ตรวจงานหลังติดตั้ง</w:t>
+        <w:t xml:space="preserve">9. เชื่อมกล้องเข้ากับ OCR Center</w:t>
       </w:r>
     </w:p>
     <w:p>
@@ -203,7 +203,20 @@
         <w:spacing w:after="70"/>
       </w:pPr>
       <w:r>
-        <w:t xml:space="preserve">10. ปัญหาที่เจอบ่อยและวิธีแก้</w:t>
+        <w:t xml:space="preserve">10. ตรวจงานหลังติดตั้ง</w:t>
+      </w:r>
+    </w:p>
+    <w:p>
+      <w:pPr>
+        <w:pStyle w:val="ListParagraph"/>
+        <w:numPr>
+          <w:ilvl w:val="0"/>
+          <w:numId w:val="1"/>
+        </w:numPr>
+        <w:spacing w:after="70"/>
+      </w:pPr>
+      <w:r>
+        <w:t xml:space="preserve">11. ปัญหาที่เจอบ่อยและวิธีแก้</w:t>
       </w:r>
     </w:p>
     <w:p>
@@ -706,7 +719,7 @@
                 <w:sz w:val="20"/>
                 <w:szCs w:val="20"/>
               </w:rPr>
-              <w:t xml:space="preserve">10.201.0.54 (พอร์ตต่างกันตามวง ดูข้อ 3.2)</w:t>
+              <w:t xml:space="preserve">10.201.0.54 (พอร์ตต่างกันตามวง ดูข้อ 4.2)</w:t>
             </w:r>
           </w:p>
         </w:tc>
@@ -757,7 +770,7 @@
         <w:spacing w:after="70"/>
       </w:pPr>
       <w:r>
-        <w:t xml:space="preserve">เครื่องมีพื้นที่ว่างอย่างน้อย 2 GB สั่ง df -h / เพื่อดู ถ้าเหลือน้อยให้ข้ามไปอ่านข้อ 10 หัวข้อดิสก์เต็มก่อน</w:t>
+        <w:t xml:space="preserve">เครื่องมีพื้นที่ว่างอย่างน้อย 2 GB สั่ง df -h / เพื่อดู ถ้าเหลือน้อยให้ข้ามไปอ่านข้อ 11 หัวข้อดิสก์เต็มก่อน</w:t>
       </w:r>
     </w:p>
     <w:p>
@@ -814,7 +827,7 @@
         <w:spacing w:after="170" w:before="380"/>
       </w:pPr>
       <w:r>
-        <w:t xml:space="preserve">3. อัปเดตโปรแกรมกล้อง CM4</w:t>
+        <w:t xml:space="preserve">3. หา IP ของกล้องเมื่อไม่รู้ว่าเครื่องได้เลขอะไร</w:t>
       </w:r>
     </w:p>
     <w:p>
@@ -822,7 +835,87 @@
         <w:spacing w:after="130"/>
       </w:pPr>
       <w:r>
-        <w:t xml:space="preserve">หัวข้อนี้ใช้กับเครื่องที่มีโปรแกรมรุ่นเก่าติดตั้งอยู่แล้ว สคริปต์ update.sh จะจัดการให้ครบตั้งแต่ตั้งเวลา ตั้งพร็อกซี ดาวน์โหลดโค้ดใหม่ ล้างการตั้งค่าเปิดโปรแกรมอัตโนมัติของตัวเก่า ติดตั้ง แล้วสั่งให้โปรแกรมใหม่เปิดเองตอนบูต โดยไม่ถามอะไรระหว่างทาง</w:t>
+        <w:t xml:space="preserve">กล้องรับเลขไอพีจาก DHCP ของโรงงาน เครื่องที่เพิ่งเอาเข้าไปติดตั้งใหม่ หรือเครื่องที่เพิ่งย้ายจุด จะได้เลขใหม่ที่เราไม่รู้ล่วงหน้า หัวข้อนี้รวมวิธีตามหาไว้ 6 แบบ เรียงจากวิธีที่เร็วที่สุดลงไป เลือกใช้ตามสถานการณ์</w:t>
+      </w:r>
+    </w:p>
+    <w:p>
+      <w:pPr>
+        <w:pStyle w:val="Heading2"/>
+        <w:spacing w:after="130" w:before="300"/>
+      </w:pPr>
+      <w:r>
+        <w:t xml:space="preserve">3.1 ดูจากหน้า OCR Center</w:t>
+      </w:r>
+    </w:p>
+    <w:p>
+      <w:pPr>
+        <w:spacing w:after="130"/>
+      </w:pPr>
+      <w:r>
+        <w:t xml:space="preserve">ถ้ากล้องตัวนั้นเคยตั้งค่าให้ส่งข้อมูลเข้า Center แล้ว ไม่ต้องตามหาที่ไหนเลย เปิดหน้า Center แล้วดูใต้ชื่อกล้องบนการ์ด จะมีเลขไอพีล่าสุดที่กล้องรายงานเข้ามาแสดงอยู่ กดไอคอนลูกศรเฉียงมุมขวาบนของการ์ดก็เข้าหน้าเว็บกล้องได้ทันที ตัวอย่างอยู่ในภาพที่ 9</w:t>
+      </w:r>
+    </w:p>
+    <w:p>
+      <w:pPr>
+        <w:spacing w:after="130"/>
+      </w:pPr>
+      <w:r>
+        <w:t xml:space="preserve">วิธีนี้ใช้ไม่ได้กับเครื่องที่เพิ่งลงโปรแกรมใหม่และยังไม่ได้ตั้งค่า Central Server API ให้ใช้วิธีถัดไป</w:t>
+      </w:r>
+    </w:p>
+    <w:p>
+      <w:pPr>
+        <w:pStyle w:val="Heading2"/>
+        <w:spacing w:after="130" w:before="300"/>
+      </w:pPr>
+      <w:r>
+        <w:t xml:space="preserve">3.2 เรียกด้วยชื่อเครื่องแทนเลขไอพี</w:t>
+      </w:r>
+    </w:p>
+    <w:p>
+      <w:pPr>
+        <w:spacing w:after="130"/>
+      </w:pPr>
+      <w:r>
+        <w:t xml:space="preserve">บอร์ด CM4 ที่ใช้อยู่ตั้งชื่อเครื่องไว้ว่า luxonis และเปิดบริการประกาศชื่อในวงไว้แล้ว จึงเรียกด้วยชื่อได้เลยโดยไม่ต้องรู้เลข</w:t>
+      </w:r>
+    </w:p>
+    <w:p>
+      <w:pPr>
+        <w:shd w:fill="F2F2F2"/>
+        <w:spacing w:after="40" w:before="40"/>
+        <w:ind w:left="220"/>
+      </w:pPr>
+      <w:r>
+        <w:rPr>
+          <w:rFonts w:ascii="Consolas" w:cs="Consolas" w:eastAsia="Consolas" w:hAnsi="Consolas"/>
+          <w:sz w:val="19"/>
+          <w:szCs w:val="19"/>
+        </w:rPr>
+        <w:t xml:space="preserve">ping -c 2 luxonis.local</w:t>
+      </w:r>
+    </w:p>
+    <w:p>
+      <w:pPr>
+        <w:shd w:fill="F2F2F2"/>
+        <w:spacing w:after="40" w:before="40"/>
+        <w:ind w:left="220"/>
+      </w:pPr>
+      <w:r>
+        <w:rPr>
+          <w:rFonts w:ascii="Consolas" w:cs="Consolas" w:eastAsia="Consolas" w:hAnsi="Consolas"/>
+          <w:sz w:val="19"/>
+          <w:szCs w:val="19"/>
+        </w:rPr>
+        <w:t xml:space="preserve">ssh pi@luxonis.local</w:t>
+      </w:r>
+    </w:p>
+    <w:p>
+      <w:pPr>
+        <w:spacing w:after="130"/>
+      </w:pPr>
+      <w:r>
+        <w:t xml:space="preserve">เปิดหน้าเว็บด้วยชื่อก็ได้เหมือนกัน พิมพ์ http://luxonis.local:64010 ในเบราว์เซอร์ ถ้าเรียกด้วยชื่อแล้วไม่เจอ แปลว่าเครื่องนั้นไม่ได้เปิดบริการประกาศชื่อไว้ ให้ข้ามไปใช้วิธีถัดไป</w:t>
       </w:r>
     </w:p>
     <w:p>
@@ -839,16 +932,7 @@
         <w:t xml:space="preserve">ข้อควรระวัง  </w:t>
       </w:r>
       <w:r>
-        <w:t xml:space="preserve">สคริปต์ไม่ลบโฟลเดอร์โปรแกรมเดิม ถ้าต้องการลบให้ทำเองหลังจากตรวจแล้วว่าตัวใหม่ทำงานได้ครบ</w:t>
-      </w:r>
-    </w:p>
-    <w:p>
-      <w:pPr>
-        <w:pStyle w:val="Heading2"/>
-        <w:spacing w:after="130" w:before="300"/>
-      </w:pPr>
-      <w:r>
-        <w:t xml:space="preserve">3.1 ตั้งเวลาเครื่อง</w:t>
+        <w:t xml:space="preserve">กล้องทุกตัวมาจากผู้ผลิตพร้อมชื่อเครื่อง luxonis เหมือนกันหมด ถ้าในวงมีกล้องมากกว่าหนึ่งตัว ชื่อนี้จะชี้ไปเครื่องใดเครื่องหนึ่งแบบเดาไม่ได้ ใช้วิธีนี้เฉพาะตอนที่มั่นใจว่ามีกล้องตัวเดียวในวง เช่น เพิ่งเสียบสายเครื่องแรก</w:t>
       </w:r>
     </w:p>
     <w:p>
@@ -856,7 +940,7 @@
         <w:spacing w:after="130"/>
       </w:pPr>
       <w:r>
-        <w:t xml:space="preserve">เปิด SSH เข้าเครื่องแล้วพิมพ์สองบรรทัดนี้ทีละบรรทัด เปลี่ยนวันเวลาในเครื่องหมายคำพูดให้ตรงกับเวลาจริงตอนที่ทำ</w:t>
+        <w:t xml:space="preserve">พอเข้าเครื่องได้แล้ว ควรเปลี่ยนชื่อให้ไม่ซ้ำกันตั้งแต่ต้น จะได้ใช้ชื่อเรียกได้ตลอด</w:t>
       </w:r>
     </w:p>
     <w:p>
@@ -871,7 +955,7 @@
           <w:sz w:val="19"/>
           <w:szCs w:val="19"/>
         </w:rPr>
-        <w:t xml:space="preserve">date</w:t>
+        <w:t xml:space="preserve">sudo hostnamectl set-hostname ocr-line1</w:t>
       </w:r>
     </w:p>
     <w:p>
@@ -886,7 +970,7 @@
           <w:sz w:val="19"/>
           <w:szCs w:val="19"/>
         </w:rPr>
-        <w:t xml:space="preserve">sudo date -s "2026-08-13 09:35:00"</w:t>
+        <w:t xml:space="preserve">sudo reboot</w:t>
       </w:r>
     </w:p>
     <w:p>
@@ -895,7 +979,7 @@
         <w:spacing w:after="130" w:before="300"/>
       </w:pPr>
       <w:r>
-        <w:t xml:space="preserve">3.2 หาพอร์ตพร็อกซีของวงนั้น</w:t>
+        <w:t xml:space="preserve">3.3 สแกนหาเครื่องที่เปิดพอร์ต 64010</w:t>
       </w:r>
     </w:p>
     <w:p>
@@ -903,7 +987,24 @@
         <w:spacing w:after="130"/>
       </w:pPr>
       <w:r>
-        <w:t xml:space="preserve">พร็อกซีเป็นเครื่องเดียวกันทั้งโรงงานคือ 10.201.0.54 แต่พอร์ตที่เปิดให้ใช้ไม่เหมือนกันทุกวง เท่าที่เจอมาวง 10.36.181.x ใช้พอร์ต 8080 ส่วนวง 10.41.182.x ใช้พอร์ต 3128 ถ้าไม่แน่ใจให้สแกนดูก่อน</w:t>
+        <w:t xml:space="preserve">วิธีนี้แม่นที่สุด เพราะพอร์ต 64010 มีเฉพาะเครื่องที่ลงโปรแกรม OCR ไว้ ไม่ปนกับอุปกรณ์อื่นในวง ทำได้ทั้งจากคอมพิวเตอร์ Windows และจากกล้องอีกตัวที่เข้าถึงได้อยู่แล้ว</w:t>
+      </w:r>
+    </w:p>
+    <w:p>
+      <w:pPr>
+        <w:pStyle w:val="Heading3"/>
+        <w:spacing w:after="110" w:before="220"/>
+      </w:pPr>
+      <w:r>
+        <w:t xml:space="preserve">ทำจากเครื่อง Windows</w:t>
+      </w:r>
+    </w:p>
+    <w:p>
+      <w:pPr>
+        <w:spacing w:after="130"/>
+      </w:pPr>
+      <w:r>
+        <w:t xml:space="preserve">เปิด PowerShell แล้วดูก่อนว่าเครื่องเราอยู่วงไหน จากนั้นแก้เลขวงในบรรทัดที่สองให้ตรงกัน</w:t>
       </w:r>
     </w:p>
     <w:p>
@@ -918,15 +1019,7 @@
           <w:sz w:val="19"/>
           <w:szCs w:val="19"/>
         </w:rPr>
-        <w:t xml:space="preserve">for p in 3128 8080 8081 8000 80 8888; do timeout 4 bash -c "echo &gt; /dev/tcp/10.201.0.54/$p" 2&gt;/dev/null &amp;&amp; echo "port $p OPEN" || echo "port $p closed"; done</w:t>
-      </w:r>
-    </w:p>
-    <w:p>
-      <w:pPr>
-        <w:spacing w:after="130"/>
-      </w:pPr>
-      <w:r>
-        <w:t xml:space="preserve">พอเจอพอร์ตที่ขึ้น OPEN ให้ทดสอบว่าใช้ออกอินเทอร์เน็ตได้จริง เปลี่ยนเลข 8080 เป็นพอร์ตที่เจอ</w:t>
+        <w:t xml:space="preserve">ipconfig | findstr IPv4</w:t>
       </w:r>
     </w:p>
     <w:p>
@@ -941,15 +1034,22 @@
           <w:sz w:val="19"/>
           <w:szCs w:val="19"/>
         </w:rPr>
-        <w:t xml:space="preserve">curl -x http://10.201.0.54:8080 -sm 10 -o /dev/null -w "%{http_code}\n" https://raw.githubusercontent.com/</w:t>
-      </w:r>
-    </w:p>
-    <w:p>
-      <w:pPr>
-        <w:spacing w:after="130"/>
-      </w:pPr>
-      <w:r>
-        <w:t xml:space="preserve">ได้เลข 200 หรือ 301 ถือว่าใช้ได้ ถ้าได้ 000 แปลว่าพอร์ตนั้นไม่ผ่าน ให้ลองพอร์ตอื่นที่ OPEN</w:t>
+        <w:t xml:space="preserve">$net = "10.36.181"</w:t>
+      </w:r>
+    </w:p>
+    <w:p>
+      <w:pPr>
+        <w:shd w:fill="F2F2F2"/>
+        <w:spacing w:after="40" w:before="40"/>
+        <w:ind w:left="220"/>
+      </w:pPr>
+      <w:r>
+        <w:rPr>
+          <w:rFonts w:ascii="Consolas" w:cs="Consolas" w:eastAsia="Consolas" w:hAnsi="Consolas"/>
+          <w:sz w:val="19"/>
+          <w:szCs w:val="19"/>
+        </w:rPr>
+        <w:t xml:space="preserve">1..254 | ForEach-Object { $ip = "$net.$_"; $c = New-Object Net.Sockets.TcpClient; if ($c.ConnectAsync($ip, 64010).Wait(300)) { "พบกล้องที่ $ip" }; $c.Close() }</w:t>
       </w:r>
     </w:p>
     <w:p>
@@ -960,7 +1060,7 @@
       <w:r>
         <w:drawing>
           <wp:inline distT="0" distB="0" distL="0" distR="0">
-            <wp:extent cx="5715000" cy="3476625"/>
+            <wp:extent cx="5715000" cy="2905125"/>
             <wp:effectExtent t="0" r="0" b="0" l="0"/>
             <wp:docPr id="1" name="" descr="" title=""/>
             <wp:cNvGraphicFramePr>
@@ -985,7 +1085,7 @@
                   <pic:spPr bwMode="auto">
                     <a:xfrm>
                       <a:off x="0" y="0"/>
-                      <a:ext cx="5715000" cy="3476625"/>
+                      <a:ext cx="5715000" cy="2905125"/>
                     </a:xfrm>
                     <a:prstGeom prst="rect">
                       <a:avLst/>
@@ -1011,15 +1111,16 @@
           <w:sz w:val="18"/>
           <w:szCs w:val="18"/>
         </w:rPr>
-        <w:t xml:space="preserve">ภาพที่ 1  ตั้งเวลาเครื่อง สแกนพอร์ตพร็อกซี แล้วทดสอบว่าออกอินเทอร์เน็ตได้</w:t>
-      </w:r>
-    </w:p>
-    <w:p>
-      <w:pPr>
-        <w:spacing w:after="130"/>
-      </w:pPr>
-      <w:r>
-        <w:t xml:space="preserve">เครื่องที่อยู่ในวงที่ออกอินเทอร์เน็ตได้ตรง จะได้ 200 ตั้งแต่คำสั่งข้างล่างนี้ กรณีนั้นข้ามเรื่องพร็อกซีไปได้เลย</w:t>
+        <w:t xml:space="preserve">ภาพที่ 1  ค้นหากล้องจากเครื่อง Windows ด้วย PowerShell</w:t>
+      </w:r>
+    </w:p>
+    <w:p>
+      <w:pPr>
+        <w:pStyle w:val="Heading3"/>
+        <w:spacing w:after="110" w:before="220"/>
+      </w:pPr>
+      <w:r>
+        <w:t xml:space="preserve">ทำจากกล้องอีกตัวหรือเครื่อง Linux ในวงเดียวกัน</w:t>
       </w:r>
     </w:p>
     <w:p>
@@ -1034,24 +1135,7 @@
           <w:sz w:val="19"/>
           <w:szCs w:val="19"/>
         </w:rPr>
-        <w:t xml:space="preserve">curl -sm 8 -o /dev/null -w "%{http_code}\n" https://raw.githubusercontent.com/</w:t>
-      </w:r>
-    </w:p>
-    <w:p>
-      <w:pPr>
-        <w:pStyle w:val="Heading2"/>
-        <w:spacing w:after="130" w:before="300"/>
-      </w:pPr>
-      <w:r>
-        <w:t xml:space="preserve">3.3 ดาวน์โหลดและรันสคริปต์</w:t>
-      </w:r>
-    </w:p>
-    <w:p>
-      <w:pPr>
-        <w:spacing w:after="130"/>
-      </w:pPr>
-      <w:r>
-        <w:t xml:space="preserve">สองบรรทัดนี้คือขั้นตอนหลักของการอัปเดต บรรทัดแรกโหลดสคริปต์ บรรทัดที่สองสั่งรัน โดยต้องใส่เวลาจริงและพอร์ตพร็อกซีต่อท้าย</w:t>
+        <w:t xml:space="preserve">ip -4 addr show | grep inet</w:t>
       </w:r>
     </w:p>
     <w:p>
@@ -1066,7 +1150,15 @@
           <w:sz w:val="19"/>
           <w:szCs w:val="19"/>
         </w:rPr>
-        <w:t xml:space="preserve">curl -x http://10.201.0.54:8080 -sL -o ~/update.sh https://raw.githubusercontent.com/Commerry/OCR-V8.1/main/update.sh</w:t>
+        <w:t xml:space="preserve">for i in $(seq 1 254); do (timeout 1 bash -c "echo &gt; /dev/tcp/10.36.181.$i/64010" 2&gt;/dev/null &amp;&amp; echo "พบกล้องที่ 10.36.181.$i") &amp; done; wait</w:t>
+      </w:r>
+    </w:p>
+    <w:p>
+      <w:pPr>
+        <w:spacing w:after="130"/>
+      </w:pPr>
+      <w:r>
+        <w:t xml:space="preserve">เครื่องที่ลง nmap ไว้แล้วใช้บรรทัดเดียวจบก็ได้</w:t>
       </w:r>
     </w:p>
     <w:p>
@@ -1081,45 +1173,7 @@
           <w:sz w:val="19"/>
           <w:szCs w:val="19"/>
         </w:rPr>
-        <w:t xml:space="preserve">bash ~/update.sh "2026-08-13 09:36:00" 10.201.0.54:8080</w:t>
-      </w:r>
-    </w:p>
-    <w:p>
-      <w:pPr>
-        <w:spacing w:after="130"/>
-      </w:pPr>
-      <w:r>
-        <w:t xml:space="preserve">วงที่ออกอินเทอร์เน็ตตรงได้ ให้ตัดส่วนพร็อกซีออกทั้งสองบรรทัด</w:t>
-      </w:r>
-    </w:p>
-    <w:p>
-      <w:pPr>
-        <w:shd w:fill="F2F2F2"/>
-        <w:spacing w:after="40" w:before="40"/>
-        <w:ind w:left="220"/>
-      </w:pPr>
-      <w:r>
-        <w:rPr>
-          <w:rFonts w:ascii="Consolas" w:cs="Consolas" w:eastAsia="Consolas" w:hAnsi="Consolas"/>
-          <w:sz w:val="19"/>
-          <w:szCs w:val="19"/>
-        </w:rPr>
-        <w:t xml:space="preserve">curl -sL -o ~/update.sh https://raw.githubusercontent.com/Commerry/OCR-V8.1/main/update.sh</w:t>
-      </w:r>
-    </w:p>
-    <w:p>
-      <w:pPr>
-        <w:shd w:fill="F2F2F2"/>
-        <w:spacing w:after="40" w:before="40"/>
-        <w:ind w:left="220"/>
-      </w:pPr>
-      <w:r>
-        <w:rPr>
-          <w:rFonts w:ascii="Consolas" w:cs="Consolas" w:eastAsia="Consolas" w:hAnsi="Consolas"/>
-          <w:sz w:val="19"/>
-          <w:szCs w:val="19"/>
-        </w:rPr>
-        <w:t xml:space="preserve">bash ~/update.sh "2026-08-13 09:36:00"</w:t>
+        <w:t xml:space="preserve">nmap -p 64010 --open 10.36.181.0/24</w:t>
       </w:r>
     </w:p>
     <w:p>
@@ -1130,7 +1184,7 @@
       <w:r>
         <w:drawing>
           <wp:inline distT="0" distB="0" distL="0" distR="0">
-            <wp:extent cx="5715000" cy="3476625"/>
+            <wp:extent cx="5715000" cy="3124200"/>
             <wp:effectExtent t="0" r="0" b="0" l="0"/>
             <wp:docPr id="1" name="" descr="" title=""/>
             <wp:cNvGraphicFramePr>
@@ -1155,7 +1209,7 @@
                   <pic:spPr bwMode="auto">
                     <a:xfrm>
                       <a:off x="0" y="0"/>
-                      <a:ext cx="5715000" cy="3476625"/>
+                      <a:ext cx="5715000" cy="3124200"/>
                     </a:xfrm>
                     <a:prstGeom prst="rect">
                       <a:avLst/>
@@ -1181,9 +1235,357 @@
           <w:sz w:val="18"/>
           <w:szCs w:val="18"/>
         </w:rPr>
-        <w:t xml:space="preserve">ภาพที่ 2  สคริปต์ทำงานเป็นขั้น ตั้งแต่ 0/7 ถึง 7/7</w:t>
-      </w:r>
-    </w:p>
+        <w:t xml:space="preserve">ภาพที่ 2  ค้นหากล้องจากเครื่อง Linux ทั้งแบบสแกนพอร์ต เรียกด้วยชื่อ และดูตาราง ARP</w:t>
+      </w:r>
+    </w:p>
+    <w:p>
+      <w:pPr>
+        <w:spacing w:after="130"/>
+      </w:pPr>
+      <w:r>
+        <w:t xml:space="preserve">ได้เลขมาแล้วให้ยืนยันอีกครั้งว่าเป็นกล้อง OCR จริง ถ้าตอบกลับมาเป็น 200 คือใช่</w:t>
+      </w:r>
+    </w:p>
+    <w:p>
+      <w:pPr>
+        <w:shd w:fill="F2F2F2"/>
+        <w:spacing w:after="40" w:before="40"/>
+        <w:ind w:left="220"/>
+      </w:pPr>
+      <w:r>
+        <w:rPr>
+          <w:rFonts w:ascii="Consolas" w:cs="Consolas" w:eastAsia="Consolas" w:hAnsi="Consolas"/>
+          <w:sz w:val="19"/>
+          <w:szCs w:val="19"/>
+        </w:rPr>
+        <w:t xml:space="preserve">curl -sm 5 -o /dev/null -w "%{http_code}\n" http://10.36.181.35:64010/login</w:t>
+      </w:r>
+    </w:p>
+    <w:p>
+      <w:pPr>
+        <w:pStyle w:val="Heading2"/>
+        <w:spacing w:after="130" w:before="300"/>
+      </w:pPr>
+      <w:r>
+        <w:t xml:space="preserve">3.4 ดูจากตาราง ARP เมื่อโปรแกรมยังไม่ทำงาน</w:t>
+      </w:r>
+    </w:p>
+    <w:p>
+      <w:pPr>
+        <w:spacing w:after="130"/>
+      </w:pPr>
+      <w:r>
+        <w:t xml:space="preserve">เครื่องที่ยังไม่ได้ลงโปรแกรม หรือโปรแกรมหยุดอยู่ พอร์ต 64010 จะไม่เปิด สแกนแบบข้อ 3.3 จึงไม่เจอ ให้ปลุกทุกเครื่องในวงแล้วดูตาราง ARP แทน โดยดูจากรหัสผู้ผลิตหกหลักแรกของหมายเลข MAC ซึ่งบอร์ด Raspberry Pi ใช้อยู่ไม่กี่ชุด</w:t>
+      </w:r>
+    </w:p>
+    <w:p>
+      <w:pPr>
+        <w:spacing w:after="130"/>
+      </w:pPr>
+      <w:r>
+        <w:t xml:space="preserve">บน Linux</w:t>
+      </w:r>
+    </w:p>
+    <w:p>
+      <w:pPr>
+        <w:shd w:fill="F2F2F2"/>
+        <w:spacing w:after="40" w:before="40"/>
+        <w:ind w:left="220"/>
+      </w:pPr>
+      <w:r>
+        <w:rPr>
+          <w:rFonts w:ascii="Consolas" w:cs="Consolas" w:eastAsia="Consolas" w:hAnsi="Consolas"/>
+          <w:sz w:val="19"/>
+          <w:szCs w:val="19"/>
+        </w:rPr>
+        <w:t xml:space="preserve">ping -b -c 3 10.36.181.255 &gt;/dev/null 2&gt;&amp;1</w:t>
+      </w:r>
+    </w:p>
+    <w:p>
+      <w:pPr>
+        <w:shd w:fill="F2F2F2"/>
+        <w:spacing w:after="40" w:before="40"/>
+        <w:ind w:left="220"/>
+      </w:pPr>
+      <w:r>
+        <w:rPr>
+          <w:rFonts w:ascii="Consolas" w:cs="Consolas" w:eastAsia="Consolas" w:hAnsi="Consolas"/>
+          <w:sz w:val="19"/>
+          <w:szCs w:val="19"/>
+        </w:rPr>
+        <w:t xml:space="preserve">arp -a | grep -iE "b8:27:eb|dc:a6:32|e4:5f:01|28:cd:c1|d8:3a:dd|2c:cf:67"</w:t>
+      </w:r>
+    </w:p>
+    <w:p>
+      <w:pPr>
+        <w:spacing w:after="130"/>
+      </w:pPr>
+      <w:r>
+        <w:t xml:space="preserve">บน Windows</w:t>
+      </w:r>
+    </w:p>
+    <w:p>
+      <w:pPr>
+        <w:shd w:fill="F2F2F2"/>
+        <w:spacing w:after="40" w:before="40"/>
+        <w:ind w:left="220"/>
+      </w:pPr>
+      <w:r>
+        <w:rPr>
+          <w:rFonts w:ascii="Consolas" w:cs="Consolas" w:eastAsia="Consolas" w:hAnsi="Consolas"/>
+          <w:sz w:val="19"/>
+          <w:szCs w:val="19"/>
+        </w:rPr>
+        <w:t xml:space="preserve">arp -a | findstr /i "b8-27-eb dc-a6-32 e4-5f-01 28-cd-c1 d8-3a-dd 2c-cf-67"</w:t>
+      </w:r>
+    </w:p>
+    <w:p>
+      <w:pPr>
+        <w:spacing w:after="130"/>
+      </w:pPr>
+      <w:r>
+        <w:t xml:space="preserve">รหัสหกหลักแรกที่เห็นบ่อยของบอร์ดตระกูลนี้</w:t>
+      </w:r>
+    </w:p>
+    <w:tbl>
+      <w:tblPr>
+        <w:tblW w:type="pct" w:w="100%"/>
+        <w:tblBorders>
+          <w:top w:val="single" w:color="auto" w:sz="4"/>
+          <w:left w:val="single" w:color="auto" w:sz="4"/>
+          <w:bottom w:val="single" w:color="auto" w:sz="4"/>
+          <w:right w:val="single" w:color="auto" w:sz="4"/>
+          <w:insideH w:val="single" w:color="auto" w:sz="4"/>
+          <w:insideV w:val="single" w:color="auto" w:sz="4"/>
+        </w:tblBorders>
+      </w:tblPr>
+      <w:tblGrid>
+        <w:gridCol w:w="100"/>
+        <w:gridCol w:w="100"/>
+      </w:tblGrid>
+      <w:tr>
+        <w:tc>
+          <w:tcPr>
+            <w:shd w:fill="E6E6E6"/>
+            <w:tcMar>
+              <w:top w:type="dxa" w:w="90"/>
+              <w:left w:type="dxa" w:w="130"/>
+              <w:bottom w:type="dxa" w:w="90"/>
+              <w:right w:type="dxa" w:w="130"/>
+            </w:tcMar>
+          </w:tcPr>
+          <w:p>
+            <w:r>
+              <w:rPr>
+                <w:b/>
+                <w:bCs/>
+                <w:sz w:val="20"/>
+                <w:szCs w:val="20"/>
+              </w:rPr>
+              <w:t xml:space="preserve">รหัส MAC หกหลักแรก</w:t>
+            </w:r>
+          </w:p>
+        </w:tc>
+        <w:tc>
+          <w:tcPr>
+            <w:shd w:fill="E6E6E6"/>
+            <w:tcMar>
+              <w:top w:type="dxa" w:w="90"/>
+              <w:left w:type="dxa" w:w="130"/>
+              <w:bottom w:type="dxa" w:w="90"/>
+              <w:right w:type="dxa" w:w="130"/>
+            </w:tcMar>
+          </w:tcPr>
+          <w:p>
+            <w:r>
+              <w:rPr>
+                <w:b/>
+                <w:bCs/>
+                <w:sz w:val="20"/>
+                <w:szCs w:val="20"/>
+              </w:rPr>
+              <w:t xml:space="preserve">รุ่นที่พบ</w:t>
+            </w:r>
+          </w:p>
+        </w:tc>
+      </w:tr>
+      <w:tr>
+        <w:tc>
+          <w:tcPr>
+            <w:tcMar>
+              <w:top w:type="dxa" w:w="90"/>
+              <w:left w:type="dxa" w:w="130"/>
+              <w:bottom w:type="dxa" w:w="90"/>
+              <w:right w:type="dxa" w:w="130"/>
+            </w:tcMar>
+          </w:tcPr>
+          <w:p>
+            <w:r>
+              <w:rPr>
+                <w:b w:val="false"/>
+                <w:bCs w:val="false"/>
+                <w:sz w:val="20"/>
+                <w:szCs w:val="20"/>
+              </w:rPr>
+              <w:t xml:space="preserve">DC:A6:32</w:t>
+            </w:r>
+          </w:p>
+        </w:tc>
+        <w:tc>
+          <w:tcPr>
+            <w:tcMar>
+              <w:top w:type="dxa" w:w="90"/>
+              <w:left w:type="dxa" w:w="130"/>
+              <w:bottom w:type="dxa" w:w="90"/>
+              <w:right w:type="dxa" w:w="130"/>
+            </w:tcMar>
+          </w:tcPr>
+          <w:p>
+            <w:r>
+              <w:rPr>
+                <w:b w:val="false"/>
+                <w:bCs w:val="false"/>
+                <w:sz w:val="20"/>
+                <w:szCs w:val="20"/>
+              </w:rPr>
+              <w:t xml:space="preserve">Raspberry Pi 4 และ CM4 (พบมากที่สุด)</w:t>
+            </w:r>
+          </w:p>
+        </w:tc>
+      </w:tr>
+      <w:tr>
+        <w:tc>
+          <w:tcPr>
+            <w:tcMar>
+              <w:top w:type="dxa" w:w="90"/>
+              <w:left w:type="dxa" w:w="130"/>
+              <w:bottom w:type="dxa" w:w="90"/>
+              <w:right w:type="dxa" w:w="130"/>
+            </w:tcMar>
+          </w:tcPr>
+          <w:p>
+            <w:r>
+              <w:rPr>
+                <w:b w:val="false"/>
+                <w:bCs w:val="false"/>
+                <w:sz w:val="20"/>
+                <w:szCs w:val="20"/>
+              </w:rPr>
+              <w:t xml:space="preserve">E4:5F:01</w:t>
+            </w:r>
+          </w:p>
+        </w:tc>
+        <w:tc>
+          <w:tcPr>
+            <w:tcMar>
+              <w:top w:type="dxa" w:w="90"/>
+              <w:left w:type="dxa" w:w="130"/>
+              <w:bottom w:type="dxa" w:w="90"/>
+              <w:right w:type="dxa" w:w="130"/>
+            </w:tcMar>
+          </w:tcPr>
+          <w:p>
+            <w:r>
+              <w:rPr>
+                <w:b w:val="false"/>
+                <w:bCs w:val="false"/>
+                <w:sz w:val="20"/>
+                <w:szCs w:val="20"/>
+              </w:rPr>
+              <w:t xml:space="preserve">Raspberry Pi 4 และ CM4 รุ่นผลิตช่วงหลัง</w:t>
+            </w:r>
+          </w:p>
+        </w:tc>
+      </w:tr>
+      <w:tr>
+        <w:tc>
+          <w:tcPr>
+            <w:tcMar>
+              <w:top w:type="dxa" w:w="90"/>
+              <w:left w:type="dxa" w:w="130"/>
+              <w:bottom w:type="dxa" w:w="90"/>
+              <w:right w:type="dxa" w:w="130"/>
+            </w:tcMar>
+          </w:tcPr>
+          <w:p>
+            <w:r>
+              <w:rPr>
+                <w:b w:val="false"/>
+                <w:bCs w:val="false"/>
+                <w:sz w:val="20"/>
+                <w:szCs w:val="20"/>
+              </w:rPr>
+              <w:t xml:space="preserve">B8:27:EB</w:t>
+            </w:r>
+          </w:p>
+        </w:tc>
+        <w:tc>
+          <w:tcPr>
+            <w:tcMar>
+              <w:top w:type="dxa" w:w="90"/>
+              <w:left w:type="dxa" w:w="130"/>
+              <w:bottom w:type="dxa" w:w="90"/>
+              <w:right w:type="dxa" w:w="130"/>
+            </w:tcMar>
+          </w:tcPr>
+          <w:p>
+            <w:r>
+              <w:rPr>
+                <w:b w:val="false"/>
+                <w:bCs w:val="false"/>
+                <w:sz w:val="20"/>
+                <w:szCs w:val="20"/>
+              </w:rPr>
+              <w:t xml:space="preserve">Raspberry Pi 3 และรุ่นเก่ากว่า</w:t>
+            </w:r>
+          </w:p>
+        </w:tc>
+      </w:tr>
+      <w:tr>
+        <w:tc>
+          <w:tcPr>
+            <w:tcMar>
+              <w:top w:type="dxa" w:w="90"/>
+              <w:left w:type="dxa" w:w="130"/>
+              <w:bottom w:type="dxa" w:w="90"/>
+              <w:right w:type="dxa" w:w="130"/>
+            </w:tcMar>
+          </w:tcPr>
+          <w:p>
+            <w:r>
+              <w:rPr>
+                <w:b w:val="false"/>
+                <w:bCs w:val="false"/>
+                <w:sz w:val="20"/>
+                <w:szCs w:val="20"/>
+              </w:rPr>
+              <w:t xml:space="preserve">28:CD:C1 / D8:3A:DD / 2C:CF:67</w:t>
+            </w:r>
+          </w:p>
+        </w:tc>
+        <w:tc>
+          <w:tcPr>
+            <w:tcMar>
+              <w:top w:type="dxa" w:w="90"/>
+              <w:left w:type="dxa" w:w="130"/>
+              <w:bottom w:type="dxa" w:w="90"/>
+              <w:right w:type="dxa" w:w="130"/>
+            </w:tcMar>
+          </w:tcPr>
+          <w:p>
+            <w:r>
+              <w:rPr>
+                <w:b w:val="false"/>
+                <w:bCs w:val="false"/>
+                <w:sz w:val="20"/>
+                <w:szCs w:val="20"/>
+              </w:rPr>
+              <w:t xml:space="preserve">Raspberry Pi 5 และรุ่นอื่นที่ผลิตใหม่</w:t>
+            </w:r>
+          </w:p>
+        </w:tc>
+      </w:tr>
+    </w:tbl>
     <w:p>
       <w:pPr>
         <w:shd w:fill="FFF6E5"/>
@@ -1198,15 +1600,7 @@
         <w:t xml:space="preserve">ข้อควรระวัง  </w:t>
       </w:r>
       <w:r>
-        <w:t xml:space="preserve">ถ้าลืมใส่เวลา สคริปต์จะไม่ทำงานและขึ้นตัวอย่างการใช้งานให้ดู เพราะเวลาที่ผิดเป็นสาเหตุอันดับหนึ่งที่ทำให้ติดตั้งไม่ผ่าน</w:t>
-      </w:r>
-    </w:p>
-    <w:p>
-      <w:pPr>
-        <w:spacing w:after="130"/>
-      </w:pPr>
-      <w:r>
-        <w:t xml:space="preserve">ช่วงที่กินเวลานานที่สุดคือขั้น 5/7 ตอนดาวน์โหลดไลบรารี ประมาณ 4 ถึง 10 นาทีแล้วแต่ความเร็วเครือข่าย หน้าจอจะดูเงียบไปพักหนึ่ง ปล่อยไว้ อย่ากด Ctrl+C</w:t>
+        <w:t xml:space="preserve">ตาราง ARP เก็บเฉพาะเครื่องที่เพิ่งคุยกันในวงเดียวกันเท่านั้น ถ้าคอมพิวเตอร์ที่ใช้ค้นหาอยู่คนละวงกับกล้อง จะไม่เห็นอะไรเลย ต้องหาเครื่องที่อยู่วงเดียวกับกล้องมาใช้สแกนแทน</w:t>
       </w:r>
     </w:p>
     <w:p>
@@ -1215,7 +1609,7 @@
         <w:spacing w:after="130" w:before="300"/>
       </w:pPr>
       <w:r>
-        <w:t xml:space="preserve">3.4 ดูผลตอนจบ</w:t>
+        <w:t xml:space="preserve">3.5 ขอรายการจากเครื่องแจกไอพี</w:t>
       </w:r>
     </w:p>
     <w:p>
@@ -1223,7 +1617,255 @@
         <w:spacing w:after="130"/>
       </w:pPr>
       <w:r>
-        <w:t xml:space="preserve">เมื่อทุกอย่างเรียบร้อย บรรทัดสุดท้ายจะขึ้นคำว่า UPDATE COMPLETE พร้อมที่อยู่หน้าเว็บของกล้องเครื่องนั้น</w:t>
+        <w:t xml:space="preserve">ถ้าสองวิธีข้างบนไม่ได้ผล ให้แจ้งฝ่ายไอทีขอดูตารางการแจกไอพีของ DHCP ในวงนั้น แล้วมองหาชื่อเครื่อง luxonis หรือ raspberrypi พร้อมเวลาที่เพิ่งขอเลขล่าสุด จะตรงกับเวลาที่เพิ่งเสียบสายกล้อง วิธีนี้ได้ผลแน่นอนแต่ต้องรอฝ่ายไอที</w:t>
+      </w:r>
+    </w:p>
+    <w:p>
+      <w:pPr>
+        <w:pStyle w:val="Heading2"/>
+        <w:spacing w:after="130" w:before="300"/>
+      </w:pPr>
+      <w:r>
+        <w:t xml:space="preserve">3.6 ต่อจอกับคีย์บอร์ดที่ตัวกล้อง</w:t>
+      </w:r>
+    </w:p>
+    <w:p>
+      <w:pPr>
+        <w:spacing w:after="130"/>
+      </w:pPr>
+      <w:r>
+        <w:t xml:space="preserve">วิธีที่ชัวร์ที่สุดเมื่อทุกทางตัน บอร์ด CM4 มีช่อง HDMI และ USB ให้ต่อจอกับคีย์บอร์ดได้โดยตรง เปิดหน้าต่างคำสั่งแล้วพิมพ์</w:t>
+      </w:r>
+    </w:p>
+    <w:p>
+      <w:pPr>
+        <w:shd w:fill="F2F2F2"/>
+        <w:spacing w:after="40" w:before="40"/>
+        <w:ind w:left="220"/>
+      </w:pPr>
+      <w:r>
+        <w:rPr>
+          <w:rFonts w:ascii="Consolas" w:cs="Consolas" w:eastAsia="Consolas" w:hAnsi="Consolas"/>
+          <w:sz w:val="19"/>
+          <w:szCs w:val="19"/>
+        </w:rPr>
+        <w:t xml:space="preserve">hostname -I</w:t>
+      </w:r>
+    </w:p>
+    <w:p>
+      <w:pPr>
+        <w:spacing w:after="130"/>
+      </w:pPr>
+      <w:r>
+        <w:t xml:space="preserve">เลขแรกที่ขึ้นคือไอพีของเครื่อง ถ้าไม่มีเลขขึ้นเลยแปลว่าเครื่องยังไม่ได้รับไอพี ให้ตรวจสายแลนกับไฟที่พอร์ตแลนก่อน</w:t>
+      </w:r>
+    </w:p>
+    <w:p>
+      <w:pPr>
+        <w:shd w:fill="EAF3EA"/>
+        <w:spacing w:after="140" w:before="90"/>
+      </w:pPr>
+      <w:r>
+        <w:rPr>
+          <w:b/>
+          <w:bCs/>
+          <w:color w:val="2F6B2F"/>
+        </w:rPr>
+        <w:t xml:space="preserve">เกร็ดจากหน้างาน  </w:t>
+      </w:r>
+      <w:r>
+        <w:t xml:space="preserve">อีกทางคือดึงสายแลนกล้องมาต่อเข้าโน้ตบุ๊กโดยตรง แล้วตั้งไอพีของโน้ตบุ๊กเป็นแบบกำหนดเอง เช่น 169.254.10.10 กล้องที่หาเซิร์ฟเวอร์แจกไอพีไม่เจอจะตั้งเลขในวง 169.254.x.x ให้ตัวเองอัตโนมัติ จากนั้นเรียกด้วยชื่อ luxonis.local ได้</w:t>
+      </w:r>
+    </w:p>
+    <w:p>
+      <w:pPr>
+        <w:pStyle w:val="Heading2"/>
+        <w:spacing w:after="130" w:before="300"/>
+      </w:pPr>
+      <w:r>
+        <w:t xml:space="preserve">3.7 เจอแล้วควรตั้งเป็นไอพีคงที่</w:t>
+      </w:r>
+    </w:p>
+    <w:p>
+      <w:pPr>
+        <w:spacing w:after="130"/>
+      </w:pPr>
+      <w:r>
+        <w:t xml:space="preserve">เพื่อไม่ต้องตามหาอีกทุกครั้งที่ไฟดับหรือย้ายจุด ให้ตั้งไอพีแบบกำหนดเองไว้ตั้งแต่แรก เข้าหน้าเว็บกล้องแล้วกดไอคอนรูปลูกโลกที่แถบซ้าย เลือก Network Mode เป็น Static IP กรอกเลขที่ขอมาจากฝ่ายไอที แล้วกด Save ค่าจะถูกเขียนลงระบบถาวร ไม่หายเมื่อรีบูต</w:t>
+      </w:r>
+    </w:p>
+    <w:p>
+      <w:pPr>
+        <w:shd w:fill="FFF6E5"/>
+        <w:spacing w:after="140" w:before="90"/>
+      </w:pPr>
+      <w:r>
+        <w:rPr>
+          <w:b/>
+          <w:bCs/>
+          <w:color w:val="B45309"/>
+        </w:rPr>
+        <w:t xml:space="preserve">ข้อควรระวัง  </w:t>
+      </w:r>
+      <w:r>
+        <w:t xml:space="preserve">หลังกดบันทึก การเชื่อมต่อเดิมจะหลุดทันที ต้องเปิดหน้าเว็บใหม่ด้วยเลขไอพีใหม่ ตรวจให้แน่ใจก่อนว่าเลขที่จะตั้งยังไม่มีใครใช้ และอยู่ในวงที่คอมพิวเตอร์ของเราเข้าถึงได้</w:t>
+      </w:r>
+    </w:p>
+    <w:p>
+      <w:pPr>
+        <w:spacing w:after="130"/>
+      </w:pPr>
+      <w:r>
+        <w:t xml:space="preserve">ฝั่ง OCR Center ไม่ต้องแก้อะไร เพราะกล้องรายงานไอพีของตัวเองเข้ามาทุกครั้งที่ส่งข้อมูล การ์ดบนหน้า Center จะเปลี่ยนเลขตามให้เอง</w:t>
+      </w:r>
+    </w:p>
+    <w:p>
+      <w:r>
+        <w:br w:type="page"/>
+      </w:r>
+    </w:p>
+    <w:p>
+      <w:pPr>
+        <w:pStyle w:val="Heading1"/>
+        <w:spacing w:after="170" w:before="380"/>
+      </w:pPr>
+      <w:r>
+        <w:t xml:space="preserve">4. อัปเดตโปรแกรมกล้อง CM4</w:t>
+      </w:r>
+    </w:p>
+    <w:p>
+      <w:pPr>
+        <w:spacing w:after="130"/>
+      </w:pPr>
+      <w:r>
+        <w:t xml:space="preserve">หัวข้อนี้ใช้กับเครื่องที่มีโปรแกรมรุ่นเก่าติดตั้งอยู่แล้ว สคริปต์ update.sh จะจัดการให้ครบตั้งแต่ตั้งเวลา ตั้งพร็อกซี ดาวน์โหลดโค้ดใหม่ ล้างการตั้งค่าเปิดโปรแกรมอัตโนมัติของตัวเก่า ติดตั้ง แล้วสั่งให้โปรแกรมใหม่เปิดเองตอนบูต โดยไม่ถามอะไรระหว่างทาง</w:t>
+      </w:r>
+    </w:p>
+    <w:p>
+      <w:pPr>
+        <w:shd w:fill="FFF6E5"/>
+        <w:spacing w:after="140" w:before="90"/>
+      </w:pPr>
+      <w:r>
+        <w:rPr>
+          <w:b/>
+          <w:bCs/>
+          <w:color w:val="B45309"/>
+        </w:rPr>
+        <w:t xml:space="preserve">ข้อควรระวัง  </w:t>
+      </w:r>
+      <w:r>
+        <w:t xml:space="preserve">สคริปต์ไม่ลบโฟลเดอร์โปรแกรมเดิม ถ้าต้องการลบให้ทำเองหลังจากตรวจแล้วว่าตัวใหม่ทำงานได้ครบ</w:t>
+      </w:r>
+    </w:p>
+    <w:p>
+      <w:pPr>
+        <w:pStyle w:val="Heading2"/>
+        <w:spacing w:after="130" w:before="300"/>
+      </w:pPr>
+      <w:r>
+        <w:t xml:space="preserve">4.1 ตั้งเวลาเครื่อง</w:t>
+      </w:r>
+    </w:p>
+    <w:p>
+      <w:pPr>
+        <w:spacing w:after="130"/>
+      </w:pPr>
+      <w:r>
+        <w:t xml:space="preserve">เปิด SSH เข้าเครื่องแล้วพิมพ์สองบรรทัดนี้ทีละบรรทัด เปลี่ยนวันเวลาในเครื่องหมายคำพูดให้ตรงกับเวลาจริงตอนที่ทำ</w:t>
+      </w:r>
+    </w:p>
+    <w:p>
+      <w:pPr>
+        <w:shd w:fill="F2F2F2"/>
+        <w:spacing w:after="40" w:before="40"/>
+        <w:ind w:left="220"/>
+      </w:pPr>
+      <w:r>
+        <w:rPr>
+          <w:rFonts w:ascii="Consolas" w:cs="Consolas" w:eastAsia="Consolas" w:hAnsi="Consolas"/>
+          <w:sz w:val="19"/>
+          <w:szCs w:val="19"/>
+        </w:rPr>
+        <w:t xml:space="preserve">date</w:t>
+      </w:r>
+    </w:p>
+    <w:p>
+      <w:pPr>
+        <w:shd w:fill="F2F2F2"/>
+        <w:spacing w:after="40" w:before="40"/>
+        <w:ind w:left="220"/>
+      </w:pPr>
+      <w:r>
+        <w:rPr>
+          <w:rFonts w:ascii="Consolas" w:cs="Consolas" w:eastAsia="Consolas" w:hAnsi="Consolas"/>
+          <w:sz w:val="19"/>
+          <w:szCs w:val="19"/>
+        </w:rPr>
+        <w:t xml:space="preserve">sudo date -s "2026-08-13 09:35:00"</w:t>
+      </w:r>
+    </w:p>
+    <w:p>
+      <w:pPr>
+        <w:pStyle w:val="Heading2"/>
+        <w:spacing w:after="130" w:before="300"/>
+      </w:pPr>
+      <w:r>
+        <w:t xml:space="preserve">4.2 หาพอร์ตพร็อกซีของวงนั้น</w:t>
+      </w:r>
+    </w:p>
+    <w:p>
+      <w:pPr>
+        <w:spacing w:after="130"/>
+      </w:pPr>
+      <w:r>
+        <w:t xml:space="preserve">พร็อกซีเป็นเครื่องเดียวกันทั้งโรงงานคือ 10.201.0.54 แต่พอร์ตที่เปิดให้ใช้ไม่เหมือนกันทุกวง เท่าที่เจอมาวง 10.36.181.x ใช้พอร์ต 8080 ส่วนวง 10.41.182.x ใช้พอร์ต 3128 ถ้าไม่แน่ใจให้สแกนดูก่อน</w:t>
+      </w:r>
+    </w:p>
+    <w:p>
+      <w:pPr>
+        <w:shd w:fill="F2F2F2"/>
+        <w:spacing w:after="40" w:before="40"/>
+        <w:ind w:left="220"/>
+      </w:pPr>
+      <w:r>
+        <w:rPr>
+          <w:rFonts w:ascii="Consolas" w:cs="Consolas" w:eastAsia="Consolas" w:hAnsi="Consolas"/>
+          <w:sz w:val="19"/>
+          <w:szCs w:val="19"/>
+        </w:rPr>
+        <w:t xml:space="preserve">for p in 3128 8080 8081 8000 80 8888; do timeout 4 bash -c "echo &gt; /dev/tcp/10.201.0.54/$p" 2&gt;/dev/null &amp;&amp; echo "port $p OPEN" || echo "port $p closed"; done</w:t>
+      </w:r>
+    </w:p>
+    <w:p>
+      <w:pPr>
+        <w:spacing w:after="130"/>
+      </w:pPr>
+      <w:r>
+        <w:t xml:space="preserve">พอเจอพอร์ตที่ขึ้น OPEN ให้ทดสอบว่าใช้ออกอินเทอร์เน็ตได้จริง เปลี่ยนเลข 8080 เป็นพอร์ตที่เจอ</w:t>
+      </w:r>
+    </w:p>
+    <w:p>
+      <w:pPr>
+        <w:shd w:fill="F2F2F2"/>
+        <w:spacing w:after="40" w:before="40"/>
+        <w:ind w:left="220"/>
+      </w:pPr>
+      <w:r>
+        <w:rPr>
+          <w:rFonts w:ascii="Consolas" w:cs="Consolas" w:eastAsia="Consolas" w:hAnsi="Consolas"/>
+          <w:sz w:val="19"/>
+          <w:szCs w:val="19"/>
+        </w:rPr>
+        <w:t xml:space="preserve">curl -x http://10.201.0.54:8080 -sm 10 -o /dev/null -w "%{http_code}\n" https://raw.githubusercontent.com/</w:t>
+      </w:r>
+    </w:p>
+    <w:p>
+      <w:pPr>
+        <w:spacing w:after="130"/>
+      </w:pPr>
+      <w:r>
+        <w:t xml:space="preserve">ได้เลข 200 หรือ 301 ถือว่าใช้ได้ ถ้าได้ 000 แปลว่าพอร์ตนั้นไม่ผ่าน ให้ลองพอร์ตอื่นที่ OPEN</w:t>
       </w:r>
     </w:p>
     <w:p>
@@ -1285,7 +1927,7 @@
           <w:sz w:val="18"/>
           <w:szCs w:val="18"/>
         </w:rPr>
-        <w:t xml:space="preserve">ภาพที่ 3  ผลลัพธ์เมื่อติดตั้งสำเร็จ พร้อมคำสั่งตรวจสัญญาณจาก PLC</w:t>
+        <w:t xml:space="preserve">ภาพที่ 3  ตั้งเวลาเครื่อง สแกนพอร์ตพร็อกซี แล้วทดสอบว่าออกอินเทอร์เน็ตได้</w:t>
       </w:r>
     </w:p>
     <w:p>
@@ -1293,7 +1935,7 @@
         <w:spacing w:after="130"/>
       </w:pPr>
       <w:r>
-        <w:t xml:space="preserve">ถ้าขึ้น UPDATE FAILED ให้ดูสาเหตุจากบันทึกการทำงานด้วยคำสั่ง</w:t>
+        <w:t xml:space="preserve">เครื่องที่อยู่ในวงที่ออกอินเทอร์เน็ตได้ตรง จะได้ 200 ตั้งแต่คำสั่งข้างล่างนี้ กรณีนั้นข้ามเรื่องพร็อกซีไปได้เลย</w:t>
       </w:r>
     </w:p>
     <w:p>
@@ -1308,21 +1950,16 @@
           <w:sz w:val="19"/>
           <w:szCs w:val="19"/>
         </w:rPr>
-        <w:t xml:space="preserve">pm2 logs ocr --lines 30 --nostream</w:t>
-      </w:r>
-    </w:p>
-    <w:p>
-      <w:r>
-        <w:br w:type="page"/>
-      </w:r>
-    </w:p>
-    <w:p>
-      <w:pPr>
-        <w:pStyle w:val="Heading1"/>
-        <w:spacing w:after="170" w:before="380"/>
-      </w:pPr>
-      <w:r>
-        <w:t xml:space="preserve">4. ติดตั้งกล้องเครื่องใหม่</w:t>
+        <w:t xml:space="preserve">curl -sm 8 -o /dev/null -w "%{http_code}\n" https://raw.githubusercontent.com/</w:t>
+      </w:r>
+    </w:p>
+    <w:p>
+      <w:pPr>
+        <w:pStyle w:val="Heading2"/>
+        <w:spacing w:after="130" w:before="300"/>
+      </w:pPr>
+      <w:r>
+        <w:t xml:space="preserve">4.3 ดาวน์โหลดและรันสคริปต์</w:t>
       </w:r>
     </w:p>
     <w:p>
@@ -1330,7 +1967,7 @@
         <w:spacing w:after="130"/>
       </w:pPr>
       <w:r>
-        <w:t xml:space="preserve">เครื่องที่ยังไม่เคยมีโปรแกรมมาก่อน ให้ดึงโค้ดลงมาก่อนแล้วใช้สคริปต์ install.sh ซึ่งจะถามยืนยันสองสามข้อระหว่างทาง ต่างจาก update.sh ที่ทำเงียบ ๆ จนจบ</w:t>
+        <w:t xml:space="preserve">สองบรรทัดนี้คือขั้นตอนหลักของการอัปเดต บรรทัดแรกโหลดสคริปต์ บรรทัดที่สองสั่งรัน โดยต้องใส่เวลาจริงและพอร์ตพร็อกซีต่อท้าย</w:t>
       </w:r>
     </w:p>
     <w:p>
@@ -1345,7 +1982,7 @@
           <w:sz w:val="19"/>
           <w:szCs w:val="19"/>
         </w:rPr>
-        <w:t xml:space="preserve">git config --global http.proxy http://10.201.0.54:8080</w:t>
+        <w:t xml:space="preserve">curl -x http://10.201.0.54:8080 -sL -o ~/update.sh https://raw.githubusercontent.com/Commerry/OCR-V8.1/main/update.sh</w:t>
       </w:r>
     </w:p>
     <w:p>
@@ -1360,7 +1997,15 @@
           <w:sz w:val="19"/>
           <w:szCs w:val="19"/>
         </w:rPr>
-        <w:t xml:space="preserve">git config --global https.proxy http://10.201.0.54:8080</w:t>
+        <w:t xml:space="preserve">bash ~/update.sh "2026-08-13 09:36:00" 10.201.0.54:8080</w:t>
+      </w:r>
+    </w:p>
+    <w:p>
+      <w:pPr>
+        <w:spacing w:after="130"/>
+      </w:pPr>
+      <w:r>
+        <w:t xml:space="preserve">วงที่ออกอินเทอร์เน็ตตรงได้ ให้ตัดส่วนพร็อกซีออกทั้งสองบรรทัด</w:t>
       </w:r>
     </w:p>
     <w:p>
@@ -1375,7 +2020,7 @@
           <w:sz w:val="19"/>
           <w:szCs w:val="19"/>
         </w:rPr>
-        <w:t xml:space="preserve">cd ~/Desktop &amp;&amp; git clone https://github.com/Commerry/OCR-V8.1.git</w:t>
+        <w:t xml:space="preserve">curl -sL -o ~/update.sh https://raw.githubusercontent.com/Commerry/OCR-V8.1/main/update.sh</w:t>
       </w:r>
     </w:p>
     <w:p>
@@ -1390,381 +2035,7 @@
           <w:sz w:val="19"/>
           <w:szCs w:val="19"/>
         </w:rPr>
-        <w:t xml:space="preserve">cd OCR-V8.1 &amp;&amp; bash install.sh</w:t>
-      </w:r>
-    </w:p>
-    <w:p>
-      <w:pPr>
-        <w:spacing w:after="130"/>
-      </w:pPr>
-      <w:r>
-        <w:t xml:space="preserve">คำถามที่สคริปต์จะถามและคำตอบที่ควรใช้</w:t>
-      </w:r>
-    </w:p>
-    <w:tbl>
-      <w:tblPr>
-        <w:tblW w:type="pct" w:w="100%"/>
-        <w:tblBorders>
-          <w:top w:val="single" w:color="auto" w:sz="4"/>
-          <w:left w:val="single" w:color="auto" w:sz="4"/>
-          <w:bottom w:val="single" w:color="auto" w:sz="4"/>
-          <w:right w:val="single" w:color="auto" w:sz="4"/>
-          <w:insideH w:val="single" w:color="auto" w:sz="4"/>
-          <w:insideV w:val="single" w:color="auto" w:sz="4"/>
-        </w:tblBorders>
-      </w:tblPr>
-      <w:tblGrid>
-        <w:gridCol w:w="100"/>
-        <w:gridCol w:w="100"/>
-        <w:gridCol w:w="100"/>
-      </w:tblGrid>
-      <w:tr>
-        <w:tc>
-          <w:tcPr>
-            <w:shd w:fill="E6E6E6"/>
-            <w:tcMar>
-              <w:top w:type="dxa" w:w="90"/>
-              <w:left w:type="dxa" w:w="130"/>
-              <w:bottom w:type="dxa" w:w="90"/>
-              <w:right w:type="dxa" w:w="130"/>
-            </w:tcMar>
-          </w:tcPr>
-          <w:p>
-            <w:r>
-              <w:rPr>
-                <w:b/>
-                <w:bCs/>
-                <w:sz w:val="20"/>
-                <w:szCs w:val="20"/>
-              </w:rPr>
-              <w:t xml:space="preserve">คำถามบนหน้าจอ</w:t>
-            </w:r>
-          </w:p>
-        </w:tc>
-        <w:tc>
-          <w:tcPr>
-            <w:shd w:fill="E6E6E6"/>
-            <w:tcMar>
-              <w:top w:type="dxa" w:w="90"/>
-              <w:left w:type="dxa" w:w="130"/>
-              <w:bottom w:type="dxa" w:w="90"/>
-              <w:right w:type="dxa" w:w="130"/>
-            </w:tcMar>
-          </w:tcPr>
-          <w:p>
-            <w:r>
-              <w:rPr>
-                <w:b/>
-                <w:bCs/>
-                <w:sz w:val="20"/>
-                <w:szCs w:val="20"/>
-              </w:rPr>
-              <w:t xml:space="preserve">ตอบ</w:t>
-            </w:r>
-          </w:p>
-        </w:tc>
-        <w:tc>
-          <w:tcPr>
-            <w:shd w:fill="E6E6E6"/>
-            <w:tcMar>
-              <w:top w:type="dxa" w:w="90"/>
-              <w:left w:type="dxa" w:w="130"/>
-              <w:bottom w:type="dxa" w:w="90"/>
-              <w:right w:type="dxa" w:w="130"/>
-            </w:tcMar>
-          </w:tcPr>
-          <w:p>
-            <w:r>
-              <w:rPr>
-                <w:b/>
-                <w:bCs/>
-                <w:sz w:val="20"/>
-                <w:szCs w:val="20"/>
-              </w:rPr>
-              <w:t xml:space="preserve">เหตุผล</w:t>
-            </w:r>
-          </w:p>
-        </w:tc>
-      </w:tr>
-      <w:tr>
-        <w:tc>
-          <w:tcPr>
-            <w:tcMar>
-              <w:top w:type="dxa" w:w="90"/>
-              <w:left w:type="dxa" w:w="130"/>
-              <w:bottom w:type="dxa" w:w="90"/>
-              <w:right w:type="dxa" w:w="130"/>
-            </w:tcMar>
-          </w:tcPr>
-          <w:p>
-            <w:r>
-              <w:rPr>
-                <w:b w:val="false"/>
-                <w:bCs w:val="false"/>
-                <w:sz w:val="20"/>
-                <w:szCs w:val="20"/>
-              </w:rPr>
-              <w:t xml:space="preserve">Do you want to install Node.js v24.14.0?</w:t>
-            </w:r>
-          </w:p>
-        </w:tc>
-        <w:tc>
-          <w:tcPr>
-            <w:tcMar>
-              <w:top w:type="dxa" w:w="90"/>
-              <w:left w:type="dxa" w:w="130"/>
-              <w:bottom w:type="dxa" w:w="90"/>
-              <w:right w:type="dxa" w:w="130"/>
-            </w:tcMar>
-          </w:tcPr>
-          <w:p>
-            <w:r>
-              <w:rPr>
-                <w:b w:val="false"/>
-                <w:bCs w:val="false"/>
-                <w:sz w:val="20"/>
-                <w:szCs w:val="20"/>
-              </w:rPr>
-              <w:t xml:space="preserve">y</w:t>
-            </w:r>
-          </w:p>
-        </w:tc>
-        <w:tc>
-          <w:tcPr>
-            <w:tcMar>
-              <w:top w:type="dxa" w:w="90"/>
-              <w:left w:type="dxa" w:w="130"/>
-              <w:bottom w:type="dxa" w:w="90"/>
-              <w:right w:type="dxa" w:w="130"/>
-            </w:tcMar>
-          </w:tcPr>
-          <w:p>
-            <w:r>
-              <w:rPr>
-                <w:b w:val="false"/>
-                <w:bCs w:val="false"/>
-                <w:sz w:val="20"/>
-                <w:szCs w:val="20"/>
-              </w:rPr>
-              <w:t xml:space="preserve">ติดตั้งจากไฟล์ที่มากับโปรแกรมอยู่แล้ว ไม่ต้องโหลดเพิ่ม</w:t>
-            </w:r>
-          </w:p>
-        </w:tc>
-      </w:tr>
-      <w:tr>
-        <w:tc>
-          <w:tcPr>
-            <w:tcMar>
-              <w:top w:type="dxa" w:w="90"/>
-              <w:left w:type="dxa" w:w="130"/>
-              <w:bottom w:type="dxa" w:w="90"/>
-              <w:right w:type="dxa" w:w="130"/>
-            </w:tcMar>
-          </w:tcPr>
-          <w:p>
-            <w:r>
-              <w:rPr>
-                <w:b w:val="false"/>
-                <w:bCs w:val="false"/>
-                <w:sz w:val="20"/>
-                <w:szCs w:val="20"/>
-              </w:rPr>
-              <w:t xml:space="preserve">Do you want to reinstall Redis?</w:t>
-            </w:r>
-          </w:p>
-        </w:tc>
-        <w:tc>
-          <w:tcPr>
-            <w:tcMar>
-              <w:top w:type="dxa" w:w="90"/>
-              <w:left w:type="dxa" w:w="130"/>
-              <w:bottom w:type="dxa" w:w="90"/>
-              <w:right w:type="dxa" w:w="130"/>
-            </w:tcMar>
-          </w:tcPr>
-          <w:p>
-            <w:r>
-              <w:rPr>
-                <w:b w:val="false"/>
-                <w:bCs w:val="false"/>
-                <w:sz w:val="20"/>
-                <w:szCs w:val="20"/>
-              </w:rPr>
-              <w:t xml:space="preserve">n</w:t>
-            </w:r>
-          </w:p>
-        </w:tc>
-        <w:tc>
-          <w:tcPr>
-            <w:tcMar>
-              <w:top w:type="dxa" w:w="90"/>
-              <w:left w:type="dxa" w:w="130"/>
-              <w:bottom w:type="dxa" w:w="90"/>
-              <w:right w:type="dxa" w:w="130"/>
-            </w:tcMar>
-          </w:tcPr>
-          <w:p>
-            <w:r>
-              <w:rPr>
-                <w:b w:val="false"/>
-                <w:bCs w:val="false"/>
-                <w:sz w:val="20"/>
-                <w:szCs w:val="20"/>
-              </w:rPr>
-              <w:t xml:space="preserve">ถ้าเครื่องมี Redis อยู่แล้วไม่ต้องลงซ้ำ</w:t>
-            </w:r>
-          </w:p>
-        </w:tc>
-      </w:tr>
-      <w:tr>
-        <w:tc>
-          <w:tcPr>
-            <w:tcMar>
-              <w:top w:type="dxa" w:w="90"/>
-              <w:left w:type="dxa" w:w="130"/>
-              <w:bottom w:type="dxa" w:w="90"/>
-              <w:right w:type="dxa" w:w="130"/>
-            </w:tcMar>
-          </w:tcPr>
-          <w:p>
-            <w:r>
-              <w:rPr>
-                <w:b w:val="false"/>
-                <w:bCs w:val="false"/>
-                <w:sz w:val="20"/>
-                <w:szCs w:val="20"/>
-              </w:rPr>
-              <w:t xml:space="preserve">Redis is not installed. Install now?</w:t>
-            </w:r>
-          </w:p>
-        </w:tc>
-        <w:tc>
-          <w:tcPr>
-            <w:tcMar>
-              <w:top w:type="dxa" w:w="90"/>
-              <w:left w:type="dxa" w:w="130"/>
-              <w:bottom w:type="dxa" w:w="90"/>
-              <w:right w:type="dxa" w:w="130"/>
-            </w:tcMar>
-          </w:tcPr>
-          <w:p>
-            <w:r>
-              <w:rPr>
-                <w:b w:val="false"/>
-                <w:bCs w:val="false"/>
-                <w:sz w:val="20"/>
-                <w:szCs w:val="20"/>
-              </w:rPr>
-              <w:t xml:space="preserve">y</w:t>
-            </w:r>
-          </w:p>
-        </w:tc>
-        <w:tc>
-          <w:tcPr>
-            <w:tcMar>
-              <w:top w:type="dxa" w:w="90"/>
-              <w:left w:type="dxa" w:w="130"/>
-              <w:bottom w:type="dxa" w:w="90"/>
-              <w:right w:type="dxa" w:w="130"/>
-            </w:tcMar>
-          </w:tcPr>
-          <w:p>
-            <w:r>
-              <w:rPr>
-                <w:b w:val="false"/>
-                <w:bCs w:val="false"/>
-                <w:sz w:val="20"/>
-                <w:szCs w:val="20"/>
-              </w:rPr>
-              <w:t xml:space="preserve">โปรแกรมต้องใช้ Redis ในการส่งภาพขึ้นหน้าเว็บ</w:t>
-            </w:r>
-          </w:p>
-        </w:tc>
-      </w:tr>
-    </w:tbl>
-    <w:p>
-      <w:pPr>
-        <w:spacing w:after="130"/>
-      </w:pPr>
-      <w:r>
-        <w:t xml:space="preserve">ช่วงท้ายสคริปต์จะพิมพ์คำสั่งที่ขึ้นต้นด้วย sudo env PATH= ออกมาหนึ่งบรรทัด ให้คัดลอกไปวางแล้วกด Enter จากนั้นพิมพ์ pm2 save อีกครั้ง เพื่อให้โปรแกรมเปิดเองทุกครั้งที่บูตเครื่อง</w:t>
-      </w:r>
-    </w:p>
-    <w:p>
-      <w:pPr>
-        <w:shd w:fill="EAF3EA"/>
-        <w:spacing w:after="140" w:before="90"/>
-      </w:pPr>
-      <w:r>
-        <w:rPr>
-          <w:b/>
-          <w:bCs/>
-          <w:color w:val="2F6B2F"/>
-        </w:rPr>
-        <w:t xml:space="preserve">เกร็ดจากหน้างาน  </w:t>
-      </w:r>
-      <w:r>
-        <w:t xml:space="preserve">ถ้าเครื่องนั้นเคยมีโปรแกรมรุ่นเก่าอยู่ ให้ใช้ update.sh ตามข้อ 3 จะเร็วกว่าและได้การล้างค่าเก่าไปในตัว</w:t>
-      </w:r>
-    </w:p>
-    <w:p>
-      <w:r>
-        <w:br w:type="page"/>
-      </w:r>
-    </w:p>
-    <w:p>
-      <w:pPr>
-        <w:pStyle w:val="Heading1"/>
-        <w:spacing w:after="170" w:before="380"/>
-      </w:pPr>
-      <w:r>
-        <w:t xml:space="preserve">5. ติดตั้ง OCR Center บน Linux</w:t>
-      </w:r>
-    </w:p>
-    <w:p>
-      <w:pPr>
-        <w:spacing w:after="130"/>
-      </w:pPr>
-      <w:r>
-        <w:t xml:space="preserve">เลือกเครื่องที่เปิดทิ้งไว้ตลอดเวลาและอยู่ในวงเดียวกับกล้อง เพราะกล้องต้องส่งข้อมูลเข้ามาที่เครื่องนี้ทุก 30 วินาที</w:t>
-      </w:r>
-    </w:p>
-    <w:p>
-      <w:pPr>
-        <w:shd w:fill="F2F2F2"/>
-        <w:spacing w:after="40" w:before="40"/>
-        <w:ind w:left="220"/>
-      </w:pPr>
-      <w:r>
-        <w:rPr>
-          <w:rFonts w:ascii="Consolas" w:cs="Consolas" w:eastAsia="Consolas" w:hAnsi="Consolas"/>
-          <w:sz w:val="19"/>
-          <w:szCs w:val="19"/>
-        </w:rPr>
-        <w:t xml:space="preserve">cd ~/Desktop &amp;&amp; git clone https://github.com/Commerry/OCR-Center.git</w:t>
-      </w:r>
-    </w:p>
-    <w:p>
-      <w:pPr>
-        <w:shd w:fill="F2F2F2"/>
-        <w:spacing w:after="40" w:before="40"/>
-        <w:ind w:left="220"/>
-      </w:pPr>
-      <w:r>
-        <w:rPr>
-          <w:rFonts w:ascii="Consolas" w:cs="Consolas" w:eastAsia="Consolas" w:hAnsi="Consolas"/>
-          <w:sz w:val="19"/>
-          <w:szCs w:val="19"/>
-        </w:rPr>
-        <w:t xml:space="preserve">cd OCR-Center &amp;&amp; bash install.sh</w:t>
-      </w:r>
-    </w:p>
-    <w:p>
-      <w:pPr>
-        <w:spacing w:after="130"/>
-      </w:pPr>
-      <w:r>
-        <w:t xml:space="preserve">สคริปต์จะติดตั้งไลบรารี สร้างไฟล์ตั้งค่าให้ สั่งเปิดโปรแกรม และตั้งให้เปิดเองตอนบูต ตอนจบจะบอกที่อยู่หน้าเว็บกับที่อยู่สำหรับให้กล้องส่งข้อมูลเข้ามา</w:t>
+        <w:t xml:space="preserve">bash ~/update.sh "2026-08-13 09:36:00"</w:t>
       </w:r>
     </w:p>
     <w:p>
@@ -1826,7 +2097,7 @@
           <w:sz w:val="18"/>
           <w:szCs w:val="18"/>
         </w:rPr>
-        <w:t xml:space="preserve">ภาพที่ 4  ติดตั้ง OCR Center บนเครื่อง Linux</w:t>
+        <w:t xml:space="preserve">ภาพที่ 4  สคริปต์ทำงานเป็นขั้น ตั้งแต่ 0/7 ถึง 7/7</w:t>
       </w:r>
     </w:p>
     <w:p>
@@ -1843,7 +2114,7 @@
         <w:t xml:space="preserve">ข้อควรระวัง  </w:t>
       </w:r>
       <w:r>
-        <w:t xml:space="preserve">เครื่องต้องมี Node.js รุ่น 18 ขึ้นไป ถ้าเป็นรุ่นเก่ากว่านั้นสคริปต์จะหยุดพร้อมบอกคำสั่งติดตั้ง เครื่องที่เจอมามีทั้งรุ่น 10 ที่ติดมากับระบบปฏิบัติการเดิม ต้องลงรุ่นใหม่ทับก่อนถึงจะไปต่อได้</w:t>
+        <w:t xml:space="preserve">ถ้าลืมใส่เวลา สคริปต์จะไม่ทำงานและขึ้นตัวอย่างการใช้งานให้ดู เพราะเวลาที่ผิดเป็นสาเหตุอันดับหนึ่งที่ทำให้ติดตั้งไม่ผ่าน</w:t>
       </w:r>
     </w:p>
     <w:p>
@@ -1851,67 +2122,16 @@
         <w:spacing w:after="130"/>
       </w:pPr>
       <w:r>
-        <w:t xml:space="preserve">คำสั่งลง Node.js รุ่นใหม่ เลือกให้ตรงกับชนิดของซีพียู ตรวจด้วยคำสั่ง uname -m ก่อน ถ้าได้ x86_64 ใช้ชุดแรก ถ้าได้ aarch64 ใช้ชุดที่สอง</w:t>
-      </w:r>
-    </w:p>
-    <w:p>
-      <w:pPr>
-        <w:shd w:fill="F2F2F2"/>
-        <w:spacing w:after="40" w:before="40"/>
-        <w:ind w:left="220"/>
-      </w:pPr>
-      <w:r>
-        <w:rPr>
-          <w:rFonts w:ascii="Consolas" w:cs="Consolas" w:eastAsia="Consolas" w:hAnsi="Consolas"/>
-          <w:sz w:val="19"/>
-          <w:szCs w:val="19"/>
-        </w:rPr>
-        <w:t xml:space="preserve">curl -fSL -o /tmp/node.tar.xz https://nodejs.org/dist/v22.14.0/node-v22.14.0-linux-x64.tar.xz</w:t>
-      </w:r>
-    </w:p>
-    <w:p>
-      <w:pPr>
-        <w:shd w:fill="F2F2F2"/>
-        <w:spacing w:after="40" w:before="40"/>
-        <w:ind w:left="220"/>
-      </w:pPr>
-      <w:r>
-        <w:rPr>
-          <w:rFonts w:ascii="Consolas" w:cs="Consolas" w:eastAsia="Consolas" w:hAnsi="Consolas"/>
-          <w:sz w:val="19"/>
-          <w:szCs w:val="19"/>
-        </w:rPr>
-        <w:t xml:space="preserve">curl -fSL -o /tmp/node.tar.xz https://nodejs.org/dist/v22.14.0/node-v22.14.0-linux-arm64.tar.xz</w:t>
-      </w:r>
-    </w:p>
-    <w:p>
-      <w:pPr>
-        <w:shd w:fill="F2F2F2"/>
-        <w:spacing w:after="40" w:before="40"/>
-        <w:ind w:left="220"/>
-      </w:pPr>
-      <w:r>
-        <w:rPr>
-          <w:rFonts w:ascii="Consolas" w:cs="Consolas" w:eastAsia="Consolas" w:hAnsi="Consolas"/>
-          <w:sz w:val="19"/>
-          <w:szCs w:val="19"/>
-        </w:rPr>
-        <w:t xml:space="preserve">sudo tar -xJf /tmp/node.tar.xz -C /usr/local --strip-components=1</w:t>
-      </w:r>
-    </w:p>
-    <w:p>
-      <w:pPr>
-        <w:shd w:fill="F2F2F2"/>
-        <w:spacing w:after="40" w:before="40"/>
-        <w:ind w:left="220"/>
-      </w:pPr>
-      <w:r>
-        <w:rPr>
-          <w:rFonts w:ascii="Consolas" w:cs="Consolas" w:eastAsia="Consolas" w:hAnsi="Consolas"/>
-          <w:sz w:val="19"/>
-          <w:szCs w:val="19"/>
-        </w:rPr>
-        <w:t xml:space="preserve">export PATH=/usr/local/bin:$PATH; hash -r; node -v</w:t>
+        <w:t xml:space="preserve">ช่วงที่กินเวลานานที่สุดคือขั้น 5/7 ตอนดาวน์โหลดไลบรารี ประมาณ 4 ถึง 10 นาทีแล้วแต่ความเร็วเครือข่าย หน้าจอจะดูเงียบไปพักหนึ่ง ปล่อยไว้ อย่ากด Ctrl+C</w:t>
+      </w:r>
+    </w:p>
+    <w:p>
+      <w:pPr>
+        <w:pStyle w:val="Heading2"/>
+        <w:spacing w:after="130" w:before="300"/>
+      </w:pPr>
+      <w:r>
+        <w:t xml:space="preserve">4.4 ดูผลตอนจบ</w:t>
       </w:r>
     </w:p>
     <w:p>
@@ -1919,244 +2139,7 @@
         <w:spacing w:after="130"/>
       </w:pPr>
       <w:r>
-        <w:t xml:space="preserve">เครื่องที่ต้องออกผ่านพร็อกซี ให้เติม -x http://10.201.0.54:8080 ต่อจากคำสั่ง curl และตั้งพร็อกซีให้ npm ก่อนติดตั้งไลบรารี</w:t>
-      </w:r>
-    </w:p>
-    <w:p>
-      <w:pPr>
-        <w:shd w:fill="F2F2F2"/>
-        <w:spacing w:after="40" w:before="40"/>
-        <w:ind w:left="220"/>
-      </w:pPr>
-      <w:r>
-        <w:rPr>
-          <w:rFonts w:ascii="Consolas" w:cs="Consolas" w:eastAsia="Consolas" w:hAnsi="Consolas"/>
-          <w:sz w:val="19"/>
-          <w:szCs w:val="19"/>
-        </w:rPr>
-        <w:t xml:space="preserve">npm config set proxy http://10.201.0.54:8080</w:t>
-      </w:r>
-    </w:p>
-    <w:p>
-      <w:pPr>
-        <w:shd w:fill="F2F2F2"/>
-        <w:spacing w:after="40" w:before="40"/>
-        <w:ind w:left="220"/>
-      </w:pPr>
-      <w:r>
-        <w:rPr>
-          <w:rFonts w:ascii="Consolas" w:cs="Consolas" w:eastAsia="Consolas" w:hAnsi="Consolas"/>
-          <w:sz w:val="19"/>
-          <w:szCs w:val="19"/>
-        </w:rPr>
-        <w:t xml:space="preserve">npm config set https-proxy http://10.201.0.54:8080</w:t>
-      </w:r>
-    </w:p>
-    <w:p>
-      <w:pPr>
-        <w:shd w:fill="F2F2F2"/>
-        <w:spacing w:after="40" w:before="40"/>
-        <w:ind w:left="220"/>
-      </w:pPr>
-      <w:r>
-        <w:rPr>
-          <w:rFonts w:ascii="Consolas" w:cs="Consolas" w:eastAsia="Consolas" w:hAnsi="Consolas"/>
-          <w:sz w:val="19"/>
-          <w:szCs w:val="19"/>
-        </w:rPr>
-        <w:t xml:space="preserve">npm config set strict-ssl false</w:t>
-      </w:r>
-    </w:p>
-    <w:p>
-      <w:r>
-        <w:br w:type="page"/>
-      </w:r>
-    </w:p>
-    <w:p>
-      <w:pPr>
-        <w:pStyle w:val="Heading1"/>
-        <w:spacing w:after="170" w:before="380"/>
-      </w:pPr>
-      <w:r>
-        <w:t xml:space="preserve">6. ติดตั้ง OCR Center บน Windows</w:t>
-      </w:r>
-    </w:p>
-    <w:p>
-      <w:pPr>
-        <w:spacing w:after="130"/>
-      </w:pPr>
-      <w:r>
-        <w:t xml:space="preserve">บน Windows ไม่ต้องใช้สคริปต์ ทำผ่าน Command Prompt สี่ขั้น</w:t>
-      </w:r>
-    </w:p>
-    <w:p>
-      <w:pPr>
-        <w:spacing w:after="70" w:before="140"/>
-      </w:pPr>
-      <w:r>
-        <w:rPr>
-          <w:b/>
-          <w:bCs/>
-          <w:color w:val="1F4E79"/>
-        </w:rPr>
-        <w:t xml:space="preserve">ขั้นที่ 1  </w:t>
-      </w:r>
-      <w:r>
-        <w:rPr>
-          <w:b/>
-          <w:bCs/>
-        </w:rPr>
-        <w:t xml:space="preserve">ติดตั้ง Node.js รุ่น 22 LTS จาก nodejs.org แบบ Windows Installer แล้วเปิด Command Prompt ใหม่</w:t>
-      </w:r>
-    </w:p>
-    <w:p>
-      <w:pPr>
-        <w:shd w:fill="F2F2F2"/>
-        <w:spacing w:after="40" w:before="40"/>
-        <w:ind w:left="220"/>
-      </w:pPr>
-      <w:r>
-        <w:rPr>
-          <w:rFonts w:ascii="Consolas" w:cs="Consolas" w:eastAsia="Consolas" w:hAnsi="Consolas"/>
-          <w:sz w:val="19"/>
-          <w:szCs w:val="19"/>
-        </w:rPr>
-        <w:t xml:space="preserve">node -v</w:t>
-      </w:r>
-    </w:p>
-    <w:p>
-      <w:pPr>
-        <w:spacing w:after="70" w:before="140"/>
-      </w:pPr>
-      <w:r>
-        <w:rPr>
-          <w:b/>
-          <w:bCs/>
-          <w:color w:val="1F4E79"/>
-        </w:rPr>
-        <w:t xml:space="preserve">ขั้นที่ 2  </w:t>
-      </w:r>
-      <w:r>
-        <w:rPr>
-          <w:b/>
-          <w:bCs/>
-        </w:rPr>
-        <w:t xml:space="preserve">ดาวน์โหลดโค้ด จะใช้ git clone หรือดาวน์โหลดเป็นไฟล์ ZIP จากหน้า GitHub แล้วแตกไฟล์เองก็ได้</w:t>
-      </w:r>
-    </w:p>
-    <w:p>
-      <w:pPr>
-        <w:shd w:fill="F2F2F2"/>
-        <w:spacing w:after="40" w:before="40"/>
-        <w:ind w:left="220"/>
-      </w:pPr>
-      <w:r>
-        <w:rPr>
-          <w:rFonts w:ascii="Consolas" w:cs="Consolas" w:eastAsia="Consolas" w:hAnsi="Consolas"/>
-          <w:sz w:val="19"/>
-          <w:szCs w:val="19"/>
-        </w:rPr>
-        <w:t xml:space="preserve">git clone https://github.com/Commerry/OCR-Center.git D:\OCR-Center</w:t>
-      </w:r>
-    </w:p>
-    <w:p>
-      <w:pPr>
-        <w:spacing w:after="70" w:before="140"/>
-      </w:pPr>
-      <w:r>
-        <w:rPr>
-          <w:b/>
-          <w:bCs/>
-          <w:color w:val="1F4E79"/>
-        </w:rPr>
-        <w:t xml:space="preserve">ขั้นที่ 3  </w:t>
-      </w:r>
-      <w:r>
-        <w:rPr>
-          <w:b/>
-          <w:bCs/>
-        </w:rPr>
-        <w:t xml:space="preserve">ติดตั้งไลบรารีและสร้างไฟล์ตั้งค่า</w:t>
-      </w:r>
-    </w:p>
-    <w:p>
-      <w:pPr>
-        <w:shd w:fill="F2F2F2"/>
-        <w:spacing w:after="40" w:before="40"/>
-        <w:ind w:left="220"/>
-      </w:pPr>
-      <w:r>
-        <w:rPr>
-          <w:rFonts w:ascii="Consolas" w:cs="Consolas" w:eastAsia="Consolas" w:hAnsi="Consolas"/>
-          <w:sz w:val="19"/>
-          <w:szCs w:val="19"/>
-        </w:rPr>
-        <w:t xml:space="preserve">cd /d D:\OCR-Center</w:t>
-      </w:r>
-    </w:p>
-    <w:p>
-      <w:pPr>
-        <w:shd w:fill="F2F2F2"/>
-        <w:spacing w:after="40" w:before="40"/>
-        <w:ind w:left="220"/>
-      </w:pPr>
-      <w:r>
-        <w:rPr>
-          <w:rFonts w:ascii="Consolas" w:cs="Consolas" w:eastAsia="Consolas" w:hAnsi="Consolas"/>
-          <w:sz w:val="19"/>
-          <w:szCs w:val="19"/>
-        </w:rPr>
-        <w:t xml:space="preserve">npm install</w:t>
-      </w:r>
-    </w:p>
-    <w:p>
-      <w:pPr>
-        <w:shd w:fill="F2F2F2"/>
-        <w:spacing w:after="40" w:before="40"/>
-        <w:ind w:left="220"/>
-      </w:pPr>
-      <w:r>
-        <w:rPr>
-          <w:rFonts w:ascii="Consolas" w:cs="Consolas" w:eastAsia="Consolas" w:hAnsi="Consolas"/>
-          <w:sz w:val="19"/>
-          <w:szCs w:val="19"/>
-        </w:rPr>
-        <w:t xml:space="preserve">copy .env.example .env</w:t>
-      </w:r>
-    </w:p>
-    <w:p>
-      <w:pPr>
-        <w:spacing w:after="70" w:before="140"/>
-      </w:pPr>
-      <w:r>
-        <w:rPr>
-          <w:b/>
-          <w:bCs/>
-          <w:color w:val="1F4E79"/>
-        </w:rPr>
-        <w:t xml:space="preserve">ขั้นที่ 4  </w:t>
-      </w:r>
-      <w:r>
-        <w:rPr>
-          <w:b/>
-          <w:bCs/>
-        </w:rPr>
-        <w:t xml:space="preserve">สั่งเปิดโปรแกรม</w:t>
-      </w:r>
-    </w:p>
-    <w:p>
-      <w:pPr>
-        <w:shd w:fill="F2F2F2"/>
-        <w:spacing w:after="40" w:before="40"/>
-        <w:ind w:left="220"/>
-      </w:pPr>
-      <w:r>
-        <w:rPr>
-          <w:rFonts w:ascii="Consolas" w:cs="Consolas" w:eastAsia="Consolas" w:hAnsi="Consolas"/>
-          <w:sz w:val="19"/>
-          <w:szCs w:val="19"/>
-        </w:rPr>
-        <w:t xml:space="preserve">npm start</w:t>
+        <w:t xml:space="preserve">เมื่อทุกอย่างเรียบร้อย บรรทัดสุดท้ายจะขึ้นคำว่า UPDATE COMPLETE พร้อมที่อยู่หน้าเว็บของกล้องเครื่องนั้น</w:t>
       </w:r>
     </w:p>
     <w:p>
@@ -2218,7 +2201,7 @@
           <w:sz w:val="18"/>
           <w:szCs w:val="18"/>
         </w:rPr>
-        <w:t xml:space="preserve">ภาพที่ 5  ติดตั้งและเปิด OCR Center บน Windows</w:t>
+        <w:t xml:space="preserve">ภาพที่ 5  ผลลัพธ์เมื่อติดตั้งสำเร็จ พร้อมคำสั่งตรวจสัญญาณจาก PLC</w:t>
       </w:r>
     </w:p>
     <w:p>
@@ -2226,7 +2209,7 @@
         <w:spacing w:after="130"/>
       </w:pPr>
       <w:r>
-        <w:t xml:space="preserve">หน้าต่างนี้ต้องเปิดค้างไว้ ถ้าปิดโปรแกรมจะหยุดทำงาน ถ้าต้องการให้รันเป็นบริการเบื้องหลังและเปิดเองตอนเข้าเครื่อง ให้ติดตั้ง pm2 เพิ่ม</w:t>
+        <w:t xml:space="preserve">ถ้าขึ้น UPDATE FAILED ให้ดูสาเหตุจากบันทึกการทำงานด้วยคำสั่ง</w:t>
       </w:r>
     </w:p>
     <w:p>
@@ -2241,7 +2224,29 @@
           <w:sz w:val="19"/>
           <w:szCs w:val="19"/>
         </w:rPr>
-        <w:t xml:space="preserve">npm install -g pm2</w:t>
+        <w:t xml:space="preserve">pm2 logs ocr --lines 30 --nostream</w:t>
+      </w:r>
+    </w:p>
+    <w:p>
+      <w:r>
+        <w:br w:type="page"/>
+      </w:r>
+    </w:p>
+    <w:p>
+      <w:pPr>
+        <w:pStyle w:val="Heading1"/>
+        <w:spacing w:after="170" w:before="380"/>
+      </w:pPr>
+      <w:r>
+        <w:t xml:space="preserve">5. ติดตั้งกล้องเครื่องใหม่</w:t>
+      </w:r>
+    </w:p>
+    <w:p>
+      <w:pPr>
+        <w:spacing w:after="130"/>
+      </w:pPr>
+      <w:r>
+        <w:t xml:space="preserve">เครื่องที่ยังไม่เคยมีโปรแกรมมาก่อน ให้ดึงโค้ดลงมาก่อนแล้วใช้สคริปต์ install.sh ซึ่งจะถามยืนยันสองสามข้อระหว่างทาง ต่างจาก update.sh ที่ทำเงียบ ๆ จนจบ</w:t>
       </w:r>
     </w:p>
     <w:p>
@@ -2256,7 +2261,7 @@
           <w:sz w:val="19"/>
           <w:szCs w:val="19"/>
         </w:rPr>
-        <w:t xml:space="preserve">pm2 start ecosystem.config.js</w:t>
+        <w:t xml:space="preserve">git config --global http.proxy http://10.201.0.54:8080</w:t>
       </w:r>
     </w:p>
     <w:p>
@@ -2271,46 +2276,7 @@
           <w:sz w:val="19"/>
           <w:szCs w:val="19"/>
         </w:rPr>
-        <w:t xml:space="preserve">pm2 save</w:t>
-      </w:r>
-    </w:p>
-    <w:p>
-      <w:pPr>
-        <w:shd w:fill="FFF6E5"/>
-        <w:spacing w:after="140" w:before="90"/>
-      </w:pPr>
-      <w:r>
-        <w:rPr>
-          <w:b/>
-          <w:bCs/>
-          <w:color w:val="B45309"/>
-        </w:rPr>
-        <w:t xml:space="preserve">ข้อควรระวัง  </w:t>
-      </w:r>
-      <w:r>
-        <w:t xml:space="preserve">อย่าลืมเปิดพอร์ต 8090 ใน Windows Firewall ไม่อย่างนั้นกล้องจะส่งข้อมูลเข้ามาไม่ได้ ตั้งได้ที่ Windows Defender Firewall แล้วเพิ่ม Inbound Rule ชนิด Port ระบุ TCP 8090</w:t>
-      </w:r>
-    </w:p>
-    <w:p>
-      <w:r>
-        <w:br w:type="page"/>
-      </w:r>
-    </w:p>
-    <w:p>
-      <w:pPr>
-        <w:pStyle w:val="Heading1"/>
-        <w:spacing w:after="170" w:before="380"/>
-      </w:pPr>
-      <w:r>
-        <w:t xml:space="preserve">7. ตั้งค่า OCR Center และเปิดใช้งานหน้าเว็บ</w:t>
-      </w:r>
-    </w:p>
-    <w:p>
-      <w:pPr>
-        <w:spacing w:after="130"/>
-      </w:pPr>
-      <w:r>
-        <w:t xml:space="preserve">เปิดไฟล์ .env ในโฟลเดอร์ของ Center ด้วยโปรแกรมแก้ไขข้อความ แล้วกำหนดค่าตามตาราง แก้เสร็จแล้วต้องสั่งให้โปรแกรมเริ่มทำงานใหม่ ค่าถึงจะมีผล</w:t>
+        <w:t xml:space="preserve">git config --global https.proxy http://10.201.0.54:8080</w:t>
       </w:r>
     </w:p>
     <w:p>
@@ -2325,7 +2291,7 @@
           <w:sz w:val="19"/>
           <w:szCs w:val="19"/>
         </w:rPr>
-        <w:t xml:space="preserve">nano .env          (บน Linux)</w:t>
+        <w:t xml:space="preserve">cd ~/Desktop &amp;&amp; git clone https://github.com/Commerry/OCR-V8.1.git</w:t>
       </w:r>
     </w:p>
     <w:p>
@@ -2340,7 +2306,15 @@
           <w:sz w:val="19"/>
           <w:szCs w:val="19"/>
         </w:rPr>
-        <w:t xml:space="preserve">notepad .env       (บน Windows)</w:t>
+        <w:t xml:space="preserve">cd OCR-V8.1 &amp;&amp; bash install.sh</w:t>
+      </w:r>
+    </w:p>
+    <w:p>
+      <w:pPr>
+        <w:spacing w:after="130"/>
+      </w:pPr>
+      <w:r>
+        <w:t xml:space="preserve">คำถามที่สคริปต์จะถามและคำตอบที่ควรใช้</w:t>
       </w:r>
     </w:p>
     <w:tbl>
@@ -2379,7 +2353,7 @@
                 <w:sz w:val="20"/>
                 <w:szCs w:val="20"/>
               </w:rPr>
-              <w:t xml:space="preserve">ชื่อค่า</w:t>
+              <w:t xml:space="preserve">คำถามบนหน้าจอ</w:t>
             </w:r>
           </w:p>
         </w:tc>
@@ -2401,7 +2375,7 @@
                 <w:sz w:val="20"/>
                 <w:szCs w:val="20"/>
               </w:rPr>
-              <w:t xml:space="preserve">ใช้ทำอะไร</w:t>
+              <w:t xml:space="preserve">ตอบ</w:t>
             </w:r>
           </w:p>
         </w:tc>
@@ -2423,7 +2397,7 @@
                 <w:sz w:val="20"/>
                 <w:szCs w:val="20"/>
               </w:rPr>
-              <w:t xml:space="preserve">ตัวอย่าง</w:t>
+              <w:t xml:space="preserve">เหตุผล</w:t>
             </w:r>
           </w:p>
         </w:tc>
@@ -2446,49 +2420,49 @@
                 <w:sz w:val="20"/>
                 <w:szCs w:val="20"/>
               </w:rPr>
-              <w:t xml:space="preserve">SITE_NAME</w:t>
-            </w:r>
-          </w:p>
-        </w:tc>
-        <w:tc>
-          <w:tcPr>
-            <w:tcMar>
-              <w:top w:type="dxa" w:w="90"/>
-              <w:left w:type="dxa" w:w="130"/>
-              <w:bottom w:type="dxa" w:w="90"/>
-              <w:right w:type="dxa" w:w="130"/>
-            </w:tcMar>
-          </w:tcPr>
-          <w:p>
-            <w:r>
-              <w:rPr>
-                <w:b w:val="false"/>
-                <w:bCs w:val="false"/>
-                <w:sz w:val="20"/>
-                <w:szCs w:val="20"/>
-              </w:rPr>
-              <w:t xml:space="preserve">ชื่อที่แสดงบนหัวเว็บ หน้าเข้าสู่ระบบ และแท็บของเบราว์เซอร์</w:t>
-            </w:r>
-          </w:p>
-        </w:tc>
-        <w:tc>
-          <w:tcPr>
-            <w:tcMar>
-              <w:top w:type="dxa" w:w="90"/>
-              <w:left w:type="dxa" w:w="130"/>
-              <w:bottom w:type="dxa" w:w="90"/>
-              <w:right w:type="dxa" w:w="130"/>
-            </w:tcMar>
-          </w:tcPr>
-          <w:p>
-            <w:r>
-              <w:rPr>
-                <w:b w:val="false"/>
-                <w:bCs w:val="false"/>
-                <w:sz w:val="20"/>
-                <w:szCs w:val="20"/>
-              </w:rPr>
-              <w:t xml:space="preserve">PSE OCR CENTER</w:t>
+              <w:t xml:space="preserve">Do you want to install Node.js v24.14.0?</w:t>
+            </w:r>
+          </w:p>
+        </w:tc>
+        <w:tc>
+          <w:tcPr>
+            <w:tcMar>
+              <w:top w:type="dxa" w:w="90"/>
+              <w:left w:type="dxa" w:w="130"/>
+              <w:bottom w:type="dxa" w:w="90"/>
+              <w:right w:type="dxa" w:w="130"/>
+            </w:tcMar>
+          </w:tcPr>
+          <w:p>
+            <w:r>
+              <w:rPr>
+                <w:b w:val="false"/>
+                <w:bCs w:val="false"/>
+                <w:sz w:val="20"/>
+                <w:szCs w:val="20"/>
+              </w:rPr>
+              <w:t xml:space="preserve">y</w:t>
+            </w:r>
+          </w:p>
+        </w:tc>
+        <w:tc>
+          <w:tcPr>
+            <w:tcMar>
+              <w:top w:type="dxa" w:w="90"/>
+              <w:left w:type="dxa" w:w="130"/>
+              <w:bottom w:type="dxa" w:w="90"/>
+              <w:right w:type="dxa" w:w="130"/>
+            </w:tcMar>
+          </w:tcPr>
+          <w:p>
+            <w:r>
+              <w:rPr>
+                <w:b w:val="false"/>
+                <w:bCs w:val="false"/>
+                <w:sz w:val="20"/>
+                <w:szCs w:val="20"/>
+              </w:rPr>
+              <w:t xml:space="preserve">ติดตั้งจากไฟล์ที่มากับโปรแกรมอยู่แล้ว ไม่ต้องโหลดเพิ่ม</w:t>
             </w:r>
           </w:p>
         </w:tc>
@@ -2511,49 +2485,49 @@
                 <w:sz w:val="20"/>
                 <w:szCs w:val="20"/>
               </w:rPr>
-              <w:t xml:space="preserve">SITE_SUBTITLE</w:t>
-            </w:r>
-          </w:p>
-        </w:tc>
-        <w:tc>
-          <w:tcPr>
-            <w:tcMar>
-              <w:top w:type="dxa" w:w="90"/>
-              <w:left w:type="dxa" w:w="130"/>
-              <w:bottom w:type="dxa" w:w="90"/>
-              <w:right w:type="dxa" w:w="130"/>
-            </w:tcMar>
-          </w:tcPr>
-          <w:p>
-            <w:r>
-              <w:rPr>
-                <w:b w:val="false"/>
-                <w:bCs w:val="false"/>
-                <w:sz w:val="20"/>
-                <w:szCs w:val="20"/>
-              </w:rPr>
-              <w:t xml:space="preserve">ข้อความบรรทัดรองใต้ชื่อ</w:t>
-            </w:r>
-          </w:p>
-        </w:tc>
-        <w:tc>
-          <w:tcPr>
-            <w:tcMar>
-              <w:top w:type="dxa" w:w="90"/>
-              <w:left w:type="dxa" w:w="130"/>
-              <w:bottom w:type="dxa" w:w="90"/>
-              <w:right w:type="dxa" w:w="130"/>
-            </w:tcMar>
-          </w:tcPr>
-          <w:p>
-            <w:r>
-              <w:rPr>
-                <w:b w:val="false"/>
-                <w:bCs w:val="false"/>
-                <w:sz w:val="20"/>
-                <w:szCs w:val="20"/>
-              </w:rPr>
-              <w:t xml:space="preserve">Vision Fleet Monitor</w:t>
+              <w:t xml:space="preserve">Do you want to reinstall Redis?</w:t>
+            </w:r>
+          </w:p>
+        </w:tc>
+        <w:tc>
+          <w:tcPr>
+            <w:tcMar>
+              <w:top w:type="dxa" w:w="90"/>
+              <w:left w:type="dxa" w:w="130"/>
+              <w:bottom w:type="dxa" w:w="90"/>
+              <w:right w:type="dxa" w:w="130"/>
+            </w:tcMar>
+          </w:tcPr>
+          <w:p>
+            <w:r>
+              <w:rPr>
+                <w:b w:val="false"/>
+                <w:bCs w:val="false"/>
+                <w:sz w:val="20"/>
+                <w:szCs w:val="20"/>
+              </w:rPr>
+              <w:t xml:space="preserve">n</w:t>
+            </w:r>
+          </w:p>
+        </w:tc>
+        <w:tc>
+          <w:tcPr>
+            <w:tcMar>
+              <w:top w:type="dxa" w:w="90"/>
+              <w:left w:type="dxa" w:w="130"/>
+              <w:bottom w:type="dxa" w:w="90"/>
+              <w:right w:type="dxa" w:w="130"/>
+            </w:tcMar>
+          </w:tcPr>
+          <w:p>
+            <w:r>
+              <w:rPr>
+                <w:b w:val="false"/>
+                <w:bCs w:val="false"/>
+                <w:sz w:val="20"/>
+                <w:szCs w:val="20"/>
+              </w:rPr>
+              <w:t xml:space="preserve">ถ้าเครื่องมี Redis อยู่แล้วไม่ต้องลงซ้ำ</w:t>
             </w:r>
           </w:p>
         </w:tc>
@@ -2576,314 +2550,101 @@
                 <w:sz w:val="20"/>
                 <w:szCs w:val="20"/>
               </w:rPr>
-              <w:t xml:space="preserve">DASH_USER</w:t>
-            </w:r>
-          </w:p>
-        </w:tc>
-        <w:tc>
-          <w:tcPr>
-            <w:tcMar>
-              <w:top w:type="dxa" w:w="90"/>
-              <w:left w:type="dxa" w:w="130"/>
-              <w:bottom w:type="dxa" w:w="90"/>
-              <w:right w:type="dxa" w:w="130"/>
-            </w:tcMar>
-          </w:tcPr>
-          <w:p>
-            <w:r>
-              <w:rPr>
-                <w:b w:val="false"/>
-                <w:bCs w:val="false"/>
-                <w:sz w:val="20"/>
-                <w:szCs w:val="20"/>
-              </w:rPr>
-              <w:t xml:space="preserve">ชื่อผู้ใช้สำหรับเข้าหน้าเว็บ เว้นว่างไว้คือไม่ต้องเข้าสู่ระบบ</w:t>
-            </w:r>
-          </w:p>
-        </w:tc>
-        <w:tc>
-          <w:tcPr>
-            <w:tcMar>
-              <w:top w:type="dxa" w:w="90"/>
-              <w:left w:type="dxa" w:w="130"/>
-              <w:bottom w:type="dxa" w:w="90"/>
-              <w:right w:type="dxa" w:w="130"/>
-            </w:tcMar>
-          </w:tcPr>
-          <w:p>
-            <w:r>
-              <w:rPr>
-                <w:b w:val="false"/>
-                <w:bCs w:val="false"/>
-                <w:sz w:val="20"/>
-                <w:szCs w:val="20"/>
-              </w:rPr>
-              <w:t xml:space="preserve">admin</w:t>
-            </w:r>
-          </w:p>
-        </w:tc>
-      </w:tr>
-      <w:tr>
-        <w:tc>
-          <w:tcPr>
-            <w:tcMar>
-              <w:top w:type="dxa" w:w="90"/>
-              <w:left w:type="dxa" w:w="130"/>
-              <w:bottom w:type="dxa" w:w="90"/>
-              <w:right w:type="dxa" w:w="130"/>
-            </w:tcMar>
-          </w:tcPr>
-          <w:p>
-            <w:r>
-              <w:rPr>
-                <w:b w:val="false"/>
-                <w:bCs w:val="false"/>
-                <w:sz w:val="20"/>
-                <w:szCs w:val="20"/>
-              </w:rPr>
-              <w:t xml:space="preserve">DASH_PASS</w:t>
-            </w:r>
-          </w:p>
-        </w:tc>
-        <w:tc>
-          <w:tcPr>
-            <w:tcMar>
-              <w:top w:type="dxa" w:w="90"/>
-              <w:left w:type="dxa" w:w="130"/>
-              <w:bottom w:type="dxa" w:w="90"/>
-              <w:right w:type="dxa" w:w="130"/>
-            </w:tcMar>
-          </w:tcPr>
-          <w:p>
-            <w:r>
-              <w:rPr>
-                <w:b w:val="false"/>
-                <w:bCs w:val="false"/>
-                <w:sz w:val="20"/>
-                <w:szCs w:val="20"/>
-              </w:rPr>
-              <w:t xml:space="preserve">รหัสผ่านของบัญชีข้างบน</w:t>
-            </w:r>
-          </w:p>
-        </w:tc>
-        <w:tc>
-          <w:tcPr>
-            <w:tcMar>
-              <w:top w:type="dxa" w:w="90"/>
-              <w:left w:type="dxa" w:w="130"/>
-              <w:bottom w:type="dxa" w:w="90"/>
-              <w:right w:type="dxa" w:w="130"/>
-            </w:tcMar>
-          </w:tcPr>
-          <w:p>
-            <w:r>
-              <w:rPr>
-                <w:b w:val="false"/>
-                <w:bCs w:val="false"/>
-                <w:sz w:val="20"/>
-                <w:szCs w:val="20"/>
-              </w:rPr>
-              <w:t xml:space="preserve">ตั้งเอง</w:t>
-            </w:r>
-          </w:p>
-        </w:tc>
-      </w:tr>
-      <w:tr>
-        <w:tc>
-          <w:tcPr>
-            <w:tcMar>
-              <w:top w:type="dxa" w:w="90"/>
-              <w:left w:type="dxa" w:w="130"/>
-              <w:bottom w:type="dxa" w:w="90"/>
-              <w:right w:type="dxa" w:w="130"/>
-            </w:tcMar>
-          </w:tcPr>
-          <w:p>
-            <w:r>
-              <w:rPr>
-                <w:b w:val="false"/>
-                <w:bCs w:val="false"/>
-                <w:sz w:val="20"/>
-                <w:szCs w:val="20"/>
-              </w:rPr>
-              <w:t xml:space="preserve">API_KEY</w:t>
-            </w:r>
-          </w:p>
-        </w:tc>
-        <w:tc>
-          <w:tcPr>
-            <w:tcMar>
-              <w:top w:type="dxa" w:w="90"/>
-              <w:left w:type="dxa" w:w="130"/>
-              <w:bottom w:type="dxa" w:w="90"/>
-              <w:right w:type="dxa" w:w="130"/>
-            </w:tcMar>
-          </w:tcPr>
-          <w:p>
-            <w:r>
-              <w:rPr>
-                <w:b w:val="false"/>
-                <w:bCs w:val="false"/>
-                <w:sz w:val="20"/>
-                <w:szCs w:val="20"/>
-              </w:rPr>
-              <w:t xml:space="preserve">รหัสที่กล้องต้องแนบมาด้วยตอนส่งข้อมูล เว้นว่างคือไม่ตรวจ</w:t>
-            </w:r>
-          </w:p>
-        </w:tc>
-        <w:tc>
-          <w:tcPr>
-            <w:tcMar>
-              <w:top w:type="dxa" w:w="90"/>
-              <w:left w:type="dxa" w:w="130"/>
-              <w:bottom w:type="dxa" w:w="90"/>
-              <w:right w:type="dxa" w:w="130"/>
-            </w:tcMar>
-          </w:tcPr>
-          <w:p>
-            <w:r>
-              <w:rPr>
-                <w:b w:val="false"/>
-                <w:bCs w:val="false"/>
-                <w:sz w:val="20"/>
-                <w:szCs w:val="20"/>
-              </w:rPr>
-              <w:t xml:space="preserve">ตั้งเอง</w:t>
-            </w:r>
-          </w:p>
-        </w:tc>
-      </w:tr>
-      <w:tr>
-        <w:tc>
-          <w:tcPr>
-            <w:tcMar>
-              <w:top w:type="dxa" w:w="90"/>
-              <w:left w:type="dxa" w:w="130"/>
-              <w:bottom w:type="dxa" w:w="90"/>
-              <w:right w:type="dxa" w:w="130"/>
-            </w:tcMar>
-          </w:tcPr>
-          <w:p>
-            <w:r>
-              <w:rPr>
-                <w:b w:val="false"/>
-                <w:bCs w:val="false"/>
-                <w:sz w:val="20"/>
-                <w:szCs w:val="20"/>
-              </w:rPr>
-              <w:t xml:space="preserve">PORT</w:t>
-            </w:r>
-          </w:p>
-        </w:tc>
-        <w:tc>
-          <w:tcPr>
-            <w:tcMar>
-              <w:top w:type="dxa" w:w="90"/>
-              <w:left w:type="dxa" w:w="130"/>
-              <w:bottom w:type="dxa" w:w="90"/>
-              <w:right w:type="dxa" w:w="130"/>
-            </w:tcMar>
-          </w:tcPr>
-          <w:p>
-            <w:r>
-              <w:rPr>
-                <w:b w:val="false"/>
-                <w:bCs w:val="false"/>
-                <w:sz w:val="20"/>
-                <w:szCs w:val="20"/>
-              </w:rPr>
-              <w:t xml:space="preserve">พอร์ตของหน้าเว็บ</w:t>
-            </w:r>
-          </w:p>
-        </w:tc>
-        <w:tc>
-          <w:tcPr>
-            <w:tcMar>
-              <w:top w:type="dxa" w:w="90"/>
-              <w:left w:type="dxa" w:w="130"/>
-              <w:bottom w:type="dxa" w:w="90"/>
-              <w:right w:type="dxa" w:w="130"/>
-            </w:tcMar>
-          </w:tcPr>
-          <w:p>
-            <w:r>
-              <w:rPr>
-                <w:b w:val="false"/>
-                <w:bCs w:val="false"/>
-                <w:sz w:val="20"/>
-                <w:szCs w:val="20"/>
-              </w:rPr>
-              <w:t xml:space="preserve">8090</w:t>
-            </w:r>
-          </w:p>
-        </w:tc>
-      </w:tr>
-      <w:tr>
-        <w:tc>
-          <w:tcPr>
-            <w:tcMar>
-              <w:top w:type="dxa" w:w="90"/>
-              <w:left w:type="dxa" w:w="130"/>
-              <w:bottom w:type="dxa" w:w="90"/>
-              <w:right w:type="dxa" w:w="130"/>
-            </w:tcMar>
-          </w:tcPr>
-          <w:p>
-            <w:r>
-              <w:rPr>
-                <w:b w:val="false"/>
-                <w:bCs w:val="false"/>
-                <w:sz w:val="20"/>
-                <w:szCs w:val="20"/>
-              </w:rPr>
-              <w:t xml:space="preserve">OFFLINE_AFTER_SEC</w:t>
-            </w:r>
-          </w:p>
-        </w:tc>
-        <w:tc>
-          <w:tcPr>
-            <w:tcMar>
-              <w:top w:type="dxa" w:w="90"/>
-              <w:left w:type="dxa" w:w="130"/>
-              <w:bottom w:type="dxa" w:w="90"/>
-              <w:right w:type="dxa" w:w="130"/>
-            </w:tcMar>
-          </w:tcPr>
-          <w:p>
-            <w:r>
-              <w:rPr>
-                <w:b w:val="false"/>
-                <w:bCs w:val="false"/>
-                <w:sz w:val="20"/>
-                <w:szCs w:val="20"/>
-              </w:rPr>
-              <w:t xml:space="preserve">ขาดการติดต่อกี่วินาทีจึงถือว่าอุปกรณ์หลุด</w:t>
-            </w:r>
-          </w:p>
-        </w:tc>
-        <w:tc>
-          <w:tcPr>
-            <w:tcMar>
-              <w:top w:type="dxa" w:w="90"/>
-              <w:left w:type="dxa" w:w="130"/>
-              <w:bottom w:type="dxa" w:w="90"/>
-              <w:right w:type="dxa" w:w="130"/>
-            </w:tcMar>
-          </w:tcPr>
-          <w:p>
-            <w:r>
-              <w:rPr>
-                <w:b w:val="false"/>
-                <w:bCs w:val="false"/>
-                <w:sz w:val="20"/>
-                <w:szCs w:val="20"/>
-              </w:rPr>
-              <w:t xml:space="preserve">90</w:t>
+              <w:t xml:space="preserve">Redis is not installed. Install now?</w:t>
+            </w:r>
+          </w:p>
+        </w:tc>
+        <w:tc>
+          <w:tcPr>
+            <w:tcMar>
+              <w:top w:type="dxa" w:w="90"/>
+              <w:left w:type="dxa" w:w="130"/>
+              <w:bottom w:type="dxa" w:w="90"/>
+              <w:right w:type="dxa" w:w="130"/>
+            </w:tcMar>
+          </w:tcPr>
+          <w:p>
+            <w:r>
+              <w:rPr>
+                <w:b w:val="false"/>
+                <w:bCs w:val="false"/>
+                <w:sz w:val="20"/>
+                <w:szCs w:val="20"/>
+              </w:rPr>
+              <w:t xml:space="preserve">y</w:t>
+            </w:r>
+          </w:p>
+        </w:tc>
+        <w:tc>
+          <w:tcPr>
+            <w:tcMar>
+              <w:top w:type="dxa" w:w="90"/>
+              <w:left w:type="dxa" w:w="130"/>
+              <w:bottom w:type="dxa" w:w="90"/>
+              <w:right w:type="dxa" w:w="130"/>
+            </w:tcMar>
+          </w:tcPr>
+          <w:p>
+            <w:r>
+              <w:rPr>
+                <w:b w:val="false"/>
+                <w:bCs w:val="false"/>
+                <w:sz w:val="20"/>
+                <w:szCs w:val="20"/>
+              </w:rPr>
+              <w:t xml:space="preserve">โปรแกรมต้องใช้ Redis ในการส่งภาพขึ้นหน้าเว็บ</w:t>
             </w:r>
           </w:p>
         </w:tc>
       </w:tr>
     </w:tbl>
+    <w:p>
+      <w:pPr>
+        <w:spacing w:after="130"/>
+      </w:pPr>
+      <w:r>
+        <w:t xml:space="preserve">ช่วงท้ายสคริปต์จะพิมพ์คำสั่งที่ขึ้นต้นด้วย sudo env PATH= ออกมาหนึ่งบรรทัด ให้คัดลอกไปวางแล้วกด Enter จากนั้นพิมพ์ pm2 save อีกครั้ง เพื่อให้โปรแกรมเปิดเองทุกครั้งที่บูตเครื่อง</w:t>
+      </w:r>
+    </w:p>
+    <w:p>
+      <w:pPr>
+        <w:shd w:fill="EAF3EA"/>
+        <w:spacing w:after="140" w:before="90"/>
+      </w:pPr>
+      <w:r>
+        <w:rPr>
+          <w:b/>
+          <w:bCs/>
+          <w:color w:val="2F6B2F"/>
+        </w:rPr>
+        <w:t xml:space="preserve">เกร็ดจากหน้างาน  </w:t>
+      </w:r>
+      <w:r>
+        <w:t xml:space="preserve">ถ้าเครื่องนั้นเคยมีโปรแกรมรุ่นเก่าอยู่ ให้ใช้ update.sh ตามข้อ 4 จะเร็วกว่าและได้การล้างค่าเก่าไปในตัว</w:t>
+      </w:r>
+    </w:p>
+    <w:p>
+      <w:r>
+        <w:br w:type="page"/>
+      </w:r>
+    </w:p>
+    <w:p>
+      <w:pPr>
+        <w:pStyle w:val="Heading1"/>
+        <w:spacing w:after="170" w:before="380"/>
+      </w:pPr>
+      <w:r>
+        <w:t xml:space="preserve">6. ติดตั้ง OCR Center บน Linux</w:t>
+      </w:r>
+    </w:p>
+    <w:p>
+      <w:pPr>
+        <w:spacing w:after="130"/>
+      </w:pPr>
+      <w:r>
+        <w:t xml:space="preserve">เลือกเครื่องที่เปิดทิ้งไว้ตลอดเวลาและอยู่ในวงเดียวกับกล้อง เพราะกล้องต้องส่งข้อมูลเข้ามาที่เครื่องนี้ทุก 30 วินาที</w:t>
+      </w:r>
+    </w:p>
     <w:p>
       <w:pPr>
         <w:shd w:fill="F2F2F2"/>
@@ -2896,7 +2657,22 @@
           <w:sz w:val="19"/>
           <w:szCs w:val="19"/>
         </w:rPr>
-        <w:t xml:space="preserve">pm2 restart ocr-center</w:t>
+        <w:t xml:space="preserve">cd ~/Desktop &amp;&amp; git clone https://github.com/Commerry/OCR-Center.git</w:t>
+      </w:r>
+    </w:p>
+    <w:p>
+      <w:pPr>
+        <w:shd w:fill="F2F2F2"/>
+        <w:spacing w:after="40" w:before="40"/>
+        <w:ind w:left="220"/>
+      </w:pPr>
+      <w:r>
+        <w:rPr>
+          <w:rFonts w:ascii="Consolas" w:cs="Consolas" w:eastAsia="Consolas" w:hAnsi="Consolas"/>
+          <w:sz w:val="19"/>
+          <w:szCs w:val="19"/>
+        </w:rPr>
+        <w:t xml:space="preserve">cd OCR-Center &amp;&amp; bash install.sh</w:t>
       </w:r>
     </w:p>
     <w:p>
@@ -2904,24 +2680,7 @@
         <w:spacing w:after="130"/>
       </w:pPr>
       <w:r>
-        <w:t xml:space="preserve">เครื่อง Windows ที่เปิดด้วย npm start ให้กด Ctrl+C ที่หน้าต่างนั้นแล้วสั่ง npm start ใหม่</w:t>
-      </w:r>
-    </w:p>
-    <w:p>
-      <w:pPr>
-        <w:pStyle w:val="Heading2"/>
-        <w:spacing w:after="130" w:before="300"/>
-      </w:pPr>
-      <w:r>
-        <w:t xml:space="preserve">หน้าเข้าสู่ระบบ</w:t>
-      </w:r>
-    </w:p>
-    <w:p>
-      <w:pPr>
-        <w:spacing w:after="130"/>
-      </w:pPr>
-      <w:r>
-        <w:t xml:space="preserve">เมื่อกำหนด DASH_USER แล้ว ใครก็ตามที่เปิดหน้าเว็บจะเจอหน้านี้ก่อน ชื่อที่เห็นมาจากค่า SITE_NAME ที่ตั้งไว้</w:t>
+        <w:t xml:space="preserve">สคริปต์จะติดตั้งไลบรารี สร้างไฟล์ตั้งค่าให้ สั่งเปิดโปรแกรม และตั้งให้เปิดเองตอนบูต ตอนจบจะบอกที่อยู่หน้าเว็บกับที่อยู่สำหรับให้กล้องส่งข้อมูลเข้ามา</w:t>
       </w:r>
     </w:p>
     <w:p>
@@ -2932,7 +2691,7 @@
       <w:r>
         <w:drawing>
           <wp:inline distT="0" distB="0" distL="0" distR="0">
-            <wp:extent cx="4095750" cy="2667000"/>
+            <wp:extent cx="5715000" cy="3476625"/>
             <wp:effectExtent t="0" r="0" b="0" l="0"/>
             <wp:docPr id="1" name="" descr="" title=""/>
             <wp:cNvGraphicFramePr>
@@ -2957,7 +2716,7 @@
                   <pic:spPr bwMode="auto">
                     <a:xfrm>
                       <a:off x="0" y="0"/>
-                      <a:ext cx="4095750" cy="2667000"/>
+                      <a:ext cx="5715000" cy="3476625"/>
                     </a:xfrm>
                     <a:prstGeom prst="rect">
                       <a:avLst/>
@@ -2983,7 +2742,7 @@
           <w:sz w:val="18"/>
           <w:szCs w:val="18"/>
         </w:rPr>
-        <w:t xml:space="preserve">ภาพที่ 6  หน้าเข้าสู่ระบบของ OCR Center</w:t>
+        <w:t xml:space="preserve">ภาพที่ 6  ติดตั้ง OCR Center บนเครื่อง Linux</w:t>
       </w:r>
     </w:p>
     <w:p>
@@ -3000,16 +2759,7 @@
         <w:t xml:space="preserve">ข้อควรระวัง  </w:t>
       </w:r>
       <w:r>
-        <w:t xml:space="preserve">การเข้าสู่ระบบมีผลกับคนที่เปิดหน้าเว็บเท่านั้น ข้อมูลที่กล้องส่งเข้ามาไม่ต้องเข้าสู่ระบบ จึงไม่ต้องกลับไปแก้อะไรที่กล้องหลังเปิดใช้รหัสผ่าน</w:t>
-      </w:r>
-    </w:p>
-    <w:p>
-      <w:pPr>
-        <w:pStyle w:val="Heading2"/>
-        <w:spacing w:after="130" w:before="300"/>
-      </w:pPr>
-      <w:r>
-        <w:t xml:space="preserve">หน้าหลัก</w:t>
+        <w:t xml:space="preserve">เครื่องต้องมี Node.js รุ่น 18 ขึ้นไป ถ้าเป็นรุ่นเก่ากว่านั้นสคริปต์จะหยุดพร้อมบอกคำสั่งติดตั้ง เครื่องที่เจอมามีทั้งรุ่น 10 ที่ติดมากับระบบปฏิบัติการเดิม ต้องลงรุ่นใหม่ทับก่อนถึงจะไปต่อได้</w:t>
       </w:r>
     </w:p>
     <w:p>
@@ -3017,7 +2767,312 @@
         <w:spacing w:after="130"/>
       </w:pPr>
       <w:r>
-        <w:t xml:space="preserve">อุปกรณ์ที่ส่งข้อมูลเข้ามาจะขึ้นเองในหน้านี้ แยกเป็นกลุ่มตามที่จัดไว้ การ์ดแต่ละใบบอกอุณหภูมิ พื้นที่ดิสก์ หน่วยความจำ เลขล่าสุดที่ส่งให้ PLC และภาพล่าสุดที่อ่านได้</w:t>
+        <w:t xml:space="preserve">คำสั่งลง Node.js รุ่นใหม่ เลือกให้ตรงกับชนิดของซีพียู ตรวจด้วยคำสั่ง uname -m ก่อน ถ้าได้ x86_64 ใช้ชุดแรก ถ้าได้ aarch64 ใช้ชุดที่สอง</w:t>
+      </w:r>
+    </w:p>
+    <w:p>
+      <w:pPr>
+        <w:shd w:fill="F2F2F2"/>
+        <w:spacing w:after="40" w:before="40"/>
+        <w:ind w:left="220"/>
+      </w:pPr>
+      <w:r>
+        <w:rPr>
+          <w:rFonts w:ascii="Consolas" w:cs="Consolas" w:eastAsia="Consolas" w:hAnsi="Consolas"/>
+          <w:sz w:val="19"/>
+          <w:szCs w:val="19"/>
+        </w:rPr>
+        <w:t xml:space="preserve">curl -fSL -o /tmp/node.tar.xz https://nodejs.org/dist/v22.14.0/node-v22.14.0-linux-x64.tar.xz</w:t>
+      </w:r>
+    </w:p>
+    <w:p>
+      <w:pPr>
+        <w:shd w:fill="F2F2F2"/>
+        <w:spacing w:after="40" w:before="40"/>
+        <w:ind w:left="220"/>
+      </w:pPr>
+      <w:r>
+        <w:rPr>
+          <w:rFonts w:ascii="Consolas" w:cs="Consolas" w:eastAsia="Consolas" w:hAnsi="Consolas"/>
+          <w:sz w:val="19"/>
+          <w:szCs w:val="19"/>
+        </w:rPr>
+        <w:t xml:space="preserve">curl -fSL -o /tmp/node.tar.xz https://nodejs.org/dist/v22.14.0/node-v22.14.0-linux-arm64.tar.xz</w:t>
+      </w:r>
+    </w:p>
+    <w:p>
+      <w:pPr>
+        <w:shd w:fill="F2F2F2"/>
+        <w:spacing w:after="40" w:before="40"/>
+        <w:ind w:left="220"/>
+      </w:pPr>
+      <w:r>
+        <w:rPr>
+          <w:rFonts w:ascii="Consolas" w:cs="Consolas" w:eastAsia="Consolas" w:hAnsi="Consolas"/>
+          <w:sz w:val="19"/>
+          <w:szCs w:val="19"/>
+        </w:rPr>
+        <w:t xml:space="preserve">sudo tar -xJf /tmp/node.tar.xz -C /usr/local --strip-components=1</w:t>
+      </w:r>
+    </w:p>
+    <w:p>
+      <w:pPr>
+        <w:shd w:fill="F2F2F2"/>
+        <w:spacing w:after="40" w:before="40"/>
+        <w:ind w:left="220"/>
+      </w:pPr>
+      <w:r>
+        <w:rPr>
+          <w:rFonts w:ascii="Consolas" w:cs="Consolas" w:eastAsia="Consolas" w:hAnsi="Consolas"/>
+          <w:sz w:val="19"/>
+          <w:szCs w:val="19"/>
+        </w:rPr>
+        <w:t xml:space="preserve">export PATH=/usr/local/bin:$PATH; hash -r; node -v</w:t>
+      </w:r>
+    </w:p>
+    <w:p>
+      <w:pPr>
+        <w:spacing w:after="130"/>
+      </w:pPr>
+      <w:r>
+        <w:t xml:space="preserve">เครื่องที่ต้องออกผ่านพร็อกซี ให้เติม -x http://10.201.0.54:8080 ต่อจากคำสั่ง curl และตั้งพร็อกซีให้ npm ก่อนติดตั้งไลบรารี</w:t>
+      </w:r>
+    </w:p>
+    <w:p>
+      <w:pPr>
+        <w:shd w:fill="F2F2F2"/>
+        <w:spacing w:after="40" w:before="40"/>
+        <w:ind w:left="220"/>
+      </w:pPr>
+      <w:r>
+        <w:rPr>
+          <w:rFonts w:ascii="Consolas" w:cs="Consolas" w:eastAsia="Consolas" w:hAnsi="Consolas"/>
+          <w:sz w:val="19"/>
+          <w:szCs w:val="19"/>
+        </w:rPr>
+        <w:t xml:space="preserve">npm config set proxy http://10.201.0.54:8080</w:t>
+      </w:r>
+    </w:p>
+    <w:p>
+      <w:pPr>
+        <w:shd w:fill="F2F2F2"/>
+        <w:spacing w:after="40" w:before="40"/>
+        <w:ind w:left="220"/>
+      </w:pPr>
+      <w:r>
+        <w:rPr>
+          <w:rFonts w:ascii="Consolas" w:cs="Consolas" w:eastAsia="Consolas" w:hAnsi="Consolas"/>
+          <w:sz w:val="19"/>
+          <w:szCs w:val="19"/>
+        </w:rPr>
+        <w:t xml:space="preserve">npm config set https-proxy http://10.201.0.54:8080</w:t>
+      </w:r>
+    </w:p>
+    <w:p>
+      <w:pPr>
+        <w:shd w:fill="F2F2F2"/>
+        <w:spacing w:after="40" w:before="40"/>
+        <w:ind w:left="220"/>
+      </w:pPr>
+      <w:r>
+        <w:rPr>
+          <w:rFonts w:ascii="Consolas" w:cs="Consolas" w:eastAsia="Consolas" w:hAnsi="Consolas"/>
+          <w:sz w:val="19"/>
+          <w:szCs w:val="19"/>
+        </w:rPr>
+        <w:t xml:space="preserve">npm config set strict-ssl false</w:t>
+      </w:r>
+    </w:p>
+    <w:p>
+      <w:r>
+        <w:br w:type="page"/>
+      </w:r>
+    </w:p>
+    <w:p>
+      <w:pPr>
+        <w:pStyle w:val="Heading1"/>
+        <w:spacing w:after="170" w:before="380"/>
+      </w:pPr>
+      <w:r>
+        <w:t xml:space="preserve">7. ติดตั้ง OCR Center บน Windows</w:t>
+      </w:r>
+    </w:p>
+    <w:p>
+      <w:pPr>
+        <w:spacing w:after="130"/>
+      </w:pPr>
+      <w:r>
+        <w:t xml:space="preserve">บน Windows ไม่ต้องใช้สคริปต์ ทำผ่าน Command Prompt สี่ขั้น</w:t>
+      </w:r>
+    </w:p>
+    <w:p>
+      <w:pPr>
+        <w:spacing w:after="70" w:before="140"/>
+      </w:pPr>
+      <w:r>
+        <w:rPr>
+          <w:b/>
+          <w:bCs/>
+          <w:color w:val="1F4E79"/>
+        </w:rPr>
+        <w:t xml:space="preserve">ขั้นที่ 1  </w:t>
+      </w:r>
+      <w:r>
+        <w:rPr>
+          <w:b/>
+          <w:bCs/>
+        </w:rPr>
+        <w:t xml:space="preserve">ติดตั้ง Node.js รุ่น 22 LTS จาก nodejs.org แบบ Windows Installer แล้วเปิด Command Prompt ใหม่</w:t>
+      </w:r>
+    </w:p>
+    <w:p>
+      <w:pPr>
+        <w:shd w:fill="F2F2F2"/>
+        <w:spacing w:after="40" w:before="40"/>
+        <w:ind w:left="220"/>
+      </w:pPr>
+      <w:r>
+        <w:rPr>
+          <w:rFonts w:ascii="Consolas" w:cs="Consolas" w:eastAsia="Consolas" w:hAnsi="Consolas"/>
+          <w:sz w:val="19"/>
+          <w:szCs w:val="19"/>
+        </w:rPr>
+        <w:t xml:space="preserve">node -v</w:t>
+      </w:r>
+    </w:p>
+    <w:p>
+      <w:pPr>
+        <w:spacing w:after="70" w:before="140"/>
+      </w:pPr>
+      <w:r>
+        <w:rPr>
+          <w:b/>
+          <w:bCs/>
+          <w:color w:val="1F4E79"/>
+        </w:rPr>
+        <w:t xml:space="preserve">ขั้นที่ 2  </w:t>
+      </w:r>
+      <w:r>
+        <w:rPr>
+          <w:b/>
+          <w:bCs/>
+        </w:rPr>
+        <w:t xml:space="preserve">ดาวน์โหลดโค้ด จะใช้ git clone หรือดาวน์โหลดเป็นไฟล์ ZIP จากหน้า GitHub แล้วแตกไฟล์เองก็ได้</w:t>
+      </w:r>
+    </w:p>
+    <w:p>
+      <w:pPr>
+        <w:shd w:fill="F2F2F2"/>
+        <w:spacing w:after="40" w:before="40"/>
+        <w:ind w:left="220"/>
+      </w:pPr>
+      <w:r>
+        <w:rPr>
+          <w:rFonts w:ascii="Consolas" w:cs="Consolas" w:eastAsia="Consolas" w:hAnsi="Consolas"/>
+          <w:sz w:val="19"/>
+          <w:szCs w:val="19"/>
+        </w:rPr>
+        <w:t xml:space="preserve">git clone https://github.com/Commerry/OCR-Center.git D:\OCR-Center</w:t>
+      </w:r>
+    </w:p>
+    <w:p>
+      <w:pPr>
+        <w:spacing w:after="70" w:before="140"/>
+      </w:pPr>
+      <w:r>
+        <w:rPr>
+          <w:b/>
+          <w:bCs/>
+          <w:color w:val="1F4E79"/>
+        </w:rPr>
+        <w:t xml:space="preserve">ขั้นที่ 3  </w:t>
+      </w:r>
+      <w:r>
+        <w:rPr>
+          <w:b/>
+          <w:bCs/>
+        </w:rPr>
+        <w:t xml:space="preserve">ติดตั้งไลบรารีและสร้างไฟล์ตั้งค่า</w:t>
+      </w:r>
+    </w:p>
+    <w:p>
+      <w:pPr>
+        <w:shd w:fill="F2F2F2"/>
+        <w:spacing w:after="40" w:before="40"/>
+        <w:ind w:left="220"/>
+      </w:pPr>
+      <w:r>
+        <w:rPr>
+          <w:rFonts w:ascii="Consolas" w:cs="Consolas" w:eastAsia="Consolas" w:hAnsi="Consolas"/>
+          <w:sz w:val="19"/>
+          <w:szCs w:val="19"/>
+        </w:rPr>
+        <w:t xml:space="preserve">cd /d D:\OCR-Center</w:t>
+      </w:r>
+    </w:p>
+    <w:p>
+      <w:pPr>
+        <w:shd w:fill="F2F2F2"/>
+        <w:spacing w:after="40" w:before="40"/>
+        <w:ind w:left="220"/>
+      </w:pPr>
+      <w:r>
+        <w:rPr>
+          <w:rFonts w:ascii="Consolas" w:cs="Consolas" w:eastAsia="Consolas" w:hAnsi="Consolas"/>
+          <w:sz w:val="19"/>
+          <w:szCs w:val="19"/>
+        </w:rPr>
+        <w:t xml:space="preserve">npm install</w:t>
+      </w:r>
+    </w:p>
+    <w:p>
+      <w:pPr>
+        <w:shd w:fill="F2F2F2"/>
+        <w:spacing w:after="40" w:before="40"/>
+        <w:ind w:left="220"/>
+      </w:pPr>
+      <w:r>
+        <w:rPr>
+          <w:rFonts w:ascii="Consolas" w:cs="Consolas" w:eastAsia="Consolas" w:hAnsi="Consolas"/>
+          <w:sz w:val="19"/>
+          <w:szCs w:val="19"/>
+        </w:rPr>
+        <w:t xml:space="preserve">copy .env.example .env</w:t>
+      </w:r>
+    </w:p>
+    <w:p>
+      <w:pPr>
+        <w:spacing w:after="70" w:before="140"/>
+      </w:pPr>
+      <w:r>
+        <w:rPr>
+          <w:b/>
+          <w:bCs/>
+          <w:color w:val="1F4E79"/>
+        </w:rPr>
+        <w:t xml:space="preserve">ขั้นที่ 4  </w:t>
+      </w:r>
+      <w:r>
+        <w:rPr>
+          <w:b/>
+          <w:bCs/>
+        </w:rPr>
+        <w:t xml:space="preserve">สั่งเปิดโปรแกรม</w:t>
+      </w:r>
+    </w:p>
+    <w:p>
+      <w:pPr>
+        <w:shd w:fill="F2F2F2"/>
+        <w:spacing w:after="40" w:before="40"/>
+        <w:ind w:left="220"/>
+      </w:pPr>
+      <w:r>
+        <w:rPr>
+          <w:rFonts w:ascii="Consolas" w:cs="Consolas" w:eastAsia="Consolas" w:hAnsi="Consolas"/>
+          <w:sz w:val="19"/>
+          <w:szCs w:val="19"/>
+        </w:rPr>
+        <w:t xml:space="preserve">npm start</w:t>
       </w:r>
     </w:p>
     <w:p>
@@ -3028,7 +3083,7 @@
       <w:r>
         <w:drawing>
           <wp:inline distT="0" distB="0" distL="0" distR="0">
-            <wp:extent cx="5905500" cy="3543300"/>
+            <wp:extent cx="5715000" cy="3476625"/>
             <wp:effectExtent t="0" r="0" b="0" l="0"/>
             <wp:docPr id="1" name="" descr="" title=""/>
             <wp:cNvGraphicFramePr>
@@ -3053,7 +3108,7 @@
                   <pic:spPr bwMode="auto">
                     <a:xfrm>
                       <a:off x="0" y="0"/>
-                      <a:ext cx="5905500" cy="3543300"/>
+                      <a:ext cx="5715000" cy="3476625"/>
                     </a:xfrm>
                     <a:prstGeom prst="rect">
                       <a:avLst/>
@@ -3079,59 +3134,77 @@
           <w:sz w:val="18"/>
           <w:szCs w:val="18"/>
         </w:rPr>
-        <w:t xml:space="preserve">ภาพที่ 7  หน้าหลักของ OCR Center แสดงกล้องแยกตามกลุ่ม</w:t>
-      </w:r>
-    </w:p>
-    <w:p>
-      <w:pPr>
-        <w:pStyle w:val="ListParagraph"/>
-        <w:numPr>
-          <w:ilvl w:val="0"/>
-          <w:numId w:val="1"/>
-        </w:numPr>
-        <w:spacing w:after="70"/>
-      </w:pPr>
-      <w:r>
-        <w:t xml:space="preserve">ปุ่ม New Group มุมขวาบน ใช้สร้างกลุ่มใหม่ เช่น แยกตามโรงงานหรือไลน์ผลิต</w:t>
-      </w:r>
-    </w:p>
-    <w:p>
-      <w:pPr>
-        <w:pStyle w:val="ListParagraph"/>
-        <w:numPr>
-          <w:ilvl w:val="0"/>
-          <w:numId w:val="1"/>
-        </w:numPr>
-        <w:spacing w:after="70"/>
-      </w:pPr>
-      <w:r>
-        <w:t xml:space="preserve">ป้ายชื่อกลุ่มบนการ์ด กดแล้วเลือกย้ายอุปกรณ์ไปกลุ่มอื่นได้ทันที</w:t>
-      </w:r>
-    </w:p>
-    <w:p>
-      <w:pPr>
-        <w:pStyle w:val="ListParagraph"/>
-        <w:numPr>
-          <w:ilvl w:val="0"/>
-          <w:numId w:val="1"/>
-        </w:numPr>
-        <w:spacing w:after="70"/>
-      </w:pPr>
-      <w:r>
-        <w:t xml:space="preserve">ไอคอนลูกศรเฉียงมุมขวาบนของการ์ด เปิดหน้าเว็บของกล้องตัวนั้นในแท็บใหม่</w:t>
-      </w:r>
-    </w:p>
-    <w:p>
-      <w:pPr>
-        <w:pStyle w:val="ListParagraph"/>
-        <w:numPr>
-          <w:ilvl w:val="0"/>
-          <w:numId w:val="1"/>
-        </w:numPr>
-        <w:spacing w:after="70"/>
-      </w:pPr>
-      <w:r>
-        <w:t xml:space="preserve">คลิกที่ตัวการ์ด จะเห็นรายละเอียดเครื่อง ประวัติเลขที่อ่านได้ย้อนหลัง และปุ่มแก้ที่อยู่หน้าเว็บของอุปกรณ์</w:t>
+        <w:t xml:space="preserve">ภาพที่ 7  ติดตั้งและเปิด OCR Center บน Windows</w:t>
+      </w:r>
+    </w:p>
+    <w:p>
+      <w:pPr>
+        <w:spacing w:after="130"/>
+      </w:pPr>
+      <w:r>
+        <w:t xml:space="preserve">หน้าต่างนี้ต้องเปิดค้างไว้ ถ้าปิดโปรแกรมจะหยุดทำงาน ถ้าต้องการให้รันเป็นบริการเบื้องหลังและเปิดเองตอนเข้าเครื่อง ให้ติดตั้ง pm2 เพิ่ม</w:t>
+      </w:r>
+    </w:p>
+    <w:p>
+      <w:pPr>
+        <w:shd w:fill="F2F2F2"/>
+        <w:spacing w:after="40" w:before="40"/>
+        <w:ind w:left="220"/>
+      </w:pPr>
+      <w:r>
+        <w:rPr>
+          <w:rFonts w:ascii="Consolas" w:cs="Consolas" w:eastAsia="Consolas" w:hAnsi="Consolas"/>
+          <w:sz w:val="19"/>
+          <w:szCs w:val="19"/>
+        </w:rPr>
+        <w:t xml:space="preserve">npm install -g pm2</w:t>
+      </w:r>
+    </w:p>
+    <w:p>
+      <w:pPr>
+        <w:shd w:fill="F2F2F2"/>
+        <w:spacing w:after="40" w:before="40"/>
+        <w:ind w:left="220"/>
+      </w:pPr>
+      <w:r>
+        <w:rPr>
+          <w:rFonts w:ascii="Consolas" w:cs="Consolas" w:eastAsia="Consolas" w:hAnsi="Consolas"/>
+          <w:sz w:val="19"/>
+          <w:szCs w:val="19"/>
+        </w:rPr>
+        <w:t xml:space="preserve">pm2 start ecosystem.config.js</w:t>
+      </w:r>
+    </w:p>
+    <w:p>
+      <w:pPr>
+        <w:shd w:fill="F2F2F2"/>
+        <w:spacing w:after="40" w:before="40"/>
+        <w:ind w:left="220"/>
+      </w:pPr>
+      <w:r>
+        <w:rPr>
+          <w:rFonts w:ascii="Consolas" w:cs="Consolas" w:eastAsia="Consolas" w:hAnsi="Consolas"/>
+          <w:sz w:val="19"/>
+          <w:szCs w:val="19"/>
+        </w:rPr>
+        <w:t xml:space="preserve">pm2 save</w:t>
+      </w:r>
+    </w:p>
+    <w:p>
+      <w:pPr>
+        <w:shd w:fill="FFF6E5"/>
+        <w:spacing w:after="140" w:before="90"/>
+      </w:pPr>
+      <w:r>
+        <w:rPr>
+          <w:b/>
+          <w:bCs/>
+          <w:color w:val="B45309"/>
+        </w:rPr>
+        <w:t xml:space="preserve">ข้อควรระวัง  </w:t>
+      </w:r>
+      <w:r>
+        <w:t xml:space="preserve">อย่าลืมเปิดพอร์ต 8090 ใน Windows Firewall ไม่อย่างนั้นกล้องจะส่งข้อมูลเข้ามาไม่ได้ ตั้งได้ที่ Windows Defender Firewall แล้วเพิ่ม Inbound Rule ชนิด Port ระบุ TCP 8090</w:t>
       </w:r>
     </w:p>
     <w:p>
@@ -3145,7 +3218,7 @@
         <w:spacing w:after="170" w:before="380"/>
       </w:pPr>
       <w:r>
-        <w:t xml:space="preserve">8. เชื่อมกล้องเข้ากับ OCR Center</w:t>
+        <w:t xml:space="preserve">8. ตั้งค่า OCR Center และเปิดใช้งานหน้าเว็บ</w:t>
       </w:r>
     </w:p>
     <w:p>
@@ -3153,87 +3226,37 @@
         <w:spacing w:after="130"/>
       </w:pPr>
       <w:r>
-        <w:t xml:space="preserve">ทำที่หน้าเว็บของกล้องทีละตัว ไม่ต้องไปเพิ่มรายชื่ออุปกรณ์ที่ฝั่ง Center เพราะ Center จะจำอุปกรณ์เองจากหมายเลข MAC ตั้งแต่ข้อมูลชุดแรกที่ส่งเข้ามา</w:t>
-      </w:r>
-    </w:p>
-    <w:p>
-      <w:pPr>
-        <w:spacing w:after="70" w:before="140"/>
-      </w:pPr>
-      <w:r>
-        <w:rPr>
-          <w:b/>
-          <w:bCs/>
-          <w:color w:val="1F4E79"/>
-        </w:rPr>
-        <w:t xml:space="preserve">ขั้นที่ 1  </w:t>
-      </w:r>
-      <w:r>
-        <w:rPr>
-          <w:b/>
-          <w:bCs/>
-        </w:rPr>
-        <w:t xml:space="preserve">เปิดเบราว์เซอร์ไปที่ http://&lt;IP กล้อง&gt;:64010 แล้วเข้าสู่ระบบด้วยบัญชีผู้ดูแล</w:t>
-      </w:r>
-    </w:p>
-    <w:p>
-      <w:pPr>
-        <w:spacing w:after="70" w:before="140"/>
-      </w:pPr>
-      <w:r>
-        <w:rPr>
-          <w:b/>
-          <w:bCs/>
-          <w:color w:val="1F4E79"/>
-        </w:rPr>
-        <w:t xml:space="preserve">ขั้นที่ 2  </w:t>
-      </w:r>
-      <w:r>
-        <w:rPr>
-          <w:b/>
-          <w:bCs/>
-        </w:rPr>
-        <w:t xml:space="preserve">กดไอคอนรูปจอภาพที่แถบซ้าย เพื่อเปิดหน้า System Settings</w:t>
-      </w:r>
-    </w:p>
-    <w:p>
-      <w:pPr>
-        <w:spacing w:after="70" w:before="140"/>
-      </w:pPr>
-      <w:r>
-        <w:rPr>
-          <w:b/>
-          <w:bCs/>
-          <w:color w:val="1F4E79"/>
-        </w:rPr>
-        <w:t xml:space="preserve">ขั้นที่ 3  </w:t>
-      </w:r>
-      <w:r>
-        <w:rPr>
-          <w:b/>
-          <w:bCs/>
-        </w:rPr>
-        <w:t xml:space="preserve">เลื่อนลงไปที่หัวข้อ Central Server API แล้วกรอกค่าตามตารางข้างล่าง</w:t>
-      </w:r>
-    </w:p>
-    <w:p>
-      <w:pPr>
-        <w:spacing w:after="70" w:before="140"/>
-      </w:pPr>
-      <w:r>
-        <w:rPr>
-          <w:b/>
-          <w:bCs/>
-          <w:color w:val="1F4E79"/>
-        </w:rPr>
-        <w:t xml:space="preserve">ขั้นที่ 4  </w:t>
-      </w:r>
-      <w:r>
-        <w:rPr>
-          <w:b/>
-          <w:bCs/>
-        </w:rPr>
-        <w:t xml:space="preserve">กด Test Connection ให้ขึ้นข้อความสีเขียว แล้วกด Save API Settings</w:t>
+        <w:t xml:space="preserve">เปิดไฟล์ .env ในโฟลเดอร์ของ Center ด้วยโปรแกรมแก้ไขข้อความ แล้วกำหนดค่าตามตาราง แก้เสร็จแล้วต้องสั่งให้โปรแกรมเริ่มทำงานใหม่ ค่าถึงจะมีผล</w:t>
+      </w:r>
+    </w:p>
+    <w:p>
+      <w:pPr>
+        <w:shd w:fill="F2F2F2"/>
+        <w:spacing w:after="40" w:before="40"/>
+        <w:ind w:left="220"/>
+      </w:pPr>
+      <w:r>
+        <w:rPr>
+          <w:rFonts w:ascii="Consolas" w:cs="Consolas" w:eastAsia="Consolas" w:hAnsi="Consolas"/>
+          <w:sz w:val="19"/>
+          <w:szCs w:val="19"/>
+        </w:rPr>
+        <w:t xml:space="preserve">nano .env          (บน Linux)</w:t>
+      </w:r>
+    </w:p>
+    <w:p>
+      <w:pPr>
+        <w:shd w:fill="F2F2F2"/>
+        <w:spacing w:after="40" w:before="40"/>
+        <w:ind w:left="220"/>
+      </w:pPr>
+      <w:r>
+        <w:rPr>
+          <w:rFonts w:ascii="Consolas" w:cs="Consolas" w:eastAsia="Consolas" w:hAnsi="Consolas"/>
+          <w:sz w:val="19"/>
+          <w:szCs w:val="19"/>
+        </w:rPr>
+        <w:t xml:space="preserve">notepad .env       (บน Windows)</w:t>
       </w:r>
     </w:p>
     <w:tbl>
@@ -3251,6 +3274,7 @@
       <w:tblGrid>
         <w:gridCol w:w="100"/>
         <w:gridCol w:w="100"/>
+        <w:gridCol w:w="100"/>
       </w:tblGrid>
       <w:tr>
         <w:tc>
@@ -3271,7 +3295,7 @@
                 <w:sz w:val="20"/>
                 <w:szCs w:val="20"/>
               </w:rPr>
-              <w:t xml:space="preserve">ช่อง</w:t>
+              <w:t xml:space="preserve">ชื่อค่า</w:t>
             </w:r>
           </w:p>
         </w:tc>
@@ -3293,7 +3317,29 @@
                 <w:sz w:val="20"/>
                 <w:szCs w:val="20"/>
               </w:rPr>
-              <w:t xml:space="preserve">ค่าที่ใส่</w:t>
+              <w:t xml:space="preserve">ใช้ทำอะไร</w:t>
+            </w:r>
+          </w:p>
+        </w:tc>
+        <w:tc>
+          <w:tcPr>
+            <w:shd w:fill="E6E6E6"/>
+            <w:tcMar>
+              <w:top w:type="dxa" w:w="90"/>
+              <w:left w:type="dxa" w:w="130"/>
+              <w:bottom w:type="dxa" w:w="90"/>
+              <w:right w:type="dxa" w:w="130"/>
+            </w:tcMar>
+          </w:tcPr>
+          <w:p>
+            <w:r>
+              <w:rPr>
+                <w:b/>
+                <w:bCs/>
+                <w:sz w:val="20"/>
+                <w:szCs w:val="20"/>
+              </w:rPr>
+              <w:t xml:space="preserve">ตัวอย่าง</w:t>
             </w:r>
           </w:p>
         </w:tc>
@@ -3316,28 +3362,49 @@
                 <w:sz w:val="20"/>
                 <w:szCs w:val="20"/>
               </w:rPr>
-              <w:t xml:space="preserve">สวิตช์ส่งข้อมูลไปเว็บกลาง</w:t>
-            </w:r>
-          </w:p>
-        </w:tc>
-        <w:tc>
-          <w:tcPr>
-            <w:tcMar>
-              <w:top w:type="dxa" w:w="90"/>
-              <w:left w:type="dxa" w:w="130"/>
-              <w:bottom w:type="dxa" w:w="90"/>
-              <w:right w:type="dxa" w:w="130"/>
-            </w:tcMar>
-          </w:tcPr>
-          <w:p>
-            <w:r>
-              <w:rPr>
-                <w:b w:val="false"/>
-                <w:bCs w:val="false"/>
-                <w:sz w:val="20"/>
-                <w:szCs w:val="20"/>
-              </w:rPr>
-              <w:t xml:space="preserve">เปิด</w:t>
+              <w:t xml:space="preserve">SITE_NAME</w:t>
+            </w:r>
+          </w:p>
+        </w:tc>
+        <w:tc>
+          <w:tcPr>
+            <w:tcMar>
+              <w:top w:type="dxa" w:w="90"/>
+              <w:left w:type="dxa" w:w="130"/>
+              <w:bottom w:type="dxa" w:w="90"/>
+              <w:right w:type="dxa" w:w="130"/>
+            </w:tcMar>
+          </w:tcPr>
+          <w:p>
+            <w:r>
+              <w:rPr>
+                <w:b w:val="false"/>
+                <w:bCs w:val="false"/>
+                <w:sz w:val="20"/>
+                <w:szCs w:val="20"/>
+              </w:rPr>
+              <w:t xml:space="preserve">ชื่อที่แสดงบนหัวเว็บ หน้าเข้าสู่ระบบ และแท็บของเบราว์เซอร์</w:t>
+            </w:r>
+          </w:p>
+        </w:tc>
+        <w:tc>
+          <w:tcPr>
+            <w:tcMar>
+              <w:top w:type="dxa" w:w="90"/>
+              <w:left w:type="dxa" w:w="130"/>
+              <w:bottom w:type="dxa" w:w="90"/>
+              <w:right w:type="dxa" w:w="130"/>
+            </w:tcMar>
+          </w:tcPr>
+          <w:p>
+            <w:r>
+              <w:rPr>
+                <w:b w:val="false"/>
+                <w:bCs w:val="false"/>
+                <w:sz w:val="20"/>
+                <w:szCs w:val="20"/>
+              </w:rPr>
+              <w:t xml:space="preserve">PSE OCR CENTER</w:t>
             </w:r>
           </w:p>
         </w:tc>
@@ -3360,28 +3427,49 @@
                 <w:sz w:val="20"/>
                 <w:szCs w:val="20"/>
               </w:rPr>
-              <w:t xml:space="preserve">Central API URL</w:t>
-            </w:r>
-          </w:p>
-        </w:tc>
-        <w:tc>
-          <w:tcPr>
-            <w:tcMar>
-              <w:top w:type="dxa" w:w="90"/>
-              <w:left w:type="dxa" w:w="130"/>
-              <w:bottom w:type="dxa" w:w="90"/>
-              <w:right w:type="dxa" w:w="130"/>
-            </w:tcMar>
-          </w:tcPr>
-          <w:p>
-            <w:r>
-              <w:rPr>
-                <w:b w:val="false"/>
-                <w:bCs w:val="false"/>
-                <w:sz w:val="20"/>
-                <w:szCs w:val="20"/>
-              </w:rPr>
-              <w:t xml:space="preserve">http://&lt;IP เครื่อง Center&gt;:8090/api/devices/heartbeat</w:t>
+              <w:t xml:space="preserve">SITE_SUBTITLE</w:t>
+            </w:r>
+          </w:p>
+        </w:tc>
+        <w:tc>
+          <w:tcPr>
+            <w:tcMar>
+              <w:top w:type="dxa" w:w="90"/>
+              <w:left w:type="dxa" w:w="130"/>
+              <w:bottom w:type="dxa" w:w="90"/>
+              <w:right w:type="dxa" w:w="130"/>
+            </w:tcMar>
+          </w:tcPr>
+          <w:p>
+            <w:r>
+              <w:rPr>
+                <w:b w:val="false"/>
+                <w:bCs w:val="false"/>
+                <w:sz w:val="20"/>
+                <w:szCs w:val="20"/>
+              </w:rPr>
+              <w:t xml:space="preserve">ข้อความบรรทัดรองใต้ชื่อ</w:t>
+            </w:r>
+          </w:p>
+        </w:tc>
+        <w:tc>
+          <w:tcPr>
+            <w:tcMar>
+              <w:top w:type="dxa" w:w="90"/>
+              <w:left w:type="dxa" w:w="130"/>
+              <w:bottom w:type="dxa" w:w="90"/>
+              <w:right w:type="dxa" w:w="130"/>
+            </w:tcMar>
+          </w:tcPr>
+          <w:p>
+            <w:r>
+              <w:rPr>
+                <w:b w:val="false"/>
+                <w:bCs w:val="false"/>
+                <w:sz w:val="20"/>
+                <w:szCs w:val="20"/>
+              </w:rPr>
+              <w:t xml:space="preserve">Vision Fleet Monitor</w:t>
             </w:r>
           </w:p>
         </w:tc>
@@ -3404,28 +3492,49 @@
                 <w:sz w:val="20"/>
                 <w:szCs w:val="20"/>
               </w:rPr>
-              <w:t xml:space="preserve">API Key</w:t>
-            </w:r>
-          </w:p>
-        </w:tc>
-        <w:tc>
-          <w:tcPr>
-            <w:tcMar>
-              <w:top w:type="dxa" w:w="90"/>
-              <w:left w:type="dxa" w:w="130"/>
-              <w:bottom w:type="dxa" w:w="90"/>
-              <w:right w:type="dxa" w:w="130"/>
-            </w:tcMar>
-          </w:tcPr>
-          <w:p>
-            <w:r>
-              <w:rPr>
-                <w:b w:val="false"/>
-                <w:bCs w:val="false"/>
-                <w:sz w:val="20"/>
-                <w:szCs w:val="20"/>
-              </w:rPr>
-              <w:t xml:space="preserve">ใส่ให้ตรงกับ API_KEY ในไฟล์ .env ของ Center ถ้าไม่ได้ตั้งก็เว้นว่าง</w:t>
+              <w:t xml:space="preserve">DASH_USER</w:t>
+            </w:r>
+          </w:p>
+        </w:tc>
+        <w:tc>
+          <w:tcPr>
+            <w:tcMar>
+              <w:top w:type="dxa" w:w="90"/>
+              <w:left w:type="dxa" w:w="130"/>
+              <w:bottom w:type="dxa" w:w="90"/>
+              <w:right w:type="dxa" w:w="130"/>
+            </w:tcMar>
+          </w:tcPr>
+          <w:p>
+            <w:r>
+              <w:rPr>
+                <w:b w:val="false"/>
+                <w:bCs w:val="false"/>
+                <w:sz w:val="20"/>
+                <w:szCs w:val="20"/>
+              </w:rPr>
+              <w:t xml:space="preserve">ชื่อผู้ใช้สำหรับเข้าหน้าเว็บ เว้นว่างไว้คือไม่ต้องเข้าสู่ระบบ</w:t>
+            </w:r>
+          </w:p>
+        </w:tc>
+        <w:tc>
+          <w:tcPr>
+            <w:tcMar>
+              <w:top w:type="dxa" w:w="90"/>
+              <w:left w:type="dxa" w:w="130"/>
+              <w:bottom w:type="dxa" w:w="90"/>
+              <w:right w:type="dxa" w:w="130"/>
+            </w:tcMar>
+          </w:tcPr>
+          <w:p>
+            <w:r>
+              <w:rPr>
+                <w:b w:val="false"/>
+                <w:bCs w:val="false"/>
+                <w:sz w:val="20"/>
+                <w:szCs w:val="20"/>
+              </w:rPr>
+              <w:t xml:space="preserve">admin</w:t>
             </w:r>
           </w:p>
         </w:tc>
@@ -3448,28 +3557,49 @@
                 <w:sz w:val="20"/>
                 <w:szCs w:val="20"/>
               </w:rPr>
-              <w:t xml:space="preserve">ส่งทุกกี่วินาที</w:t>
-            </w:r>
-          </w:p>
-        </w:tc>
-        <w:tc>
-          <w:tcPr>
-            <w:tcMar>
-              <w:top w:type="dxa" w:w="90"/>
-              <w:left w:type="dxa" w:w="130"/>
-              <w:bottom w:type="dxa" w:w="90"/>
-              <w:right w:type="dxa" w:w="130"/>
-            </w:tcMar>
-          </w:tcPr>
-          <w:p>
-            <w:r>
-              <w:rPr>
-                <w:b w:val="false"/>
-                <w:bCs w:val="false"/>
-                <w:sz w:val="20"/>
-                <w:szCs w:val="20"/>
-              </w:rPr>
-              <w:t xml:space="preserve">30</w:t>
+              <w:t xml:space="preserve">DASH_PASS</w:t>
+            </w:r>
+          </w:p>
+        </w:tc>
+        <w:tc>
+          <w:tcPr>
+            <w:tcMar>
+              <w:top w:type="dxa" w:w="90"/>
+              <w:left w:type="dxa" w:w="130"/>
+              <w:bottom w:type="dxa" w:w="90"/>
+              <w:right w:type="dxa" w:w="130"/>
+            </w:tcMar>
+          </w:tcPr>
+          <w:p>
+            <w:r>
+              <w:rPr>
+                <w:b w:val="false"/>
+                <w:bCs w:val="false"/>
+                <w:sz w:val="20"/>
+                <w:szCs w:val="20"/>
+              </w:rPr>
+              <w:t xml:space="preserve">รหัสผ่านของบัญชีข้างบน</w:t>
+            </w:r>
+          </w:p>
+        </w:tc>
+        <w:tc>
+          <w:tcPr>
+            <w:tcMar>
+              <w:top w:type="dxa" w:w="90"/>
+              <w:left w:type="dxa" w:w="130"/>
+              <w:bottom w:type="dxa" w:w="90"/>
+              <w:right w:type="dxa" w:w="130"/>
+            </w:tcMar>
+          </w:tcPr>
+          <w:p>
+            <w:r>
+              <w:rPr>
+                <w:b w:val="false"/>
+                <w:bCs w:val="false"/>
+                <w:sz w:val="20"/>
+                <w:szCs w:val="20"/>
+              </w:rPr>
+              <w:t xml:space="preserve">ตั้งเอง</w:t>
             </w:r>
           </w:p>
         </w:tc>
@@ -3492,28 +3622,179 @@
                 <w:sz w:val="20"/>
                 <w:szCs w:val="20"/>
               </w:rPr>
-              <w:t xml:space="preserve">แนบภาพล่าสุดที่อ่านได้</w:t>
-            </w:r>
-          </w:p>
-        </w:tc>
-        <w:tc>
-          <w:tcPr>
-            <w:tcMar>
-              <w:top w:type="dxa" w:w="90"/>
-              <w:left w:type="dxa" w:w="130"/>
-              <w:bottom w:type="dxa" w:w="90"/>
-              <w:right w:type="dxa" w:w="130"/>
-            </w:tcMar>
-          </w:tcPr>
-          <w:p>
-            <w:r>
-              <w:rPr>
-                <w:b w:val="false"/>
-                <w:bCs w:val="false"/>
-                <w:sz w:val="20"/>
-                <w:szCs w:val="20"/>
-              </w:rPr>
-              <w:t xml:space="preserve">เปิด</w:t>
+              <w:t xml:space="preserve">API_KEY</w:t>
+            </w:r>
+          </w:p>
+        </w:tc>
+        <w:tc>
+          <w:tcPr>
+            <w:tcMar>
+              <w:top w:type="dxa" w:w="90"/>
+              <w:left w:type="dxa" w:w="130"/>
+              <w:bottom w:type="dxa" w:w="90"/>
+              <w:right w:type="dxa" w:w="130"/>
+            </w:tcMar>
+          </w:tcPr>
+          <w:p>
+            <w:r>
+              <w:rPr>
+                <w:b w:val="false"/>
+                <w:bCs w:val="false"/>
+                <w:sz w:val="20"/>
+                <w:szCs w:val="20"/>
+              </w:rPr>
+              <w:t xml:space="preserve">รหัสที่กล้องต้องแนบมาด้วยตอนส่งข้อมูล เว้นว่างคือไม่ตรวจ</w:t>
+            </w:r>
+          </w:p>
+        </w:tc>
+        <w:tc>
+          <w:tcPr>
+            <w:tcMar>
+              <w:top w:type="dxa" w:w="90"/>
+              <w:left w:type="dxa" w:w="130"/>
+              <w:bottom w:type="dxa" w:w="90"/>
+              <w:right w:type="dxa" w:w="130"/>
+            </w:tcMar>
+          </w:tcPr>
+          <w:p>
+            <w:r>
+              <w:rPr>
+                <w:b w:val="false"/>
+                <w:bCs w:val="false"/>
+                <w:sz w:val="20"/>
+                <w:szCs w:val="20"/>
+              </w:rPr>
+              <w:t xml:space="preserve">ตั้งเอง</w:t>
+            </w:r>
+          </w:p>
+        </w:tc>
+      </w:tr>
+      <w:tr>
+        <w:tc>
+          <w:tcPr>
+            <w:tcMar>
+              <w:top w:type="dxa" w:w="90"/>
+              <w:left w:type="dxa" w:w="130"/>
+              <w:bottom w:type="dxa" w:w="90"/>
+              <w:right w:type="dxa" w:w="130"/>
+            </w:tcMar>
+          </w:tcPr>
+          <w:p>
+            <w:r>
+              <w:rPr>
+                <w:b w:val="false"/>
+                <w:bCs w:val="false"/>
+                <w:sz w:val="20"/>
+                <w:szCs w:val="20"/>
+              </w:rPr>
+              <w:t xml:space="preserve">PORT</w:t>
+            </w:r>
+          </w:p>
+        </w:tc>
+        <w:tc>
+          <w:tcPr>
+            <w:tcMar>
+              <w:top w:type="dxa" w:w="90"/>
+              <w:left w:type="dxa" w:w="130"/>
+              <w:bottom w:type="dxa" w:w="90"/>
+              <w:right w:type="dxa" w:w="130"/>
+            </w:tcMar>
+          </w:tcPr>
+          <w:p>
+            <w:r>
+              <w:rPr>
+                <w:b w:val="false"/>
+                <w:bCs w:val="false"/>
+                <w:sz w:val="20"/>
+                <w:szCs w:val="20"/>
+              </w:rPr>
+              <w:t xml:space="preserve">พอร์ตของหน้าเว็บ</w:t>
+            </w:r>
+          </w:p>
+        </w:tc>
+        <w:tc>
+          <w:tcPr>
+            <w:tcMar>
+              <w:top w:type="dxa" w:w="90"/>
+              <w:left w:type="dxa" w:w="130"/>
+              <w:bottom w:type="dxa" w:w="90"/>
+              <w:right w:type="dxa" w:w="130"/>
+            </w:tcMar>
+          </w:tcPr>
+          <w:p>
+            <w:r>
+              <w:rPr>
+                <w:b w:val="false"/>
+                <w:bCs w:val="false"/>
+                <w:sz w:val="20"/>
+                <w:szCs w:val="20"/>
+              </w:rPr>
+              <w:t xml:space="preserve">8090</w:t>
+            </w:r>
+          </w:p>
+        </w:tc>
+      </w:tr>
+      <w:tr>
+        <w:tc>
+          <w:tcPr>
+            <w:tcMar>
+              <w:top w:type="dxa" w:w="90"/>
+              <w:left w:type="dxa" w:w="130"/>
+              <w:bottom w:type="dxa" w:w="90"/>
+              <w:right w:type="dxa" w:w="130"/>
+            </w:tcMar>
+          </w:tcPr>
+          <w:p>
+            <w:r>
+              <w:rPr>
+                <w:b w:val="false"/>
+                <w:bCs w:val="false"/>
+                <w:sz w:val="20"/>
+                <w:szCs w:val="20"/>
+              </w:rPr>
+              <w:t xml:space="preserve">OFFLINE_AFTER_SEC</w:t>
+            </w:r>
+          </w:p>
+        </w:tc>
+        <w:tc>
+          <w:tcPr>
+            <w:tcMar>
+              <w:top w:type="dxa" w:w="90"/>
+              <w:left w:type="dxa" w:w="130"/>
+              <w:bottom w:type="dxa" w:w="90"/>
+              <w:right w:type="dxa" w:w="130"/>
+            </w:tcMar>
+          </w:tcPr>
+          <w:p>
+            <w:r>
+              <w:rPr>
+                <w:b w:val="false"/>
+                <w:bCs w:val="false"/>
+                <w:sz w:val="20"/>
+                <w:szCs w:val="20"/>
+              </w:rPr>
+              <w:t xml:space="preserve">ขาดการติดต่อกี่วินาทีจึงถือว่าอุปกรณ์หลุด</w:t>
+            </w:r>
+          </w:p>
+        </w:tc>
+        <w:tc>
+          <w:tcPr>
+            <w:tcMar>
+              <w:top w:type="dxa" w:w="90"/>
+              <w:left w:type="dxa" w:w="130"/>
+              <w:bottom w:type="dxa" w:w="90"/>
+              <w:right w:type="dxa" w:w="130"/>
+            </w:tcMar>
+          </w:tcPr>
+          <w:p>
+            <w:r>
+              <w:rPr>
+                <w:b w:val="false"/>
+                <w:bCs w:val="false"/>
+                <w:sz w:val="20"/>
+                <w:szCs w:val="20"/>
+              </w:rPr>
+              <w:t xml:space="preserve">90</w:t>
             </w:r>
           </w:p>
         </w:tc>
@@ -3521,13 +3802,53 @@
     </w:tbl>
     <w:p>
       <w:pPr>
+        <w:shd w:fill="F2F2F2"/>
+        <w:spacing w:after="40" w:before="40"/>
+        <w:ind w:left="220"/>
+      </w:pPr>
+      <w:r>
+        <w:rPr>
+          <w:rFonts w:ascii="Consolas" w:cs="Consolas" w:eastAsia="Consolas" w:hAnsi="Consolas"/>
+          <w:sz w:val="19"/>
+          <w:szCs w:val="19"/>
+        </w:rPr>
+        <w:t xml:space="preserve">pm2 restart ocr-center</w:t>
+      </w:r>
+    </w:p>
+    <w:p>
+      <w:pPr>
+        <w:spacing w:after="130"/>
+      </w:pPr>
+      <w:r>
+        <w:t xml:space="preserve">เครื่อง Windows ที่เปิดด้วย npm start ให้กด Ctrl+C ที่หน้าต่างนั้นแล้วสั่ง npm start ใหม่</w:t>
+      </w:r>
+    </w:p>
+    <w:p>
+      <w:pPr>
+        <w:pStyle w:val="Heading2"/>
+        <w:spacing w:after="130" w:before="300"/>
+      </w:pPr>
+      <w:r>
+        <w:t xml:space="preserve">หน้าเข้าสู่ระบบ</w:t>
+      </w:r>
+    </w:p>
+    <w:p>
+      <w:pPr>
+        <w:spacing w:after="130"/>
+      </w:pPr>
+      <w:r>
+        <w:t xml:space="preserve">เมื่อกำหนด DASH_USER แล้ว ใครก็ตามที่เปิดหน้าเว็บจะเจอหน้านี้ก่อน ชื่อที่เห็นมาจากค่า SITE_NAME ที่ตั้งไว้</w:t>
+      </w:r>
+    </w:p>
+    <w:p>
+      <w:pPr>
         <w:spacing w:after="60" w:before="140"/>
         <w:jc w:val="center"/>
       </w:pPr>
       <w:r>
         <w:drawing>
           <wp:inline distT="0" distB="0" distL="0" distR="0">
-            <wp:extent cx="3810000" cy="5210175"/>
+            <wp:extent cx="4095750" cy="2667000"/>
             <wp:effectExtent t="0" r="0" b="0" l="0"/>
             <wp:docPr id="1" name="" descr="" title=""/>
             <wp:cNvGraphicFramePr>
@@ -3552,7 +3873,7 @@
                   <pic:spPr bwMode="auto">
                     <a:xfrm>
                       <a:off x="0" y="0"/>
-                      <a:ext cx="3810000" cy="5210175"/>
+                      <a:ext cx="4095750" cy="2667000"/>
                     </a:xfrm>
                     <a:prstGeom prst="rect">
                       <a:avLst/>
@@ -3578,46 +3899,33 @@
           <w:sz w:val="18"/>
           <w:szCs w:val="18"/>
         </w:rPr>
-        <w:t xml:space="preserve">ภาพที่ 8  หน้า System Settings ของกล้อง หัวข้อ Central Server API อยู่ช่วงล่างของหน้า</w:t>
-      </w:r>
-    </w:p>
-    <w:p>
-      <w:pPr>
-        <w:spacing w:after="130"/>
-      </w:pPr>
-      <w:r>
-        <w:t xml:space="preserve">หลังกดบันทึก รออีกไม่เกิน 30 วินาที กล้องตัวนั้นจะไปโผล่ที่หน้าหลักของ Center ในหมวดยังไม่จัดกลุ่ม จากนั้นค่อยกดป้ายกลุ่มบนการ์ดเพื่อย้ายเข้ากลุ่มที่ต้องการ</w:t>
-      </w:r>
-    </w:p>
-    <w:p>
-      <w:pPr>
-        <w:shd w:fill="EAF3EA"/>
+        <w:t xml:space="preserve">ภาพที่ 8  หน้าเข้าสู่ระบบของ OCR Center</w:t>
+      </w:r>
+    </w:p>
+    <w:p>
+      <w:pPr>
+        <w:shd w:fill="FFF6E5"/>
         <w:spacing w:after="140" w:before="90"/>
       </w:pPr>
       <w:r>
         <w:rPr>
           <w:b/>
           <w:bCs/>
-          <w:color w:val="2F6B2F"/>
-        </w:rPr>
-        <w:t xml:space="preserve">เกร็ดจากหน้างาน  </w:t>
-      </w:r>
-      <w:r>
-        <w:t xml:space="preserve">ถ้ากด Test Connection แล้วขึ้นสีแดง ให้ลองสั่ง curl -sm 5 http://&lt;IP Center&gt;:8090/api/summary จากตัวกล้อง ถ้าไม่มีข้อมูลตอบกลับแปลว่าติดที่เครือข่ายหรือไฟร์วอลล์ของเครื่อง Center ไม่ใช่ที่ตัวโปรแกรม</w:t>
-      </w:r>
-    </w:p>
-    <w:p>
-      <w:r>
-        <w:br w:type="page"/>
-      </w:r>
-    </w:p>
-    <w:p>
-      <w:pPr>
-        <w:pStyle w:val="Heading1"/>
-        <w:spacing w:after="170" w:before="380"/>
-      </w:pPr>
-      <w:r>
-        <w:t xml:space="preserve">9. ตรวจงานหลังติดตั้ง</w:t>
+          <w:color w:val="B45309"/>
+        </w:rPr>
+        <w:t xml:space="preserve">ข้อควรระวัง  </w:t>
+      </w:r>
+      <w:r>
+        <w:t xml:space="preserve">การเข้าสู่ระบบมีผลกับคนที่เปิดหน้าเว็บเท่านั้น ข้อมูลที่กล้องส่งเข้ามาไม่ต้องเข้าสู่ระบบ จึงไม่ต้องกลับไปแก้อะไรที่กล้องหลังเปิดใช้รหัสผ่าน</w:t>
+      </w:r>
+    </w:p>
+    <w:p>
+      <w:pPr>
+        <w:pStyle w:val="Heading2"/>
+        <w:spacing w:after="130" w:before="300"/>
+      </w:pPr>
+      <w:r>
+        <w:t xml:space="preserve">หน้าหลัก</w:t>
       </w:r>
     </w:p>
     <w:p>
@@ -3625,164 +3933,7 @@
         <w:spacing w:after="130"/>
       </w:pPr>
       <w:r>
-        <w:t xml:space="preserve">ไล่ตรวจสี่ข้อนี้ที่ตัวกล้อง ใช้เวลาไม่ถึงหนึ่งนาที</w:t>
-      </w:r>
-    </w:p>
-    <w:p>
-      <w:pPr>
-        <w:spacing w:after="70" w:before="140"/>
-      </w:pPr>
-      <w:r>
-        <w:rPr>
-          <w:b/>
-          <w:bCs/>
-          <w:color w:val="1F4E79"/>
-        </w:rPr>
-        <w:t xml:space="preserve">ขั้นที่ 1  </w:t>
-      </w:r>
-      <w:r>
-        <w:rPr>
-          <w:b/>
-          <w:bCs/>
-        </w:rPr>
-        <w:t xml:space="preserve">โปรแกรมทำงานอยู่</w:t>
-      </w:r>
-    </w:p>
-    <w:p>
-      <w:pPr>
-        <w:shd w:fill="F2F2F2"/>
-        <w:spacing w:after="40" w:before="40"/>
-        <w:ind w:left="220"/>
-      </w:pPr>
-      <w:r>
-        <w:rPr>
-          <w:rFonts w:ascii="Consolas" w:cs="Consolas" w:eastAsia="Consolas" w:hAnsi="Consolas"/>
-          <w:sz w:val="19"/>
-          <w:szCs w:val="19"/>
-        </w:rPr>
-        <w:t xml:space="preserve">pm2 status</w:t>
-      </w:r>
-    </w:p>
-    <w:p>
-      <w:pPr>
-        <w:spacing w:after="130"/>
-      </w:pPr>
-      <w:r>
-        <w:t xml:space="preserve">ช่อง status ของแถว ocr ต้องเป็น online และตัวเลขในช่อง restart ต้องไม่ไล่ขึ้นเรื่อย ๆ ถ้าเลขนั้นเพิ่มทุกครั้งที่ดู แปลว่าโปรแกรมพังแล้วเปิดใหม่วนอยู่</w:t>
-      </w:r>
-    </w:p>
-    <w:p>
-      <w:pPr>
-        <w:spacing w:after="70" w:before="140"/>
-      </w:pPr>
-      <w:r>
-        <w:rPr>
-          <w:b/>
-          <w:bCs/>
-          <w:color w:val="1F4E79"/>
-        </w:rPr>
-        <w:t xml:space="preserve">ขั้นที่ 2  </w:t>
-      </w:r>
-      <w:r>
-        <w:rPr>
-          <w:b/>
-          <w:bCs/>
-        </w:rPr>
-        <w:t xml:space="preserve">หน้าเว็บเปิดได้</w:t>
-      </w:r>
-    </w:p>
-    <w:p>
-      <w:pPr>
-        <w:shd w:fill="F2F2F2"/>
-        <w:spacing w:after="40" w:before="40"/>
-        <w:ind w:left="220"/>
-      </w:pPr>
-      <w:r>
-        <w:rPr>
-          <w:rFonts w:ascii="Consolas" w:cs="Consolas" w:eastAsia="Consolas" w:hAnsi="Consolas"/>
-          <w:sz w:val="19"/>
-          <w:szCs w:val="19"/>
-        </w:rPr>
-        <w:t xml:space="preserve">curl -s -o /dev/null -w "%{http_code}\n" http://localhost:64010/login</w:t>
-      </w:r>
-    </w:p>
-    <w:p>
-      <w:pPr>
-        <w:spacing w:after="130"/>
-      </w:pPr>
-      <w:r>
-        <w:t xml:space="preserve">ต้องได้เลข 200</w:t>
-      </w:r>
-    </w:p>
-    <w:p>
-      <w:pPr>
-        <w:spacing w:after="70" w:before="140"/>
-      </w:pPr>
-      <w:r>
-        <w:rPr>
-          <w:b/>
-          <w:bCs/>
-          <w:color w:val="1F4E79"/>
-        </w:rPr>
-        <w:t xml:space="preserve">ขั้นที่ 3  </w:t>
-      </w:r>
-      <w:r>
-        <w:rPr>
-          <w:b/>
-          <w:bCs/>
-        </w:rPr>
-        <w:t xml:space="preserve">รับสัญญาณจาก PLC ได้</w:t>
-      </w:r>
-    </w:p>
-    <w:p>
-      <w:pPr>
-        <w:shd w:fill="F2F2F2"/>
-        <w:spacing w:after="40" w:before="40"/>
-        <w:ind w:left="220"/>
-      </w:pPr>
-      <w:r>
-        <w:rPr>
-          <w:rFonts w:ascii="Consolas" w:cs="Consolas" w:eastAsia="Consolas" w:hAnsi="Consolas"/>
-          <w:sz w:val="19"/>
-          <w:szCs w:val="19"/>
-        </w:rPr>
-        <w:t xml:space="preserve">pm2 logs ocr --lines 40 --nostream | grep -c "read_bool 0,0"</w:t>
-      </w:r>
-    </w:p>
-    <w:p>
-      <w:pPr>
-        <w:spacing w:after="130"/>
-      </w:pPr>
-      <w:r>
-        <w:t xml:space="preserve">ได้ตัวเลขมากกว่าศูนย์ถือว่าคุยกับ PLC ได้แล้ว</w:t>
-      </w:r>
-    </w:p>
-    <w:p>
-      <w:pPr>
-        <w:spacing w:after="70" w:before="140"/>
-      </w:pPr>
-      <w:r>
-        <w:rPr>
-          <w:b/>
-          <w:bCs/>
-          <w:color w:val="1F4E79"/>
-        </w:rPr>
-        <w:t xml:space="preserve">ขั้นที่ 4  </w:t>
-      </w:r>
-      <w:r>
-        <w:rPr>
-          <w:b/>
-          <w:bCs/>
-        </w:rPr>
-        <w:t xml:space="preserve">เปิดหน้าเว็บจากเครื่องอื่นแล้วดูภาพสด</w:t>
-      </w:r>
-    </w:p>
-    <w:p>
-      <w:pPr>
-        <w:spacing w:after="130"/>
-      </w:pPr>
-      <w:r>
-        <w:t xml:space="preserve">เข้า http://&lt;IP กล้อง&gt;:64010 เข้าสู่ระบบ แล้วดูว่าโลโก้ขึ้น ภาพจากกล้องมา และชื่อกล้องตรงกับจุดติดตั้งจริง</w:t>
+        <w:t xml:space="preserve">อุปกรณ์ที่ส่งข้อมูลเข้ามาจะขึ้นเองในหน้านี้ แยกเป็นกลุ่มตามที่จัดไว้ การ์ดแต่ละใบบอกอุณหภูมิ พื้นที่ดิสก์ หน่วยความจำ เลขล่าสุดที่ส่งให้ PLC และภาพล่าสุดที่อ่านได้</w:t>
       </w:r>
     </w:p>
     <w:p>
@@ -3793,7 +3944,7 @@
       <w:r>
         <w:drawing>
           <wp:inline distT="0" distB="0" distL="0" distR="0">
-            <wp:extent cx="4000500" cy="2600325"/>
+            <wp:extent cx="5905500" cy="3543300"/>
             <wp:effectExtent t="0" r="0" b="0" l="0"/>
             <wp:docPr id="1" name="" descr="" title=""/>
             <wp:cNvGraphicFramePr>
@@ -3818,7 +3969,7 @@
                   <pic:spPr bwMode="auto">
                     <a:xfrm>
                       <a:off x="0" y="0"/>
-                      <a:ext cx="4000500" cy="2600325"/>
+                      <a:ext cx="5905500" cy="3543300"/>
                     </a:xfrm>
                     <a:prstGeom prst="rect">
                       <a:avLst/>
@@ -3844,9 +3995,446 @@
           <w:sz w:val="18"/>
           <w:szCs w:val="18"/>
         </w:rPr>
-        <w:t xml:space="preserve">ภาพที่ 9  หน้าเข้าสู่ระบบของโปรแกรมกล้อง</w:t>
-      </w:r>
-    </w:p>
+        <w:t xml:space="preserve">ภาพที่ 9  หน้าหลักของ OCR Center แสดงกล้องแยกตามกลุ่ม</w:t>
+      </w:r>
+    </w:p>
+    <w:p>
+      <w:pPr>
+        <w:pStyle w:val="ListParagraph"/>
+        <w:numPr>
+          <w:ilvl w:val="0"/>
+          <w:numId w:val="1"/>
+        </w:numPr>
+        <w:spacing w:after="70"/>
+      </w:pPr>
+      <w:r>
+        <w:t xml:space="preserve">ปุ่ม New Group มุมขวาบน ใช้สร้างกลุ่มใหม่ เช่น แยกตามโรงงานหรือไลน์ผลิต</w:t>
+      </w:r>
+    </w:p>
+    <w:p>
+      <w:pPr>
+        <w:pStyle w:val="ListParagraph"/>
+        <w:numPr>
+          <w:ilvl w:val="0"/>
+          <w:numId w:val="1"/>
+        </w:numPr>
+        <w:spacing w:after="70"/>
+      </w:pPr>
+      <w:r>
+        <w:t xml:space="preserve">ป้ายชื่อกลุ่มบนการ์ด กดแล้วเลือกย้ายอุปกรณ์ไปกลุ่มอื่นได้ทันที</w:t>
+      </w:r>
+    </w:p>
+    <w:p>
+      <w:pPr>
+        <w:pStyle w:val="ListParagraph"/>
+        <w:numPr>
+          <w:ilvl w:val="0"/>
+          <w:numId w:val="1"/>
+        </w:numPr>
+        <w:spacing w:after="70"/>
+      </w:pPr>
+      <w:r>
+        <w:t xml:space="preserve">ไอคอนลูกศรเฉียงมุมขวาบนของการ์ด เปิดหน้าเว็บของกล้องตัวนั้นในแท็บใหม่</w:t>
+      </w:r>
+    </w:p>
+    <w:p>
+      <w:pPr>
+        <w:pStyle w:val="ListParagraph"/>
+        <w:numPr>
+          <w:ilvl w:val="0"/>
+          <w:numId w:val="1"/>
+        </w:numPr>
+        <w:spacing w:after="70"/>
+      </w:pPr>
+      <w:r>
+        <w:t xml:space="preserve">คลิกที่ตัวการ์ด จะเห็นรายละเอียดเครื่อง ประวัติเลขที่อ่านได้ย้อนหลัง และปุ่มแก้ที่อยู่หน้าเว็บของอุปกรณ์</w:t>
+      </w:r>
+    </w:p>
+    <w:p>
+      <w:r>
+        <w:br w:type="page"/>
+      </w:r>
+    </w:p>
+    <w:p>
+      <w:pPr>
+        <w:pStyle w:val="Heading1"/>
+        <w:spacing w:after="170" w:before="380"/>
+      </w:pPr>
+      <w:r>
+        <w:t xml:space="preserve">9. เชื่อมกล้องเข้ากับ OCR Center</w:t>
+      </w:r>
+    </w:p>
+    <w:p>
+      <w:pPr>
+        <w:spacing w:after="130"/>
+      </w:pPr>
+      <w:r>
+        <w:t xml:space="preserve">ทำที่หน้าเว็บของกล้องทีละตัว ไม่ต้องไปเพิ่มรายชื่ออุปกรณ์ที่ฝั่ง Center เพราะ Center จะจำอุปกรณ์เองจากหมายเลข MAC ตั้งแต่ข้อมูลชุดแรกที่ส่งเข้ามา</w:t>
+      </w:r>
+    </w:p>
+    <w:p>
+      <w:pPr>
+        <w:spacing w:after="70" w:before="140"/>
+      </w:pPr>
+      <w:r>
+        <w:rPr>
+          <w:b/>
+          <w:bCs/>
+          <w:color w:val="1F4E79"/>
+        </w:rPr>
+        <w:t xml:space="preserve">ขั้นที่ 1  </w:t>
+      </w:r>
+      <w:r>
+        <w:rPr>
+          <w:b/>
+          <w:bCs/>
+        </w:rPr>
+        <w:t xml:space="preserve">เปิดเบราว์เซอร์ไปที่ http://&lt;IP กล้อง&gt;:64010 แล้วเข้าสู่ระบบด้วยบัญชีผู้ดูแล</w:t>
+      </w:r>
+    </w:p>
+    <w:p>
+      <w:pPr>
+        <w:spacing w:after="70" w:before="140"/>
+      </w:pPr>
+      <w:r>
+        <w:rPr>
+          <w:b/>
+          <w:bCs/>
+          <w:color w:val="1F4E79"/>
+        </w:rPr>
+        <w:t xml:space="preserve">ขั้นที่ 2  </w:t>
+      </w:r>
+      <w:r>
+        <w:rPr>
+          <w:b/>
+          <w:bCs/>
+        </w:rPr>
+        <w:t xml:space="preserve">กดไอคอนรูปจอภาพที่แถบซ้าย เพื่อเปิดหน้า System Settings</w:t>
+      </w:r>
+    </w:p>
+    <w:p>
+      <w:pPr>
+        <w:spacing w:after="70" w:before="140"/>
+      </w:pPr>
+      <w:r>
+        <w:rPr>
+          <w:b/>
+          <w:bCs/>
+          <w:color w:val="1F4E79"/>
+        </w:rPr>
+        <w:t xml:space="preserve">ขั้นที่ 3  </w:t>
+      </w:r>
+      <w:r>
+        <w:rPr>
+          <w:b/>
+          <w:bCs/>
+        </w:rPr>
+        <w:t xml:space="preserve">เลื่อนลงไปที่หัวข้อ Central Server API แล้วกรอกค่าตามตารางข้างล่าง</w:t>
+      </w:r>
+    </w:p>
+    <w:p>
+      <w:pPr>
+        <w:spacing w:after="70" w:before="140"/>
+      </w:pPr>
+      <w:r>
+        <w:rPr>
+          <w:b/>
+          <w:bCs/>
+          <w:color w:val="1F4E79"/>
+        </w:rPr>
+        <w:t xml:space="preserve">ขั้นที่ 4  </w:t>
+      </w:r>
+      <w:r>
+        <w:rPr>
+          <w:b/>
+          <w:bCs/>
+        </w:rPr>
+        <w:t xml:space="preserve">กด Test Connection ให้ขึ้นข้อความสีเขียว แล้วกด Save API Settings</w:t>
+      </w:r>
+    </w:p>
+    <w:tbl>
+      <w:tblPr>
+        <w:tblW w:type="pct" w:w="100%"/>
+        <w:tblBorders>
+          <w:top w:val="single" w:color="auto" w:sz="4"/>
+          <w:left w:val="single" w:color="auto" w:sz="4"/>
+          <w:bottom w:val="single" w:color="auto" w:sz="4"/>
+          <w:right w:val="single" w:color="auto" w:sz="4"/>
+          <w:insideH w:val="single" w:color="auto" w:sz="4"/>
+          <w:insideV w:val="single" w:color="auto" w:sz="4"/>
+        </w:tblBorders>
+      </w:tblPr>
+      <w:tblGrid>
+        <w:gridCol w:w="100"/>
+        <w:gridCol w:w="100"/>
+      </w:tblGrid>
+      <w:tr>
+        <w:tc>
+          <w:tcPr>
+            <w:shd w:fill="E6E6E6"/>
+            <w:tcMar>
+              <w:top w:type="dxa" w:w="90"/>
+              <w:left w:type="dxa" w:w="130"/>
+              <w:bottom w:type="dxa" w:w="90"/>
+              <w:right w:type="dxa" w:w="130"/>
+            </w:tcMar>
+          </w:tcPr>
+          <w:p>
+            <w:r>
+              <w:rPr>
+                <w:b/>
+                <w:bCs/>
+                <w:sz w:val="20"/>
+                <w:szCs w:val="20"/>
+              </w:rPr>
+              <w:t xml:space="preserve">ช่อง</w:t>
+            </w:r>
+          </w:p>
+        </w:tc>
+        <w:tc>
+          <w:tcPr>
+            <w:shd w:fill="E6E6E6"/>
+            <w:tcMar>
+              <w:top w:type="dxa" w:w="90"/>
+              <w:left w:type="dxa" w:w="130"/>
+              <w:bottom w:type="dxa" w:w="90"/>
+              <w:right w:type="dxa" w:w="130"/>
+            </w:tcMar>
+          </w:tcPr>
+          <w:p>
+            <w:r>
+              <w:rPr>
+                <w:b/>
+                <w:bCs/>
+                <w:sz w:val="20"/>
+                <w:szCs w:val="20"/>
+              </w:rPr>
+              <w:t xml:space="preserve">ค่าที่ใส่</w:t>
+            </w:r>
+          </w:p>
+        </w:tc>
+      </w:tr>
+      <w:tr>
+        <w:tc>
+          <w:tcPr>
+            <w:tcMar>
+              <w:top w:type="dxa" w:w="90"/>
+              <w:left w:type="dxa" w:w="130"/>
+              <w:bottom w:type="dxa" w:w="90"/>
+              <w:right w:type="dxa" w:w="130"/>
+            </w:tcMar>
+          </w:tcPr>
+          <w:p>
+            <w:r>
+              <w:rPr>
+                <w:b w:val="false"/>
+                <w:bCs w:val="false"/>
+                <w:sz w:val="20"/>
+                <w:szCs w:val="20"/>
+              </w:rPr>
+              <w:t xml:space="preserve">สวิตช์ส่งข้อมูลไปเว็บกลาง</w:t>
+            </w:r>
+          </w:p>
+        </w:tc>
+        <w:tc>
+          <w:tcPr>
+            <w:tcMar>
+              <w:top w:type="dxa" w:w="90"/>
+              <w:left w:type="dxa" w:w="130"/>
+              <w:bottom w:type="dxa" w:w="90"/>
+              <w:right w:type="dxa" w:w="130"/>
+            </w:tcMar>
+          </w:tcPr>
+          <w:p>
+            <w:r>
+              <w:rPr>
+                <w:b w:val="false"/>
+                <w:bCs w:val="false"/>
+                <w:sz w:val="20"/>
+                <w:szCs w:val="20"/>
+              </w:rPr>
+              <w:t xml:space="preserve">เปิด</w:t>
+            </w:r>
+          </w:p>
+        </w:tc>
+      </w:tr>
+      <w:tr>
+        <w:tc>
+          <w:tcPr>
+            <w:tcMar>
+              <w:top w:type="dxa" w:w="90"/>
+              <w:left w:type="dxa" w:w="130"/>
+              <w:bottom w:type="dxa" w:w="90"/>
+              <w:right w:type="dxa" w:w="130"/>
+            </w:tcMar>
+          </w:tcPr>
+          <w:p>
+            <w:r>
+              <w:rPr>
+                <w:b w:val="false"/>
+                <w:bCs w:val="false"/>
+                <w:sz w:val="20"/>
+                <w:szCs w:val="20"/>
+              </w:rPr>
+              <w:t xml:space="preserve">Central API URL</w:t>
+            </w:r>
+          </w:p>
+        </w:tc>
+        <w:tc>
+          <w:tcPr>
+            <w:tcMar>
+              <w:top w:type="dxa" w:w="90"/>
+              <w:left w:type="dxa" w:w="130"/>
+              <w:bottom w:type="dxa" w:w="90"/>
+              <w:right w:type="dxa" w:w="130"/>
+            </w:tcMar>
+          </w:tcPr>
+          <w:p>
+            <w:r>
+              <w:rPr>
+                <w:b w:val="false"/>
+                <w:bCs w:val="false"/>
+                <w:sz w:val="20"/>
+                <w:szCs w:val="20"/>
+              </w:rPr>
+              <w:t xml:space="preserve">http://&lt;IP เครื่อง Center&gt;:8090/api/devices/heartbeat</w:t>
+            </w:r>
+          </w:p>
+        </w:tc>
+      </w:tr>
+      <w:tr>
+        <w:tc>
+          <w:tcPr>
+            <w:tcMar>
+              <w:top w:type="dxa" w:w="90"/>
+              <w:left w:type="dxa" w:w="130"/>
+              <w:bottom w:type="dxa" w:w="90"/>
+              <w:right w:type="dxa" w:w="130"/>
+            </w:tcMar>
+          </w:tcPr>
+          <w:p>
+            <w:r>
+              <w:rPr>
+                <w:b w:val="false"/>
+                <w:bCs w:val="false"/>
+                <w:sz w:val="20"/>
+                <w:szCs w:val="20"/>
+              </w:rPr>
+              <w:t xml:space="preserve">API Key</w:t>
+            </w:r>
+          </w:p>
+        </w:tc>
+        <w:tc>
+          <w:tcPr>
+            <w:tcMar>
+              <w:top w:type="dxa" w:w="90"/>
+              <w:left w:type="dxa" w:w="130"/>
+              <w:bottom w:type="dxa" w:w="90"/>
+              <w:right w:type="dxa" w:w="130"/>
+            </w:tcMar>
+          </w:tcPr>
+          <w:p>
+            <w:r>
+              <w:rPr>
+                <w:b w:val="false"/>
+                <w:bCs w:val="false"/>
+                <w:sz w:val="20"/>
+                <w:szCs w:val="20"/>
+              </w:rPr>
+              <w:t xml:space="preserve">ใส่ให้ตรงกับ API_KEY ในไฟล์ .env ของ Center ถ้าไม่ได้ตั้งก็เว้นว่าง</w:t>
+            </w:r>
+          </w:p>
+        </w:tc>
+      </w:tr>
+      <w:tr>
+        <w:tc>
+          <w:tcPr>
+            <w:tcMar>
+              <w:top w:type="dxa" w:w="90"/>
+              <w:left w:type="dxa" w:w="130"/>
+              <w:bottom w:type="dxa" w:w="90"/>
+              <w:right w:type="dxa" w:w="130"/>
+            </w:tcMar>
+          </w:tcPr>
+          <w:p>
+            <w:r>
+              <w:rPr>
+                <w:b w:val="false"/>
+                <w:bCs w:val="false"/>
+                <w:sz w:val="20"/>
+                <w:szCs w:val="20"/>
+              </w:rPr>
+              <w:t xml:space="preserve">ส่งทุกกี่วินาที</w:t>
+            </w:r>
+          </w:p>
+        </w:tc>
+        <w:tc>
+          <w:tcPr>
+            <w:tcMar>
+              <w:top w:type="dxa" w:w="90"/>
+              <w:left w:type="dxa" w:w="130"/>
+              <w:bottom w:type="dxa" w:w="90"/>
+              <w:right w:type="dxa" w:w="130"/>
+            </w:tcMar>
+          </w:tcPr>
+          <w:p>
+            <w:r>
+              <w:rPr>
+                <w:b w:val="false"/>
+                <w:bCs w:val="false"/>
+                <w:sz w:val="20"/>
+                <w:szCs w:val="20"/>
+              </w:rPr>
+              <w:t xml:space="preserve">30</w:t>
+            </w:r>
+          </w:p>
+        </w:tc>
+      </w:tr>
+      <w:tr>
+        <w:tc>
+          <w:tcPr>
+            <w:tcMar>
+              <w:top w:type="dxa" w:w="90"/>
+              <w:left w:type="dxa" w:w="130"/>
+              <w:bottom w:type="dxa" w:w="90"/>
+              <w:right w:type="dxa" w:w="130"/>
+            </w:tcMar>
+          </w:tcPr>
+          <w:p>
+            <w:r>
+              <w:rPr>
+                <w:b w:val="false"/>
+                <w:bCs w:val="false"/>
+                <w:sz w:val="20"/>
+                <w:szCs w:val="20"/>
+              </w:rPr>
+              <w:t xml:space="preserve">แนบภาพล่าสุดที่อ่านได้</w:t>
+            </w:r>
+          </w:p>
+        </w:tc>
+        <w:tc>
+          <w:tcPr>
+            <w:tcMar>
+              <w:top w:type="dxa" w:w="90"/>
+              <w:left w:type="dxa" w:w="130"/>
+              <w:bottom w:type="dxa" w:w="90"/>
+              <w:right w:type="dxa" w:w="130"/>
+            </w:tcMar>
+          </w:tcPr>
+          <w:p>
+            <w:r>
+              <w:rPr>
+                <w:b w:val="false"/>
+                <w:bCs w:val="false"/>
+                <w:sz w:val="20"/>
+                <w:szCs w:val="20"/>
+              </w:rPr>
+              <w:t xml:space="preserve">เปิด</w:t>
+            </w:r>
+          </w:p>
+        </w:tc>
+      </w:tr>
+    </w:tbl>
     <w:p>
       <w:pPr>
         <w:spacing w:after="60" w:before="140"/>
@@ -3855,7 +4443,7 @@
       <w:r>
         <w:drawing>
           <wp:inline distT="0" distB="0" distL="0" distR="0">
-            <wp:extent cx="5905500" cy="3381375"/>
+            <wp:extent cx="3810000" cy="5210175"/>
             <wp:effectExtent t="0" r="0" b="0" l="0"/>
             <wp:docPr id="1" name="" descr="" title=""/>
             <wp:cNvGraphicFramePr>
@@ -3880,7 +4468,7 @@
                   <pic:spPr bwMode="auto">
                     <a:xfrm>
                       <a:off x="0" y="0"/>
-                      <a:ext cx="5905500" cy="3381375"/>
+                      <a:ext cx="3810000" cy="5210175"/>
                     </a:xfrm>
                     <a:prstGeom prst="rect">
                       <a:avLst/>
@@ -3906,7 +4494,7 @@
           <w:sz w:val="18"/>
           <w:szCs w:val="18"/>
         </w:rPr>
-        <w:t xml:space="preserve">ภาพที่ 10  หน้าหลัก ด้านซ้ายเป็นภาพสด ด้านขวาเป็นภาพตอนที่อ่านเลขได้ล่าสุด ด้านล่างเป็นบันทึกการทำงาน</w:t>
+        <w:t xml:space="preserve">ภาพที่ 10  หน้า System Settings ของกล้อง หัวข้อ Central Server API อยู่ช่วงล่างของหน้า</w:t>
       </w:r>
     </w:p>
     <w:p>
@@ -3914,7 +4502,203 @@
         <w:spacing w:after="130"/>
       </w:pPr>
       <w:r>
-        <w:t xml:space="preserve">ถ้าเพิ่งอัปเดตแล้วหน้าเว็บยังเป็นหน้าตาแบบเดิม ให้กด Ctrl+F5 หนึ่งครั้ง เบราว์เซอร์เก็บไฟล์หน้าเว็บเก่าไว้ในเครื่อง</w:t>
+        <w:t xml:space="preserve">หลังกดบันทึก รออีกไม่เกิน 30 วินาที กล้องตัวนั้นจะไปโผล่ที่หน้าหลักของ Center ในหมวดยังไม่จัดกลุ่ม จากนั้นค่อยกดป้ายกลุ่มบนการ์ดเพื่อย้ายเข้ากลุ่มที่ต้องการ</w:t>
+      </w:r>
+    </w:p>
+    <w:p>
+      <w:pPr>
+        <w:shd w:fill="EAF3EA"/>
+        <w:spacing w:after="140" w:before="90"/>
+      </w:pPr>
+      <w:r>
+        <w:rPr>
+          <w:b/>
+          <w:bCs/>
+          <w:color w:val="2F6B2F"/>
+        </w:rPr>
+        <w:t xml:space="preserve">เกร็ดจากหน้างาน  </w:t>
+      </w:r>
+      <w:r>
+        <w:t xml:space="preserve">ถ้ากด Test Connection แล้วขึ้นสีแดง ให้ลองสั่ง curl -sm 5 http://&lt;IP Center&gt;:8090/api/summary จากตัวกล้อง ถ้าไม่มีข้อมูลตอบกลับแปลว่าติดที่เครือข่ายหรือไฟร์วอลล์ของเครื่อง Center ไม่ใช่ที่ตัวโปรแกรม</w:t>
+      </w:r>
+    </w:p>
+    <w:p>
+      <w:r>
+        <w:br w:type="page"/>
+      </w:r>
+    </w:p>
+    <w:p>
+      <w:pPr>
+        <w:pStyle w:val="Heading1"/>
+        <w:spacing w:after="170" w:before="380"/>
+      </w:pPr>
+      <w:r>
+        <w:t xml:space="preserve">10. ตรวจงานหลังติดตั้ง</w:t>
+      </w:r>
+    </w:p>
+    <w:p>
+      <w:pPr>
+        <w:spacing w:after="130"/>
+      </w:pPr>
+      <w:r>
+        <w:t xml:space="preserve">ไล่ตรวจสี่ข้อนี้ที่ตัวกล้อง ใช้เวลาไม่ถึงหนึ่งนาที</w:t>
+      </w:r>
+    </w:p>
+    <w:p>
+      <w:pPr>
+        <w:spacing w:after="70" w:before="140"/>
+      </w:pPr>
+      <w:r>
+        <w:rPr>
+          <w:b/>
+          <w:bCs/>
+          <w:color w:val="1F4E79"/>
+        </w:rPr>
+        <w:t xml:space="preserve">ขั้นที่ 1  </w:t>
+      </w:r>
+      <w:r>
+        <w:rPr>
+          <w:b/>
+          <w:bCs/>
+        </w:rPr>
+        <w:t xml:space="preserve">โปรแกรมทำงานอยู่</w:t>
+      </w:r>
+    </w:p>
+    <w:p>
+      <w:pPr>
+        <w:shd w:fill="F2F2F2"/>
+        <w:spacing w:after="40" w:before="40"/>
+        <w:ind w:left="220"/>
+      </w:pPr>
+      <w:r>
+        <w:rPr>
+          <w:rFonts w:ascii="Consolas" w:cs="Consolas" w:eastAsia="Consolas" w:hAnsi="Consolas"/>
+          <w:sz w:val="19"/>
+          <w:szCs w:val="19"/>
+        </w:rPr>
+        <w:t xml:space="preserve">pm2 status</w:t>
+      </w:r>
+    </w:p>
+    <w:p>
+      <w:pPr>
+        <w:spacing w:after="130"/>
+      </w:pPr>
+      <w:r>
+        <w:t xml:space="preserve">ช่อง status ของแถว ocr ต้องเป็น online และตัวเลขในช่อง restart ต้องไม่ไล่ขึ้นเรื่อย ๆ ถ้าเลขนั้นเพิ่มทุกครั้งที่ดู แปลว่าโปรแกรมพังแล้วเปิดใหม่วนอยู่</w:t>
+      </w:r>
+    </w:p>
+    <w:p>
+      <w:pPr>
+        <w:spacing w:after="70" w:before="140"/>
+      </w:pPr>
+      <w:r>
+        <w:rPr>
+          <w:b/>
+          <w:bCs/>
+          <w:color w:val="1F4E79"/>
+        </w:rPr>
+        <w:t xml:space="preserve">ขั้นที่ 2  </w:t>
+      </w:r>
+      <w:r>
+        <w:rPr>
+          <w:b/>
+          <w:bCs/>
+        </w:rPr>
+        <w:t xml:space="preserve">หน้าเว็บเปิดได้</w:t>
+      </w:r>
+    </w:p>
+    <w:p>
+      <w:pPr>
+        <w:shd w:fill="F2F2F2"/>
+        <w:spacing w:after="40" w:before="40"/>
+        <w:ind w:left="220"/>
+      </w:pPr>
+      <w:r>
+        <w:rPr>
+          <w:rFonts w:ascii="Consolas" w:cs="Consolas" w:eastAsia="Consolas" w:hAnsi="Consolas"/>
+          <w:sz w:val="19"/>
+          <w:szCs w:val="19"/>
+        </w:rPr>
+        <w:t xml:space="preserve">curl -s -o /dev/null -w "%{http_code}\n" http://localhost:64010/login</w:t>
+      </w:r>
+    </w:p>
+    <w:p>
+      <w:pPr>
+        <w:spacing w:after="130"/>
+      </w:pPr>
+      <w:r>
+        <w:t xml:space="preserve">ต้องได้เลข 200</w:t>
+      </w:r>
+    </w:p>
+    <w:p>
+      <w:pPr>
+        <w:spacing w:after="70" w:before="140"/>
+      </w:pPr>
+      <w:r>
+        <w:rPr>
+          <w:b/>
+          <w:bCs/>
+          <w:color w:val="1F4E79"/>
+        </w:rPr>
+        <w:t xml:space="preserve">ขั้นที่ 3  </w:t>
+      </w:r>
+      <w:r>
+        <w:rPr>
+          <w:b/>
+          <w:bCs/>
+        </w:rPr>
+        <w:t xml:space="preserve">รับสัญญาณจาก PLC ได้</w:t>
+      </w:r>
+    </w:p>
+    <w:p>
+      <w:pPr>
+        <w:shd w:fill="F2F2F2"/>
+        <w:spacing w:after="40" w:before="40"/>
+        <w:ind w:left="220"/>
+      </w:pPr>
+      <w:r>
+        <w:rPr>
+          <w:rFonts w:ascii="Consolas" w:cs="Consolas" w:eastAsia="Consolas" w:hAnsi="Consolas"/>
+          <w:sz w:val="19"/>
+          <w:szCs w:val="19"/>
+        </w:rPr>
+        <w:t xml:space="preserve">pm2 logs ocr --lines 40 --nostream | grep -c "read_bool 0,0"</w:t>
+      </w:r>
+    </w:p>
+    <w:p>
+      <w:pPr>
+        <w:spacing w:after="130"/>
+      </w:pPr>
+      <w:r>
+        <w:t xml:space="preserve">ได้ตัวเลขมากกว่าศูนย์ถือว่าคุยกับ PLC ได้แล้ว</w:t>
+      </w:r>
+    </w:p>
+    <w:p>
+      <w:pPr>
+        <w:spacing w:after="70" w:before="140"/>
+      </w:pPr>
+      <w:r>
+        <w:rPr>
+          <w:b/>
+          <w:bCs/>
+          <w:color w:val="1F4E79"/>
+        </w:rPr>
+        <w:t xml:space="preserve">ขั้นที่ 4  </w:t>
+      </w:r>
+      <w:r>
+        <w:rPr>
+          <w:b/>
+          <w:bCs/>
+        </w:rPr>
+        <w:t xml:space="preserve">เปิดหน้าเว็บจากเครื่องอื่นแล้วดูภาพสด</w:t>
+      </w:r>
+    </w:p>
+    <w:p>
+      <w:pPr>
+        <w:spacing w:after="130"/>
+      </w:pPr>
+      <w:r>
+        <w:t xml:space="preserve">เข้า http://&lt;IP กล้อง&gt;:64010 เข้าสู่ระบบ แล้วดูว่าโลโก้ขึ้น ภาพจากกล้องมา และชื่อกล้องตรงกับจุดติดตั้งจริง</w:t>
       </w:r>
     </w:p>
     <w:p>
@@ -3925,7 +4709,7 @@
       <w:r>
         <w:drawing>
           <wp:inline distT="0" distB="0" distL="0" distR="0">
-            <wp:extent cx="5905500" cy="3543300"/>
+            <wp:extent cx="4000500" cy="2600325"/>
             <wp:effectExtent t="0" r="0" b="0" l="0"/>
             <wp:docPr id="1" name="" descr="" title=""/>
             <wp:cNvGraphicFramePr>
@@ -3950,7 +4734,7 @@
                   <pic:spPr bwMode="auto">
                     <a:xfrm>
                       <a:off x="0" y="0"/>
-                      <a:ext cx="5905500" cy="3543300"/>
+                      <a:ext cx="4000500" cy="2600325"/>
                     </a:xfrm>
                     <a:prstGeom prst="rect">
                       <a:avLst/>
@@ -3976,29 +4760,7 @@
           <w:sz w:val="18"/>
           <w:szCs w:val="18"/>
         </w:rPr>
-        <w:t xml:space="preserve">ภาพที่ 11  แผงตั้งค่ากล้อง เปิดด้วยไอคอนรูปเฟืองที่แถบซ้าย</w:t>
-      </w:r>
-    </w:p>
-    <w:p>
-      <w:r>
-        <w:br w:type="page"/>
-      </w:r>
-    </w:p>
-    <w:p>
-      <w:pPr>
-        <w:pStyle w:val="Heading1"/>
-        <w:spacing w:after="170" w:before="380"/>
-      </w:pPr>
-      <w:r>
-        <w:t xml:space="preserve">10. ปัญหาที่เจอบ่อยและวิธีแก้</w:t>
-      </w:r>
-    </w:p>
-    <w:p>
-      <w:pPr>
-        <w:spacing w:after="130"/>
-      </w:pPr>
-      <w:r>
-        <w:t xml:space="preserve">รวมจากการติดตั้งหน้างานจริง เรียงตามความถี่ที่เจอ</w:t>
+        <w:t xml:space="preserve">ภาพที่ 11  หน้าเข้าสู่ระบบของโปรแกรมกล้อง</w:t>
       </w:r>
     </w:p>
     <w:p>
@@ -4009,7 +4771,7 @@
       <w:r>
         <w:drawing>
           <wp:inline distT="0" distB="0" distL="0" distR="0">
-            <wp:extent cx="5715000" cy="3476625"/>
+            <wp:extent cx="5905500" cy="3381375"/>
             <wp:effectExtent t="0" r="0" b="0" l="0"/>
             <wp:docPr id="1" name="" descr="" title=""/>
             <wp:cNvGraphicFramePr>
@@ -4034,6 +4796,160 @@
                   <pic:spPr bwMode="auto">
                     <a:xfrm>
                       <a:off x="0" y="0"/>
+                      <a:ext cx="5905500" cy="3381375"/>
+                    </a:xfrm>
+                    <a:prstGeom prst="rect">
+                      <a:avLst/>
+                    </a:prstGeom>
+                  </pic:spPr>
+                </pic:pic>
+              </a:graphicData>
+            </a:graphic>
+          </wp:inline>
+        </w:drawing>
+      </w:r>
+    </w:p>
+    <w:p>
+      <w:pPr>
+        <w:spacing w:after="220"/>
+        <w:jc w:val="center"/>
+      </w:pPr>
+      <w:r>
+        <w:rPr>
+          <w:i/>
+          <w:iCs/>
+          <w:color w:val="666666"/>
+          <w:sz w:val="18"/>
+          <w:szCs w:val="18"/>
+        </w:rPr>
+        <w:t xml:space="preserve">ภาพที่ 12  หน้าหลัก ด้านซ้ายเป็นภาพสด ด้านขวาเป็นภาพตอนที่อ่านเลขได้ล่าสุด ด้านล่างเป็นบันทึกการทำงาน</w:t>
+      </w:r>
+    </w:p>
+    <w:p>
+      <w:pPr>
+        <w:spacing w:after="130"/>
+      </w:pPr>
+      <w:r>
+        <w:t xml:space="preserve">ถ้าเพิ่งอัปเดตแล้วหน้าเว็บยังเป็นหน้าตาแบบเดิม ให้กด Ctrl+F5 หนึ่งครั้ง เบราว์เซอร์เก็บไฟล์หน้าเว็บเก่าไว้ในเครื่อง</w:t>
+      </w:r>
+    </w:p>
+    <w:p>
+      <w:pPr>
+        <w:spacing w:after="60" w:before="140"/>
+        <w:jc w:val="center"/>
+      </w:pPr>
+      <w:r>
+        <w:drawing>
+          <wp:inline distT="0" distB="0" distL="0" distR="0">
+            <wp:extent cx="5905500" cy="3543300"/>
+            <wp:effectExtent t="0" r="0" b="0" l="0"/>
+            <wp:docPr id="1" name="" descr="" title=""/>
+            <wp:cNvGraphicFramePr>
+              <a:graphicFrameLocks xmlns:a="http://schemas.openxmlformats.org/drawingml/2006/main" noChangeAspect="1"/>
+            </wp:cNvGraphicFramePr>
+            <a:graphic xmlns:a="http://schemas.openxmlformats.org/drawingml/2006/main">
+              <a:graphicData uri="http://schemas.openxmlformats.org/drawingml/2006/picture">
+                <pic:pic xmlns:pic="http://schemas.openxmlformats.org/drawingml/2006/picture">
+                  <pic:nvPicPr>
+                    <pic:cNvPr id="0" name="" descr=""/>
+                    <pic:cNvPicPr>
+                      <a:picLocks noChangeAspect="1" noChangeArrowheads="1"/>
+                    </pic:cNvPicPr>
+                  </pic:nvPicPr>
+                  <pic:blipFill>
+                    <a:blip r:embed="rId19" cstate="none"/>
+                    <a:srcRect/>
+                    <a:stretch>
+                      <a:fillRect/>
+                    </a:stretch>
+                  </pic:blipFill>
+                  <pic:spPr bwMode="auto">
+                    <a:xfrm>
+                      <a:off x="0" y="0"/>
+                      <a:ext cx="5905500" cy="3543300"/>
+                    </a:xfrm>
+                    <a:prstGeom prst="rect">
+                      <a:avLst/>
+                    </a:prstGeom>
+                  </pic:spPr>
+                </pic:pic>
+              </a:graphicData>
+            </a:graphic>
+          </wp:inline>
+        </w:drawing>
+      </w:r>
+    </w:p>
+    <w:p>
+      <w:pPr>
+        <w:spacing w:after="220"/>
+        <w:jc w:val="center"/>
+      </w:pPr>
+      <w:r>
+        <w:rPr>
+          <w:i/>
+          <w:iCs/>
+          <w:color w:val="666666"/>
+          <w:sz w:val="18"/>
+          <w:szCs w:val="18"/>
+        </w:rPr>
+        <w:t xml:space="preserve">ภาพที่ 13  แผงตั้งค่ากล้อง เปิดด้วยไอคอนรูปเฟืองที่แถบซ้าย</w:t>
+      </w:r>
+    </w:p>
+    <w:p>
+      <w:r>
+        <w:br w:type="page"/>
+      </w:r>
+    </w:p>
+    <w:p>
+      <w:pPr>
+        <w:pStyle w:val="Heading1"/>
+        <w:spacing w:after="170" w:before="380"/>
+      </w:pPr>
+      <w:r>
+        <w:t xml:space="preserve">11. ปัญหาที่เจอบ่อยและวิธีแก้</w:t>
+      </w:r>
+    </w:p>
+    <w:p>
+      <w:pPr>
+        <w:spacing w:after="130"/>
+      </w:pPr>
+      <w:r>
+        <w:t xml:space="preserve">รวมจากการติดตั้งหน้างานจริง เรียงตามความถี่ที่เจอ</w:t>
+      </w:r>
+    </w:p>
+    <w:p>
+      <w:pPr>
+        <w:spacing w:after="60" w:before="140"/>
+        <w:jc w:val="center"/>
+      </w:pPr>
+      <w:r>
+        <w:drawing>
+          <wp:inline distT="0" distB="0" distL="0" distR="0">
+            <wp:extent cx="5715000" cy="3476625"/>
+            <wp:effectExtent t="0" r="0" b="0" l="0"/>
+            <wp:docPr id="1" name="" descr="" title=""/>
+            <wp:cNvGraphicFramePr>
+              <a:graphicFrameLocks xmlns:a="http://schemas.openxmlformats.org/drawingml/2006/main" noChangeAspect="1"/>
+            </wp:cNvGraphicFramePr>
+            <a:graphic xmlns:a="http://schemas.openxmlformats.org/drawingml/2006/main">
+              <a:graphicData uri="http://schemas.openxmlformats.org/drawingml/2006/picture">
+                <pic:pic xmlns:pic="http://schemas.openxmlformats.org/drawingml/2006/picture">
+                  <pic:nvPicPr>
+                    <pic:cNvPr id="0" name="" descr=""/>
+                    <pic:cNvPicPr>
+                      <a:picLocks noChangeAspect="1" noChangeArrowheads="1"/>
+                    </pic:cNvPicPr>
+                  </pic:nvPicPr>
+                  <pic:blipFill>
+                    <a:blip r:embed="rId20" cstate="none"/>
+                    <a:srcRect/>
+                    <a:stretch>
+                      <a:fillRect/>
+                    </a:stretch>
+                  </pic:blipFill>
+                  <pic:spPr bwMode="auto">
+                    <a:xfrm>
+                      <a:off x="0" y="0"/>
                       <a:ext cx="5715000" cy="3476625"/>
                     </a:xfrm>
                     <a:prstGeom prst="rect">
@@ -4060,7 +4976,7 @@
           <w:sz w:val="18"/>
           <w:szCs w:val="18"/>
         </w:rPr>
-        <w:t xml:space="preserve">ภาพที่ 12  ตัวอย่างข้อความผิดพลาดสามแบบที่เจอบ่อยที่สุด</w:t>
+        <w:t xml:space="preserve">ภาพที่ 14  ตัวอย่างข้อความผิดพลาดสามแบบที่เจอบ่อยที่สุด</w:t>
       </w:r>
     </w:p>
     <w:p>
@@ -4117,7 +5033,7 @@
         <w:spacing w:after="130"/>
       </w:pPr>
       <w:r>
-        <w:t xml:space="preserve">ทดสอบแล้วได้ 000 ทั้งที่พอร์ตเปิด แปลว่าพอร์ตนั้นไม่ได้เปิดให้วงนี้ใช้ ให้กลับไปสแกนพอร์ตตามข้อ 3.2 แล้วลองพอร์ตอื่น กรณีที่ลองครบแล้วยังไม่ได้ ให้ตรวจว่าเครื่องอยู่วงไหนแล้วแจ้งฝ่ายไอทีให้เปิดสิทธิ์ให้วงนั้น</w:t>
+        <w:t xml:space="preserve">ทดสอบแล้วได้ 000 ทั้งที่พอร์ตเปิด แปลว่าพอร์ตนั้นไม่ได้เปิดให้วงนี้ใช้ ให้กลับไปสแกนพอร์ตตามข้อ 4.2 แล้วลองพอร์ตอื่น กรณีที่ลองครบแล้วยังไม่ได้ ให้ตรวจว่าเครื่องอยู่วงไหนแล้วแจ้งฝ่ายไอทีให้เปิดสิทธิ์ให้วงนั้น</w:t>
       </w:r>
     </w:p>
     <w:p>
@@ -4298,7 +5214,7 @@
         <w:spacing w:after="130"/>
       </w:pPr>
       <w:r>
-        <w:t xml:space="preserve">เจอกับเครื่องที่ลงโค้ดรุ่นก่อนวันที่ 6 สิงหาคม 2569 เพราะไฟล์บัญชีผู้ใช้กับไฟล์โลโก้ไม่ได้ติดมากับโค้ด แก้โดยอัปเดตเป็นรุ่นล่าสุดตามข้อ 3 แล้วเข้าด้วยบัญชี Admin รหัส Abc123**</w:t>
+        <w:t xml:space="preserve">เจอกับเครื่องที่ลงโค้ดรุ่นก่อนวันที่ 6 สิงหาคม 2569 เพราะไฟล์บัญชีผู้ใช้กับไฟล์โลโก้ไม่ได้ติดมากับโค้ด แก้โดยอัปเดตเป็นรุ่นล่าสุดตามข้อ 4 แล้วเข้าด้วยบัญชี Admin รหัส Abc123**</w:t>
       </w:r>
     </w:p>
     <w:p>
